--- a/Doc/perestoronin-alexey-it-resume.docx
+++ b/Doc/perestoronin-alexey-it-resume.docx
@@ -1,6 +1,6 @@
 
 <file path=word/document.xml><?xml version="1.0" encoding="utf-8"?>
-<w:document xmlns:o="urn:schemas-microsoft-com:office:office" xmlns:r="http://schemas.openxmlformats.org/officeDocument/2006/relationships" xmlns:v="urn:schemas-microsoft-com:vml" xmlns:w="http://schemas.openxmlformats.org/wordprocessingml/2006/main" xmlns:w10="urn:schemas-microsoft-com:office:word" xmlns:wp="http://schemas.openxmlformats.org/drawingml/2006/wordprocessingDrawing" xmlns:wps="http://schemas.microsoft.com/office/word/2010/wordprocessingShape" xmlns:wpg="http://schemas.microsoft.com/office/word/2010/wordprocessingGroup" xmlns:mc="http://schemas.openxmlformats.org/markup-compatibility/2006" xmlns:wp14="http://schemas.microsoft.com/office/word/2010/wordprocessingDrawing" xmlns:w14="http://schemas.microsoft.com/office/word/2010/wordml" xmlns:w15="http://schemas.microsoft.com/office/word/2012/wordml" mc:Ignorable="w14 wp14 w15">
+<w:document xmlns:o="urn:schemas-microsoft-com:office:office" xmlns:r="http://schemas.openxmlformats.org/officeDocument/2006/relationships" xmlns:v="urn:schemas-microsoft-com:vml" xmlns:w="http://schemas.openxmlformats.org/wordprocessingml/2006/main" xmlns:w10="urn:schemas-microsoft-com:office:word" xmlns:wp="http://schemas.openxmlformats.org/drawingml/2006/wordprocessingDrawing" xmlns:pic="http://schemas.openxmlformats.org/drawingml/2006/picture" xmlns:wps="http://schemas.microsoft.com/office/word/2010/wordprocessingShape" xmlns:wpg="http://schemas.microsoft.com/office/word/2010/wordprocessingGroup" xmlns:mc="http://schemas.openxmlformats.org/markup-compatibility/2006" xmlns:wp14="http://schemas.microsoft.com/office/word/2010/wordprocessingDrawing" xmlns:w14="http://schemas.microsoft.com/office/word/2010/wordml" xmlns:w15="http://schemas.microsoft.com/office/word/2012/wordml" mc:Ignorable="w14 wp14 w15">
   <w:body>
     <w:p>
       <w:pPr>
@@ -24,7 +24,7 @@
       <w:pPr>
         <w:pStyle w:val="Normal"/>
         <w:bidi w:val="0"/>
-        <w:jc w:val="left"/>
+        <w:jc w:val="start"/>
         <w:rPr>
           <w:lang w:val="ru-RU"/>
         </w:rPr>
@@ -39,7 +39,7 @@
       <w:pPr>
         <w:pStyle w:val="Normal"/>
         <w:bidi w:val="0"/>
-        <w:jc w:val="left"/>
+        <w:jc w:val="start"/>
         <w:rPr>
           <w:b/>
           <w:bCs/>
@@ -62,7 +62,7 @@
       <w:pPr>
         <w:pStyle w:val="Normal"/>
         <w:bidi w:val="0"/>
-        <w:jc w:val="left"/>
+        <w:jc w:val="start"/>
         <w:rPr>
           <w:b/>
           <w:bCs/>
@@ -85,7 +85,7 @@
       <w:pPr>
         <w:pStyle w:val="Normal"/>
         <w:bidi w:val="0"/>
-        <w:jc w:val="left"/>
+        <w:jc w:val="start"/>
         <w:rPr>
           <w:b/>
           <w:bCs/>
@@ -108,7 +108,7 @@
       <w:pPr>
         <w:pStyle w:val="Normal"/>
         <w:bidi w:val="0"/>
-        <w:jc w:val="left"/>
+        <w:jc w:val="start"/>
         <w:rPr>
           <w:b/>
           <w:bCs/>
@@ -131,7 +131,7 @@
       <w:pPr>
         <w:pStyle w:val="Normal"/>
         <w:bidi w:val="0"/>
-        <w:jc w:val="left"/>
+        <w:jc w:val="start"/>
         <w:rPr>
           <w:b/>
           <w:bCs/>
@@ -154,7 +154,7 @@
       <w:pPr>
         <w:pStyle w:val="Normal"/>
         <w:bidi w:val="0"/>
-        <w:jc w:val="left"/>
+        <w:jc w:val="start"/>
         <w:rPr>
           <w:b/>
           <w:bCs/>
@@ -177,7 +177,7 @@
       <w:pPr>
         <w:pStyle w:val="Normal"/>
         <w:bidi w:val="0"/>
-        <w:jc w:val="left"/>
+        <w:jc w:val="start"/>
         <w:rPr>
           <w:b/>
           <w:bCs/>
@@ -200,7 +200,7 @@
       <w:pPr>
         <w:pStyle w:val="Normal"/>
         <w:bidi w:val="0"/>
-        <w:jc w:val="left"/>
+        <w:jc w:val="start"/>
         <w:rPr>
           <w:b/>
           <w:bCs/>
@@ -223,7 +223,7 @@
       <w:pPr>
         <w:pStyle w:val="Normal"/>
         <w:bidi w:val="0"/>
-        <w:jc w:val="left"/>
+        <w:jc w:val="start"/>
         <w:rPr>
           <w:b/>
           <w:bCs/>
@@ -246,7 +246,7 @@
       <w:pPr>
         <w:pStyle w:val="Normal"/>
         <w:bidi w:val="0"/>
-        <w:jc w:val="left"/>
+        <w:jc w:val="start"/>
         <w:rPr>
           <w:b/>
           <w:bCs/>
@@ -269,7 +269,7 @@
       <w:pPr>
         <w:pStyle w:val="Normal"/>
         <w:bidi w:val="0"/>
-        <w:jc w:val="left"/>
+        <w:jc w:val="start"/>
         <w:rPr>
           <w:b/>
           <w:bCs/>
@@ -292,7 +292,7 @@
       <w:pPr>
         <w:pStyle w:val="Normal"/>
         <w:bidi w:val="0"/>
-        <w:jc w:val="left"/>
+        <w:jc w:val="start"/>
         <w:rPr>
           <w:b/>
           <w:bCs/>
@@ -315,7 +315,7 @@
       <w:pPr>
         <w:pStyle w:val="Normal"/>
         <w:bidi w:val="0"/>
-        <w:jc w:val="left"/>
+        <w:jc w:val="start"/>
         <w:rPr>
           <w:b/>
           <w:bCs/>
@@ -338,7 +338,7 @@
       <w:pPr>
         <w:pStyle w:val="Normal"/>
         <w:bidi w:val="0"/>
-        <w:jc w:val="left"/>
+        <w:jc w:val="start"/>
         <w:rPr>
           <w:b/>
           <w:bCs/>
@@ -361,7 +361,7 @@
       <w:pPr>
         <w:pStyle w:val="Normal"/>
         <w:bidi w:val="0"/>
-        <w:jc w:val="left"/>
+        <w:jc w:val="start"/>
         <w:rPr>
           <w:b/>
           <w:bCs/>
@@ -384,7 +384,7 @@
       <w:pPr>
         <w:pStyle w:val="Normal"/>
         <w:bidi w:val="0"/>
-        <w:jc w:val="left"/>
+        <w:jc w:val="start"/>
         <w:rPr>
           <w:b/>
           <w:bCs/>
@@ -407,7 +407,7 @@
       <w:pPr>
         <w:pStyle w:val="Normal"/>
         <w:bidi w:val="0"/>
-        <w:jc w:val="left"/>
+        <w:jc w:val="start"/>
         <w:rPr>
           <w:b/>
           <w:bCs/>
@@ -430,7 +430,7 @@
       <w:pPr>
         <w:pStyle w:val="Normal"/>
         <w:bidi w:val="0"/>
-        <w:jc w:val="left"/>
+        <w:jc w:val="start"/>
         <w:rPr>
           <w:b/>
           <w:bCs/>
@@ -453,7 +453,7 @@
       <w:pPr>
         <w:pStyle w:val="Normal"/>
         <w:bidi w:val="0"/>
-        <w:jc w:val="left"/>
+        <w:jc w:val="start"/>
         <w:rPr>
           <w:b/>
           <w:bCs/>
@@ -476,7 +476,7 @@
       <w:pPr>
         <w:pStyle w:val="Normal"/>
         <w:bidi w:val="0"/>
-        <w:jc w:val="left"/>
+        <w:jc w:val="start"/>
         <w:rPr>
           <w:b/>
           <w:bCs/>
@@ -499,7 +499,7 @@
       <w:pPr>
         <w:pStyle w:val="Normal"/>
         <w:bidi w:val="0"/>
-        <w:jc w:val="left"/>
+        <w:jc w:val="start"/>
         <w:rPr>
           <w:b/>
           <w:bCs/>
@@ -522,7 +522,7 @@
       <w:pPr>
         <w:pStyle w:val="Normal"/>
         <w:bidi w:val="0"/>
-        <w:jc w:val="left"/>
+        <w:jc w:val="start"/>
         <w:rPr>
           <w:b/>
           <w:bCs/>
@@ -545,7 +545,7 @@
       <w:pPr>
         <w:pStyle w:val="Normal"/>
         <w:bidi w:val="0"/>
-        <w:jc w:val="left"/>
+        <w:jc w:val="start"/>
         <w:rPr>
           <w:b/>
           <w:bCs/>
@@ -568,7 +568,7 @@
       <w:pPr>
         <w:pStyle w:val="Normal"/>
         <w:bidi w:val="0"/>
-        <w:jc w:val="left"/>
+        <w:jc w:val="start"/>
         <w:rPr>
           <w:b/>
           <w:bCs/>
@@ -591,7 +591,7 @@
       <w:pPr>
         <w:pStyle w:val="Normal"/>
         <w:bidi w:val="0"/>
-        <w:jc w:val="left"/>
+        <w:jc w:val="start"/>
         <w:rPr>
           <w:b/>
           <w:bCs/>
@@ -614,7 +614,7 @@
       <w:pPr>
         <w:pStyle w:val="Normal"/>
         <w:bidi w:val="0"/>
-        <w:jc w:val="left"/>
+        <w:jc w:val="start"/>
         <w:rPr>
           <w:b/>
           <w:bCs/>
@@ -637,7 +637,7 @@
       <w:pPr>
         <w:pStyle w:val="Normal"/>
         <w:bidi w:val="0"/>
-        <w:jc w:val="right"/>
+        <w:jc w:val="end"/>
         <w:rPr>
           <w:b/>
           <w:bCs/>
@@ -663,7 +663,7 @@
       <w:pPr>
         <w:pStyle w:val="Normal"/>
         <w:bidi w:val="0"/>
-        <w:jc w:val="right"/>
+        <w:jc w:val="end"/>
         <w:rPr>
           <w:b/>
           <w:bCs/>
@@ -689,7 +689,7 @@
       <w:pPr>
         <w:pStyle w:val="Normal"/>
         <w:bidi w:val="0"/>
-        <w:jc w:val="right"/>
+        <w:jc w:val="end"/>
         <w:rPr>
           <w:color w:val="FFFFFF"/>
           <w:lang w:val="ru-RU"/>
@@ -730,7 +730,7 @@
           <w:pPr>
             <w:pStyle w:val="TOCHeading"/>
             <w:bidi w:val="0"/>
-            <w:jc w:val="left"/>
+            <w:jc w:val="start"/>
             <w:rPr/>
           </w:pPr>
           <w:r>
@@ -749,7 +749,7 @@
               <w:tab w:val="right" w:pos="10050" w:leader="dot"/>
             </w:tabs>
             <w:bidi w:val="0"/>
-            <w:jc w:val="left"/>
+            <w:jc w:val="start"/>
             <w:rPr/>
           </w:pPr>
           <w:r>
@@ -757,20 +757,20 @@
           </w:r>
           <w:r>
             <w:rPr>
-              <w:rStyle w:val="IndexLink"/>
+              <w:rStyle w:val="Style14"/>
             </w:rPr>
             <w:instrText xml:space="preserve"> TOC \f \o "1-3" \h</w:instrText>
           </w:r>
           <w:r>
             <w:rPr>
-              <w:rStyle w:val="IndexLink"/>
+              <w:rStyle w:val="Style14"/>
             </w:rPr>
             <w:fldChar w:fldCharType="separate"/>
           </w:r>
           <w:hyperlink w:anchor="__RefHeading___Toc29150_1385125433">
             <w:r>
               <w:rPr>
-                <w:rStyle w:val="IndexLink"/>
+                <w:rStyle w:val="Style14"/>
               </w:rPr>
               <w:t>ПРЕВЬЮ</w:t>
               <w:tab/>
@@ -786,13 +786,13 @@
               <w:tab w:val="right" w:pos="10050" w:leader="dot"/>
             </w:tabs>
             <w:bidi w:val="0"/>
-            <w:jc w:val="left"/>
+            <w:jc w:val="start"/>
             <w:rPr/>
           </w:pPr>
           <w:hyperlink w:anchor="__RefHeading___Toc29152_1385125433">
             <w:r>
               <w:rPr>
-                <w:rStyle w:val="IndexLink"/>
+                <w:rStyle w:val="Style14"/>
               </w:rPr>
               <w:t>Профессиональный опыт</w:t>
               <w:tab/>
@@ -808,13 +808,13 @@
               <w:tab w:val="right" w:pos="10050" w:leader="dot"/>
             </w:tabs>
             <w:bidi w:val="0"/>
-            <w:jc w:val="left"/>
+            <w:jc w:val="start"/>
             <w:rPr/>
           </w:pPr>
           <w:hyperlink w:anchor="__RefHeading___Toc29154_1385125433">
             <w:r>
               <w:rPr>
-                <w:rStyle w:val="IndexLink"/>
+                <w:rStyle w:val="Style14"/>
               </w:rPr>
               <w:t>МойОфис</w:t>
               <w:tab/>
@@ -830,13 +830,13 @@
               <w:tab w:val="right" w:pos="10050" w:leader="dot"/>
             </w:tabs>
             <w:bidi w:val="0"/>
-            <w:jc w:val="left"/>
+            <w:jc w:val="start"/>
             <w:rPr/>
           </w:pPr>
           <w:hyperlink w:anchor="__RefHeading___Toc29156_1385125433">
             <w:r>
               <w:rPr>
-                <w:rStyle w:val="IndexLink"/>
+                <w:rStyle w:val="Style14"/>
               </w:rPr>
               <w:t>Проект №1 – «Core»</w:t>
               <w:tab/>
@@ -852,13 +852,13 @@
               <w:tab w:val="right" w:pos="10050" w:leader="dot"/>
             </w:tabs>
             <w:bidi w:val="0"/>
-            <w:jc w:val="left"/>
+            <w:jc w:val="start"/>
             <w:rPr/>
           </w:pPr>
           <w:hyperlink w:anchor="__RefHeading___Toc29158_1385125433">
             <w:r>
               <w:rPr>
-                <w:rStyle w:val="IndexLink"/>
+                <w:rStyle w:val="Style14"/>
               </w:rPr>
               <w:t>Проект №2 – «Core Test Framework»</w:t>
               <w:tab/>
@@ -874,13 +874,13 @@
               <w:tab w:val="right" w:pos="10050" w:leader="dot"/>
             </w:tabs>
             <w:bidi w:val="0"/>
-            <w:jc w:val="left"/>
+            <w:jc w:val="start"/>
             <w:rPr/>
           </w:pPr>
           <w:hyperlink w:anchor="__RefHeading___Toc29160_1385125433">
             <w:r>
               <w:rPr>
-                <w:rStyle w:val="IndexLink"/>
+                <w:rStyle w:val="Style14"/>
               </w:rPr>
               <w:t>Достижения</w:t>
               <w:tab/>
@@ -896,13 +896,13 @@
               <w:tab w:val="right" w:pos="10050" w:leader="dot"/>
             </w:tabs>
             <w:bidi w:val="0"/>
-            <w:jc w:val="left"/>
+            <w:jc w:val="start"/>
             <w:rPr/>
           </w:pPr>
           <w:hyperlink w:anchor="__RefHeading___Toc29162_1385125433">
             <w:r>
               <w:rPr>
-                <w:rStyle w:val="IndexLink"/>
+                <w:rStyle w:val="Style14"/>
               </w:rPr>
               <w:t>Align Technology</w:t>
               <w:tab/>
@@ -918,13 +918,13 @@
               <w:tab w:val="right" w:pos="10050" w:leader="dot"/>
             </w:tabs>
             <w:bidi w:val="0"/>
-            <w:jc w:val="left"/>
+            <w:jc w:val="start"/>
             <w:rPr/>
           </w:pPr>
           <w:hyperlink w:anchor="__RefHeading___Toc29164_1385125433">
             <w:r>
               <w:rPr>
-                <w:rStyle w:val="IndexLink"/>
+                <w:rStyle w:val="Style14"/>
               </w:rPr>
               <w:t>«Interproximal Spacing Resolution (IPSR)»</w:t>
               <w:tab/>
@@ -940,13 +940,13 @@
               <w:tab w:val="right" w:pos="10050" w:leader="dot"/>
             </w:tabs>
             <w:bidi w:val="0"/>
-            <w:jc w:val="left"/>
+            <w:jc w:val="start"/>
             <w:rPr/>
           </w:pPr>
           <w:hyperlink w:anchor="__RefHeading___Toc29166_1385125433">
             <w:r>
               <w:rPr>
-                <w:rStyle w:val="IndexLink"/>
+                <w:rStyle w:val="Style14"/>
               </w:rPr>
               <w:t>Достижения</w:t>
               <w:tab/>
@@ -962,13 +962,13 @@
               <w:tab w:val="right" w:pos="10050" w:leader="dot"/>
             </w:tabs>
             <w:bidi w:val="0"/>
-            <w:jc w:val="left"/>
+            <w:jc w:val="start"/>
             <w:rPr/>
           </w:pPr>
           <w:hyperlink w:anchor="__RefHeading___Toc44706_1385125433">
             <w:r>
               <w:rPr>
-                <w:rStyle w:val="IndexLink"/>
+                <w:rStyle w:val="Style14"/>
               </w:rPr>
               <w:t>Acronis Infoprotect</w:t>
               <w:tab/>
@@ -984,13 +984,13 @@
               <w:tab w:val="right" w:pos="10050" w:leader="dot"/>
             </w:tabs>
             <w:bidi w:val="0"/>
-            <w:jc w:val="left"/>
+            <w:jc w:val="start"/>
             <w:rPr/>
           </w:pPr>
           <w:hyperlink w:anchor="__RefHeading___Toc44708_1385125433">
             <w:r>
               <w:rPr>
-                <w:rStyle w:val="IndexLink"/>
+                <w:rStyle w:val="Style14"/>
               </w:rPr>
               <w:t>«Tapes»</w:t>
               <w:tab/>
@@ -1006,13 +1006,13 @@
               <w:tab w:val="right" w:pos="10050" w:leader="dot"/>
             </w:tabs>
             <w:bidi w:val="0"/>
-            <w:jc w:val="left"/>
+            <w:jc w:val="start"/>
             <w:rPr/>
           </w:pPr>
           <w:hyperlink w:anchor="__RefHeading___Toc44710_1385125433">
             <w:r>
               <w:rPr>
-                <w:rStyle w:val="IndexLink"/>
+                <w:rStyle w:val="Style14"/>
               </w:rPr>
               <w:t>Достижения</w:t>
               <w:tab/>
@@ -1028,13 +1028,13 @@
               <w:tab w:val="right" w:pos="10050" w:leader="dot"/>
             </w:tabs>
             <w:bidi w:val="0"/>
-            <w:jc w:val="left"/>
+            <w:jc w:val="start"/>
             <w:rPr/>
           </w:pPr>
           <w:hyperlink w:anchor="__RefHeading___Toc44712_1385125433">
             <w:r>
               <w:rPr>
-                <w:rStyle w:val="IndexLink"/>
+                <w:rStyle w:val="Style14"/>
               </w:rPr>
               <w:t>BIFIT</w:t>
               <w:tab/>
@@ -1050,13 +1050,13 @@
               <w:tab w:val="right" w:pos="10050" w:leader="dot"/>
             </w:tabs>
             <w:bidi w:val="0"/>
-            <w:jc w:val="left"/>
+            <w:jc w:val="start"/>
             <w:rPr/>
           </w:pPr>
           <w:hyperlink w:anchor="__RefHeading___Toc44714_1385125433">
             <w:r>
               <w:rPr>
-                <w:rStyle w:val="IndexLink"/>
+                <w:rStyle w:val="Style14"/>
               </w:rPr>
               <w:t>«BIFIT Signer»</w:t>
               <w:tab/>
@@ -1072,13 +1072,13 @@
               <w:tab w:val="right" w:pos="10050" w:leader="dot"/>
             </w:tabs>
             <w:bidi w:val="0"/>
-            <w:jc w:val="left"/>
+            <w:jc w:val="start"/>
             <w:rPr/>
           </w:pPr>
           <w:hyperlink w:anchor="__RefHeading___Toc44716_1385125433">
             <w:r>
               <w:rPr>
-                <w:rStyle w:val="IndexLink"/>
+                <w:rStyle w:val="Style14"/>
               </w:rPr>
               <w:t>Достижения</w:t>
               <w:tab/>
@@ -1094,13 +1094,13 @@
               <w:tab w:val="right" w:pos="10050" w:leader="dot"/>
             </w:tabs>
             <w:bidi w:val="0"/>
-            <w:jc w:val="left"/>
+            <w:jc w:val="start"/>
             <w:rPr/>
           </w:pPr>
           <w:hyperlink w:anchor="__RefHeading___Toc44718_1385125433">
             <w:r>
               <w:rPr>
-                <w:rStyle w:val="IndexLink"/>
+                <w:rStyle w:val="Style14"/>
               </w:rPr>
               <w:t>Российская Акадмия Наук</w:t>
               <w:tab/>
@@ -1116,13 +1116,13 @@
               <w:tab w:val="right" w:pos="10050" w:leader="dot"/>
             </w:tabs>
             <w:bidi w:val="0"/>
-            <w:jc w:val="left"/>
+            <w:jc w:val="start"/>
             <w:rPr/>
           </w:pPr>
           <w:hyperlink w:anchor="__RefHeading___Toc53994_1385125433">
             <w:r>
               <w:rPr>
-                <w:rStyle w:val="IndexLink"/>
+                <w:rStyle w:val="Style14"/>
               </w:rPr>
               <w:t>«Суперкомпьютерный центр (СКЦ)»</w:t>
               <w:tab/>
@@ -1138,13 +1138,13 @@
               <w:tab w:val="right" w:pos="10050" w:leader="dot"/>
             </w:tabs>
             <w:bidi w:val="0"/>
-            <w:jc w:val="left"/>
+            <w:jc w:val="start"/>
             <w:rPr/>
           </w:pPr>
           <w:hyperlink w:anchor="__RefHeading___Toc53996_1385125433">
             <w:r>
               <w:rPr>
-                <w:rStyle w:val="IndexLink"/>
+                <w:rStyle w:val="Style14"/>
               </w:rPr>
               <w:t>Достижения</w:t>
               <w:tab/>
@@ -1153,7 +1153,7 @@
           </w:hyperlink>
           <w:r>
             <w:rPr>
-              <w:rStyle w:val="IndexLink"/>
+              <w:rStyle w:val="Style14"/>
             </w:rPr>
             <w:fldChar w:fldCharType="end"/>
           </w:r>
@@ -1164,24 +1164,18 @@
       <w:pPr>
         <w:pStyle w:val="BodyText"/>
         <w:bidi w:val="0"/>
+        <w:rPr/>
+      </w:pPr>
+      <w:r>
+        <w:rPr/>
+      </w:r>
+    </w:p>
+    <w:p>
+      <w:pPr>
+        <w:pStyle w:val="BodyText"/>
+        <w:bidi w:val="0"/>
         <w:spacing w:lineRule="auto" w:line="240" w:before="0" w:after="140"/>
         <w:jc w:val="both"/>
-        <w:rPr>
-          <w:sz w:val="24"/>
-        </w:rPr>
-      </w:pPr>
-      <w:r>
-        <w:rPr>
-          <w:sz w:val="24"/>
-        </w:rPr>
-      </w:r>
-    </w:p>
-    <w:p>
-      <w:pPr>
-        <w:pStyle w:val="BodyText"/>
-        <w:bidi w:val="0"/>
-        <w:spacing w:lineRule="auto" w:line="240" w:before="0" w:after="140"/>
-        <w:jc w:val="both"/>
         <w:rPr/>
       </w:pPr>
       <w:r>
@@ -1195,8 +1189,8 @@
       <w:pPr>
         <w:pStyle w:val="Heading1"/>
         <w:bidi w:val="0"/>
-        <w:ind w:hanging="0" w:left="0"/>
-        <w:jc w:val="left"/>
+        <w:ind w:hanging="0" w:start="0"/>
+        <w:jc w:val="start"/>
         <w:rPr>
           <w:lang w:val="ru-RU"/>
         </w:rPr>
@@ -1214,7 +1208,7 @@
       <w:pPr>
         <w:pStyle w:val="Normal"/>
         <w:bidi w:val="0"/>
-        <w:jc w:val="left"/>
+        <w:jc w:val="start"/>
         <w:rPr>
           <w:sz w:val="28"/>
           <w:szCs w:val="28"/>
@@ -1234,32 +1228,29 @@
       <w:pPr>
         <w:pStyle w:val="Normal"/>
         <w:bidi w:val="0"/>
-        <w:jc w:val="left"/>
-        <w:rPr>
-          <w:lang w:val="ru-RU"/>
-        </w:rPr>
-      </w:pPr>
-      <w:r>
-        <w:rPr>
-          <w:lang w:val="ru-RU"/>
-        </w:rPr>
-        <w:t>Интроверт, метериалист, стоик, педант, умеренный перфекционист.</w:t>
-      </w:r>
-    </w:p>
-    <w:p>
-      <w:pPr>
-        <w:pStyle w:val="Normal"/>
-        <w:bidi w:val="0"/>
-        <w:jc w:val="left"/>
-        <w:rPr>
-          <w:lang w:val="ru-RU"/>
-        </w:rPr>
-      </w:pPr>
-      <w:r>
-        <w:rPr>
-          <w:lang w:val="ru-RU"/>
-        </w:rPr>
-        <w:t>Более детально мой профессионально-личностный профиль вы можете посмотреть в online-версии резюме (</w:t>
+        <w:rPr>
+          <w:lang w:val="ru-RU"/>
+        </w:rPr>
+      </w:pPr>
+      <w:r>
+        <w:rPr>
+          <w:lang w:val="ru-RU"/>
+        </w:rPr>
+        <w:t xml:space="preserve">Более детально мой профессионально-личностный профиль вы можете посмотреть в </w:t>
+      </w:r>
+      <w:r>
+        <w:rPr>
+          <w:lang w:val="en-US"/>
+        </w:rPr>
+        <w:t>o</w:t>
+      </w:r>
+      <w:r>
+        <w:rPr>
+          <w:lang w:val="ru-RU"/>
+        </w:rPr>
+        <w:t>nline</w:t>
+        <w:noBreakHyphen/>
+        <w:t>версии резюме (</w:t>
       </w:r>
       <w:hyperlink r:id="rId2">
         <w:r>
@@ -1281,7 +1272,7 @@
       <w:pPr>
         <w:pStyle w:val="Normal"/>
         <w:bidi w:val="0"/>
-        <w:jc w:val="left"/>
+        <w:jc w:val="start"/>
         <w:rPr>
           <w:lang w:val="ru-RU"/>
         </w:rPr>
@@ -1291,7 +1282,7 @@
           <w:lang w:val="ru-RU"/>
         </w:rPr>
         <w:drawing>
-          <wp:anchor behindDoc="0" distT="0" distB="0" distL="0" distR="0" simplePos="0" locked="0" layoutInCell="0" allowOverlap="1" relativeHeight="10">
+          <wp:anchor distT="0" distB="0" distL="0" distR="0" simplePos="0" relativeHeight="10" behindDoc="0" locked="0" layoutInCell="0" allowOverlap="1">
             <wp:simplePos x="0" y="0"/>
             <wp:positionH relativeFrom="column">
               <wp:posOffset>-22225</wp:posOffset>
@@ -1302,7 +1293,7 @@
             <wp:extent cx="1277620" cy="1277620"/>
             <wp:effectExtent l="0" t="0" r="0" b="0"/>
             <wp:wrapSquare wrapText="left"/>
-            <wp:docPr id="1" name="Image8" descr=""/>
+            <wp:docPr id="1" name="Image8"/>
             <wp:cNvGraphicFramePr>
               <a:graphicFrameLocks xmlns:a="http://schemas.openxmlformats.org/drawingml/2006/main" noChangeAspect="1"/>
             </wp:cNvGraphicFramePr>
@@ -1310,7 +1301,7 @@
               <a:graphicData uri="http://schemas.openxmlformats.org/drawingml/2006/picture">
                 <pic:pic xmlns:pic="http://schemas.openxmlformats.org/drawingml/2006/picture">
                   <pic:nvPicPr>
-                    <pic:cNvPr id="1" name="Image8" descr=""/>
+                    <pic:cNvPr id="1" name="Image8"/>
                     <pic:cNvPicPr>
                       <a:picLocks noChangeAspect="1" noChangeArrowheads="1"/>
                     </pic:cNvPicPr>
@@ -1329,6 +1320,7 @@
                     <a:prstGeom prst="rect">
                       <a:avLst/>
                     </a:prstGeom>
+                    <a:noFill/>
                   </pic:spPr>
                 </pic:pic>
               </a:graphicData>
@@ -1341,7 +1333,7 @@
       <w:pPr>
         <w:pStyle w:val="Normal"/>
         <w:bidi w:val="0"/>
-        <w:jc w:val="left"/>
+        <w:jc w:val="start"/>
         <w:rPr>
           <w:lang w:val="ru-RU"/>
         </w:rPr>
@@ -1356,7 +1348,7 @@
       <w:pPr>
         <w:pStyle w:val="Normal"/>
         <w:bidi w:val="0"/>
-        <w:jc w:val="left"/>
+        <w:jc w:val="start"/>
         <w:rPr>
           <w:b/>
           <w:bCs/>
@@ -1380,7 +1372,7 @@
           <w:numId w:val="2"/>
         </w:numPr>
         <w:bidi w:val="0"/>
-        <w:jc w:val="left"/>
+        <w:jc w:val="start"/>
         <w:rPr>
           <w:lang w:val="ru-RU"/>
         </w:rPr>
@@ -1413,7 +1405,7 @@
           <w:numId w:val="2"/>
         </w:numPr>
         <w:bidi w:val="0"/>
-        <w:jc w:val="left"/>
+        <w:jc w:val="start"/>
         <w:rPr>
           <w:lang w:val="ru-RU"/>
         </w:rPr>
@@ -1433,7 +1425,7 @@
           <w:numId w:val="2"/>
         </w:numPr>
         <w:bidi w:val="0"/>
-        <w:jc w:val="left"/>
+        <w:jc w:val="start"/>
         <w:rPr>
           <w:lang w:val="ru-RU"/>
         </w:rPr>
@@ -1449,7 +1441,7 @@
       <w:pPr>
         <w:pStyle w:val="Normal"/>
         <w:bidi w:val="0"/>
-        <w:jc w:val="left"/>
+        <w:jc w:val="start"/>
         <w:rPr>
           <w:lang w:val="ru-RU"/>
         </w:rPr>
@@ -1464,7 +1456,7 @@
       <w:pPr>
         <w:pStyle w:val="Normal"/>
         <w:bidi w:val="0"/>
-        <w:jc w:val="left"/>
+        <w:jc w:val="start"/>
         <w:rPr>
           <w:b/>
           <w:bCs/>
@@ -1488,16 +1480,28 @@
           <w:numId w:val="3"/>
         </w:numPr>
         <w:bidi w:val="0"/>
-        <w:jc w:val="left"/>
-        <w:rPr>
-          <w:lang w:val="ru-RU"/>
-        </w:rPr>
-      </w:pPr>
-      <w:r>
-        <w:rPr>
-          <w:lang w:val="ru-RU"/>
-        </w:rPr>
-        <w:t>Архитектура ПО.</w:t>
+        <w:jc w:val="start"/>
+        <w:rPr>
+          <w:lang w:val="ru-RU"/>
+        </w:rPr>
+      </w:pPr>
+      <w:r>
+        <w:rPr>
+          <w:lang w:val="ru-RU"/>
+        </w:rPr>
+        <w:t xml:space="preserve">Языки программирования: </w:t>
+      </w:r>
+      <w:r>
+        <w:rPr>
+          <w:lang w:val="en-US"/>
+        </w:rPr>
+        <w:t>C</w:t>
+      </w:r>
+      <w:r>
+        <w:rPr>
+          <w:lang w:val="ru-RU"/>
+        </w:rPr>
+        <w:t>++, Rust, Python, Go, JavaScript.</w:t>
       </w:r>
     </w:p>
     <w:p>
@@ -1508,16 +1512,22 @@
           <w:numId w:val="3"/>
         </w:numPr>
         <w:bidi w:val="0"/>
-        <w:jc w:val="left"/>
-        <w:rPr>
-          <w:lang w:val="ru-RU"/>
-        </w:rPr>
-      </w:pPr>
-      <w:r>
-        <w:rPr>
-          <w:lang w:val="ru-RU"/>
-        </w:rPr>
-        <w:t>Языки программирования: C++, Rust, Python, Go, JavaScript.</w:t>
+        <w:jc w:val="start"/>
+        <w:rPr>
+          <w:lang w:val="ru-RU"/>
+        </w:rPr>
+      </w:pPr>
+      <w:r>
+        <w:rPr>
+          <w:lang w:val="ru-RU"/>
+        </w:rPr>
+        <w:t xml:space="preserve">Архитектура ПО: </w:t>
+      </w:r>
+      <w:r>
+        <w:rPr>
+          <w:lang w:val="en-US"/>
+        </w:rPr>
+        <w:t>micro-kernel, modules.</w:t>
       </w:r>
     </w:p>
     <w:p>
@@ -1528,7 +1538,7 @@
           <w:numId w:val="3"/>
         </w:numPr>
         <w:bidi w:val="0"/>
-        <w:jc w:val="left"/>
+        <w:jc w:val="start"/>
         <w:rPr>
           <w:lang w:val="ru-RU"/>
         </w:rPr>
@@ -1548,7 +1558,7 @@
           <w:numId w:val="3"/>
         </w:numPr>
         <w:bidi w:val="0"/>
-        <w:jc w:val="left"/>
+        <w:jc w:val="start"/>
         <w:rPr>
           <w:lang w:val="ru-RU"/>
         </w:rPr>
@@ -1568,143 +1578,166 @@
           <w:numId w:val="3"/>
         </w:numPr>
         <w:bidi w:val="0"/>
-        <w:jc w:val="left"/>
-        <w:rPr>
-          <w:lang w:val="ru-RU"/>
-        </w:rPr>
-      </w:pPr>
-      <w:r>
-        <w:rPr>
-          <w:lang w:val="ru-RU"/>
-        </w:rPr>
-        <w:t>Управление командой разработки.</w:t>
+        <w:jc w:val="start"/>
+        <w:rPr>
+          <w:lang w:val="ru-RU"/>
+        </w:rPr>
+      </w:pPr>
+      <w:r>
+        <w:rPr>
+          <w:lang w:val="ru-RU"/>
+        </w:rPr>
+        <w:t>Управление командой.</w:t>
       </w:r>
     </w:p>
     <w:p>
       <w:pPr>
         <w:pStyle w:val="Normal"/>
-        <w:numPr>
-          <w:ilvl w:val="0"/>
-          <w:numId w:val="3"/>
-        </w:numPr>
-        <w:bidi w:val="0"/>
-        <w:jc w:val="left"/>
-        <w:rPr>
-          <w:lang w:val="ru-RU"/>
-        </w:rPr>
-      </w:pPr>
-      <w:r>
-        <w:rPr>
-          <w:lang w:val="ru-RU"/>
-        </w:rPr>
-        <w:t>Архитектор ПО.</w:t>
+        <w:bidi w:val="0"/>
+        <w:jc w:val="start"/>
+        <w:rPr>
+          <w:lang w:val="ru-RU"/>
+        </w:rPr>
+      </w:pPr>
+      <w:r>
+        <w:rPr>
+          <w:lang w:val="ru-RU"/>
+        </w:rPr>
       </w:r>
     </w:p>
     <w:p>
       <w:pPr>
         <w:pStyle w:val="Normal"/>
         <w:bidi w:val="0"/>
-        <w:jc w:val="left"/>
-        <w:rPr>
-          <w:lang w:val="ru-RU"/>
-        </w:rPr>
-      </w:pPr>
-      <w:r>
-        <w:rPr>
-          <w:lang w:val="ru-RU"/>
-        </w:rPr>
+        <w:jc w:val="start"/>
+        <w:rPr>
+          <w:b/>
+          <w:bCs/>
+          <w:lang w:val="ru-RU"/>
+        </w:rPr>
+      </w:pPr>
+      <w:r>
+        <w:rPr>
+          <w:b/>
+          <w:bCs/>
+          <w:lang w:val="ru-RU"/>
+        </w:rPr>
+        <w:t>Образование</w:t>
       </w:r>
     </w:p>
     <w:p>
       <w:pPr>
         <w:pStyle w:val="Normal"/>
         <w:bidi w:val="0"/>
-        <w:jc w:val="left"/>
-        <w:rPr>
-          <w:b/>
-          <w:bCs/>
-          <w:lang w:val="ru-RU"/>
-        </w:rPr>
-      </w:pPr>
-      <w:r>
-        <w:rPr>
-          <w:b/>
-          <w:bCs/>
-          <w:lang w:val="ru-RU"/>
-        </w:rPr>
-        <w:t>Образование</w:t>
+        <w:jc w:val="start"/>
+        <w:rPr>
+          <w:lang w:val="ru-RU"/>
+        </w:rPr>
+      </w:pPr>
+      <w:r>
+        <w:rPr>
+          <w:lang w:val="ru-RU"/>
+        </w:rPr>
+        <w:t xml:space="preserve">Высшее: Институт криптографии связи и информатики Академии ФСБ России </w:t>
+      </w:r>
+      <w:r>
+        <w:rPr>
+          <w:lang w:val="ru-RU"/>
+        </w:rPr>
+        <w:t>(</w:t>
+      </w:r>
+      <w:r>
+        <w:rPr>
+          <w:lang w:val="ru-RU"/>
+        </w:rPr>
+        <w:t>2014-2019</w:t>
+      </w:r>
+      <w:r>
+        <w:rPr>
+          <w:lang w:val="ru-RU"/>
+        </w:rPr>
+        <w:t>),</w:t>
       </w:r>
     </w:p>
     <w:p>
       <w:pPr>
         <w:pStyle w:val="Normal"/>
         <w:bidi w:val="0"/>
-        <w:jc w:val="left"/>
-        <w:rPr>
-          <w:lang w:val="ru-RU"/>
-        </w:rPr>
-      </w:pPr>
-      <w:r>
-        <w:rPr>
-          <w:lang w:val="ru-RU"/>
-        </w:rPr>
-        <w:t xml:space="preserve">Высшее: Институт криптографии связи и информатики Академии ФСБ России </w:t>
-      </w:r>
-      <w:r>
-        <w:rPr>
-          <w:lang w:val="ru-RU"/>
-        </w:rPr>
-        <w:t>(</w:t>
-      </w:r>
-      <w:r>
-        <w:rPr>
-          <w:lang w:val="ru-RU"/>
-        </w:rPr>
-        <w:t>2014-2019</w:t>
-      </w:r>
-      <w:r>
-        <w:rPr>
-          <w:lang w:val="ru-RU"/>
-        </w:rPr>
-        <w:t>),</w:t>
+        <w:jc w:val="start"/>
+        <w:rPr>
+          <w:lang w:val="ru-RU"/>
+        </w:rPr>
+      </w:pPr>
+      <w:r>
+        <w:rPr>
+          <w:lang w:val="ru-RU"/>
+        </w:rPr>
+        <w:t>Факультет информационной безопасности автоматизированных систем.</w:t>
       </w:r>
     </w:p>
     <w:p>
       <w:pPr>
         <w:pStyle w:val="Normal"/>
         <w:bidi w:val="0"/>
-        <w:jc w:val="left"/>
-        <w:rPr>
-          <w:lang w:val="ru-RU"/>
-        </w:rPr>
-      </w:pPr>
-      <w:r>
-        <w:rPr>
-          <w:lang w:val="ru-RU"/>
-        </w:rPr>
-        <w:t>Факультет информационной безопасности автоматизированных систем.</w:t>
+        <w:jc w:val="start"/>
+        <w:rPr>
+          <w:lang w:val="ru-RU"/>
+        </w:rPr>
+      </w:pPr>
+      <w:r>
+        <w:rPr>
+          <w:lang w:val="ru-RU"/>
+        </w:rPr>
       </w:r>
     </w:p>
     <w:p>
       <w:pPr>
         <w:pStyle w:val="Normal"/>
         <w:bidi w:val="0"/>
-        <w:jc w:val="left"/>
-        <w:rPr>
-          <w:lang w:val="ru-RU"/>
-        </w:rPr>
-      </w:pPr>
-      <w:r>
-        <w:rPr>
-          <w:lang w:val="ru-RU"/>
-        </w:rPr>
+        <w:jc w:val="start"/>
+        <w:rPr>
+          <w:lang w:val="ru-RU"/>
+        </w:rPr>
+      </w:pPr>
+      <w:r>
+        <w:rPr>
+          <w:lang w:val="ru-RU"/>
+        </w:rPr>
+        <w:t xml:space="preserve">Выпускная квалификационная работа: фиксация научных достижений членов РАН через инфраструктуру блокчейн, на базе блокчейн </w:t>
+      </w:r>
+      <w:r>
+        <w:rPr>
+          <w:lang w:val="en-US"/>
+        </w:rPr>
+        <w:t>Ethereum</w:t>
+      </w:r>
+      <w:r>
+        <w:rPr>
+          <w:lang w:val="ru-RU"/>
+        </w:rPr>
+        <w:t>.</w:t>
       </w:r>
     </w:p>
     <w:p>
       <w:pPr>
         <w:pStyle w:val="Normal"/>
         <w:bidi w:val="0"/>
-        <w:jc w:val="left"/>
+        <w:jc w:val="start"/>
+        <w:rPr>
+          <w:lang w:val="ru-RU"/>
+        </w:rPr>
+      </w:pPr>
+      <w:r>
+        <w:rPr>
+          <w:lang w:val="ru-RU"/>
+        </w:rPr>
+      </w:r>
+    </w:p>
+    <w:p>
+      <w:pPr>
+        <w:pStyle w:val="Normal"/>
+        <w:bidi w:val="0"/>
+        <w:jc w:val="start"/>
         <w:rPr>
           <w:b/>
           <w:bCs/>
@@ -1765,8 +1798,8 @@
       <w:pPr>
         <w:pStyle w:val="Heading1"/>
         <w:bidi w:val="0"/>
-        <w:ind w:hanging="0" w:left="0"/>
-        <w:jc w:val="left"/>
+        <w:ind w:hanging="0" w:start="0"/>
+        <w:jc w:val="start"/>
         <w:rPr>
           <w:lang w:val="ru-RU"/>
         </w:rPr>
@@ -1784,7 +1817,7 @@
       <w:pPr>
         <w:pStyle w:val="CVCompanyName"/>
         <w:bidi w:val="0"/>
-        <w:jc w:val="left"/>
+        <w:jc w:val="start"/>
         <w:outlineLvl w:val="1"/>
         <w:rPr/>
       </w:pPr>
@@ -1796,7 +1829,7 @@
             <w:rStyle w:val="Hyperlink"/>
           </w:rPr>
           <w:drawing>
-            <wp:anchor behindDoc="0" distT="0" distB="0" distL="0" distR="0" simplePos="0" locked="0" layoutInCell="1" allowOverlap="1" relativeHeight="4">
+            <wp:anchor distT="0" distB="0" distL="0" distR="0" simplePos="0" relativeHeight="4" behindDoc="0" locked="0" layoutInCell="1" allowOverlap="1">
               <wp:simplePos x="0" y="0"/>
               <wp:positionH relativeFrom="column">
                 <wp:posOffset>-722630</wp:posOffset>
@@ -1807,7 +1840,7 @@
               <wp:extent cx="671830" cy="671830"/>
               <wp:effectExtent l="0" t="0" r="0" b="0"/>
               <wp:wrapNone/>
-              <wp:docPr id="2" name="Image2" descr=""/>
+              <wp:docPr id="2" name="Image2"/>
               <wp:cNvGraphicFramePr>
                 <a:graphicFrameLocks xmlns:a="http://schemas.openxmlformats.org/drawingml/2006/main" noChangeAspect="1"/>
               </wp:cNvGraphicFramePr>
@@ -1815,7 +1848,7 @@
                 <a:graphicData uri="http://schemas.openxmlformats.org/drawingml/2006/picture">
                   <pic:pic xmlns:pic="http://schemas.openxmlformats.org/drawingml/2006/picture">
                     <pic:nvPicPr>
-                      <pic:cNvPr id="2" name="Image2" descr=""/>
+                      <pic:cNvPr id="2" name="Image2"/>
                       <pic:cNvPicPr>
                         <a:picLocks noChangeAspect="1" noChangeArrowheads="1"/>
                       </pic:cNvPicPr>
@@ -1834,6 +1867,7 @@
                       <a:prstGeom prst="rect">
                         <a:avLst/>
                       </a:prstGeom>
+                      <a:noFill/>
                     </pic:spPr>
                   </pic:pic>
                 </a:graphicData>
@@ -1933,8 +1967,14 @@
         <w:rPr/>
       </w:pPr>
       <w:r>
-        <w:rPr/>
-        <w:t>C++14/17: STL, Boost, Qt5, Xerces, …</w:t>
+        <w:rPr>
+          <w:lang w:val="en-US"/>
+        </w:rPr>
+        <w:t>C</w:t>
+      </w:r>
+      <w:r>
+        <w:rPr/>
+        <w:t>++14/17: STL, Boost, Qt5, Xerces, …</w:t>
       </w:r>
     </w:p>
     <w:p>
@@ -1986,7 +2026,7 @@
       <w:pPr>
         <w:pStyle w:val="CVProjectName"/>
         <w:bidi w:val="0"/>
-        <w:jc w:val="left"/>
+        <w:jc w:val="start"/>
         <w:outlineLvl w:val="2"/>
         <w:rPr/>
       </w:pPr>
@@ -1994,18 +2034,34 @@
       <w:bookmarkEnd w:id="3"/>
       <w:r>
         <w:rPr/>
-        <w:t>Проект №1 – «Core»</w:t>
-      </w:r>
-    </w:p>
-    <w:p>
-      <w:pPr>
-        <w:pStyle w:val="CVContentText"/>
-        <w:bidi w:val="0"/>
-        <w:rPr/>
-      </w:pPr>
-      <w:r>
-        <w:rPr/>
-        <w:t>Core – кроссплатформенная библиотека, содержащая всю необходимую логику обеспечения работы редакторов электронных документов.</w:t>
+        <w:t>Проект №1 – «</w:t>
+      </w:r>
+      <w:r>
+        <w:rPr>
+          <w:lang w:val="en-US"/>
+        </w:rPr>
+        <w:t>Core</w:t>
+      </w:r>
+      <w:r>
+        <w:rPr/>
+        <w:t>»</w:t>
+      </w:r>
+    </w:p>
+    <w:p>
+      <w:pPr>
+        <w:pStyle w:val="CVContentText"/>
+        <w:bidi w:val="0"/>
+        <w:rPr/>
+      </w:pPr>
+      <w:r>
+        <w:rPr>
+          <w:lang w:val="en-US"/>
+        </w:rPr>
+        <w:t>Core</w:t>
+      </w:r>
+      <w:r>
+        <w:rPr/>
+        <w:t xml:space="preserve"> – кросс-платформенная библиотека, содержащая всю необходимую логику обеспечения работы редакторов электронных документов.</w:t>
       </w:r>
     </w:p>
     <w:p>
@@ -2027,11 +2083,15 @@
           <w:numId w:val="6"/>
         </w:numPr>
         <w:bidi w:val="0"/>
-        <w:rPr/>
-      </w:pPr>
-      <w:r>
-        <w:rPr/>
-        <w:t>реализация нового функционала</w:t>
+        <w:rPr>
+          <w:lang w:val="en-US"/>
+        </w:rPr>
+      </w:pPr>
+      <w:r>
+        <w:rPr>
+          <w:lang w:val="en-US"/>
+        </w:rPr>
+        <w:t>feature development</w:t>
       </w:r>
     </w:p>
     <w:p>
@@ -2042,11 +2102,15 @@
           <w:numId w:val="6"/>
         </w:numPr>
         <w:bidi w:val="0"/>
-        <w:rPr/>
-      </w:pPr>
-      <w:r>
-        <w:rPr/>
-        <w:t>исправление багов</w:t>
+        <w:rPr>
+          <w:lang w:val="en-US"/>
+        </w:rPr>
+      </w:pPr>
+      <w:r>
+        <w:rPr>
+          <w:lang w:val="en-US"/>
+        </w:rPr>
+        <w:t>bug fixing</w:t>
       </w:r>
     </w:p>
     <w:p>
@@ -2068,7 +2132,7 @@
       <w:pPr>
         <w:pStyle w:val="CVProjectName"/>
         <w:bidi w:val="0"/>
-        <w:jc w:val="left"/>
+        <w:jc w:val="start"/>
         <w:outlineLvl w:val="2"/>
         <w:rPr/>
       </w:pPr>
@@ -2076,18 +2140,44 @@
       <w:bookmarkEnd w:id="4"/>
       <w:r>
         <w:rPr/>
-        <w:t>Проект №2 – «Core Test Framework»</w:t>
-      </w:r>
-    </w:p>
-    <w:p>
-      <w:pPr>
-        <w:pStyle w:val="CVContentText"/>
-        <w:bidi w:val="0"/>
-        <w:rPr/>
-      </w:pPr>
-      <w:r>
-        <w:rPr/>
-        <w:t>Core Test Framework (CTF) – внутренний проект Компании, предназначенный для автоматизации процесса тестирования редакторов электронных документов через BDD.</w:t>
+        <w:t>Проект №2 – «</w:t>
+      </w:r>
+      <w:r>
+        <w:rPr>
+          <w:lang w:val="en-US"/>
+        </w:rPr>
+        <w:t>Core Test Framework</w:t>
+      </w:r>
+      <w:r>
+        <w:rPr/>
+        <w:t>»</w:t>
+      </w:r>
+    </w:p>
+    <w:p>
+      <w:pPr>
+        <w:pStyle w:val="CVContentText"/>
+        <w:bidi w:val="0"/>
+        <w:rPr/>
+      </w:pPr>
+      <w:r>
+        <w:rPr>
+          <w:lang w:val="en-US"/>
+        </w:rPr>
+        <w:t>Core Test Framework</w:t>
+      </w:r>
+      <w:r>
+        <w:rPr/>
+        <w:t xml:space="preserve"> (</w:t>
+      </w:r>
+      <w:r>
+        <w:rPr>
+          <w:lang w:val="en-US"/>
+        </w:rPr>
+        <w:t>CTF</w:t>
+      </w:r>
+      <w:r>
+        <w:rPr/>
+        <w:t>) – внутренний проект Компании, предназначенный для автоматизации процесса тестирования редакторов электронных документов через BDD.</w:t>
       </w:r>
     </w:p>
     <w:p>
@@ -2192,7 +2282,7 @@
       </w:pPr>
       <w:r>
         <w:rPr/>
-        <w:t>нефункциональные требования:</w:t>
+        <w:t>не функциональные требования:</w:t>
       </w:r>
     </w:p>
     <w:p>
@@ -2211,11 +2301,11 @@
       </w:r>
       <w:r>
         <w:rPr/>
-        <w:t>дд</w:t>
-      </w:r>
-      <w:r>
-        <w:rPr/>
-        <w:t>ользования тестировщиками</w:t>
+        <w:t>ол</w:t>
+      </w:r>
+      <w:r>
+        <w:rPr/>
+        <w:t>ьзования тестировщиками</w:t>
       </w:r>
     </w:p>
     <w:p>
@@ -2277,7 +2367,7 @@
         <w:pStyle w:val="Heading3"/>
         <w:bidi w:val="0"/>
         <w:ind w:hanging="0"/>
-        <w:jc w:val="left"/>
+        <w:jc w:val="start"/>
         <w:rPr/>
       </w:pPr>
       <w:bookmarkStart w:id="5" w:name="__RefHeading___Toc29160_1385125433"/>
@@ -2307,7 +2397,17 @@
       </w:pPr>
       <w:r>
         <w:rPr/>
-        <w:t>Мною была придумана и реализована универсальная схема представления DOM (Document Object Model) элементов, связанных с колонтитулами, не делающая различия между DOCX и ODT типами текстовых документов.</w:t>
+        <w:t>Мною была придумана и реализована универсальная схема представления DOM (Document </w:t>
+      </w:r>
+      <w:r>
+        <w:rPr>
+          <w:lang w:val="en-US"/>
+        </w:rPr>
+        <w:t>Object Model</w:t>
+      </w:r>
+      <w:r>
+        <w:rPr/>
+        <w:t>) элементов, связанных с колонтитулами, не делающая различия между DOCX и ODT типами текстовых документов.</w:t>
       </w:r>
     </w:p>
     <w:p>
@@ -2319,7 +2419,7 @@
       </w:pPr>
       <w:r>
         <w:drawing>
-          <wp:anchor behindDoc="0" distT="0" distB="0" distL="0" distR="0" simplePos="0" locked="0" layoutInCell="1" allowOverlap="1" relativeHeight="6">
+          <wp:anchor distT="0" distB="0" distL="0" distR="0" simplePos="0" relativeHeight="6" behindDoc="0" locked="0" layoutInCell="1" allowOverlap="1">
             <wp:simplePos x="0" y="0"/>
             <wp:positionH relativeFrom="column">
               <wp:posOffset>-722630</wp:posOffset>
@@ -2330,7 +2430,7 @@
             <wp:extent cx="684530" cy="684530"/>
             <wp:effectExtent l="0" t="0" r="0" b="0"/>
             <wp:wrapNone/>
-            <wp:docPr id="3" name="Image3" descr=""/>
+            <wp:docPr id="3" name="Image3"/>
             <wp:cNvGraphicFramePr>
               <a:graphicFrameLocks xmlns:a="http://schemas.openxmlformats.org/drawingml/2006/main" noChangeAspect="1"/>
             </wp:cNvGraphicFramePr>
@@ -2338,7 +2438,7 @@
               <a:graphicData uri="http://schemas.openxmlformats.org/drawingml/2006/picture">
                 <pic:pic xmlns:pic="http://schemas.openxmlformats.org/drawingml/2006/picture">
                   <pic:nvPicPr>
-                    <pic:cNvPr id="3" name="Image3" descr=""/>
+                    <pic:cNvPr id="3" name="Image3"/>
                     <pic:cNvPicPr>
                       <a:picLocks noChangeAspect="1" noChangeArrowheads="1"/>
                     </pic:cNvPicPr>
@@ -2357,6 +2457,7 @@
                     <a:prstGeom prst="rect">
                       <a:avLst/>
                     </a:prstGeom>
+                    <a:noFill/>
                   </pic:spPr>
                 </pic:pic>
               </a:graphicData>
@@ -2366,7 +2467,13 @@
       </w:r>
       <w:r>
         <w:rPr/>
-        <w:t>5 уровневая архитектура Core</w:t>
+        <w:t xml:space="preserve">5-уровневая архитектура </w:t>
+      </w:r>
+      <w:r>
+        <w:rPr>
+          <w:lang w:val="en-US"/>
+        </w:rPr>
+        <w:t>Core</w:t>
       </w:r>
     </w:p>
     <w:p>
@@ -2412,7 +2519,7 @@
       </w:pPr>
       <w:r>
         <w:drawing>
-          <wp:anchor behindDoc="0" distT="0" distB="0" distL="0" distR="0" simplePos="0" locked="0" layoutInCell="1" allowOverlap="1" relativeHeight="5">
+          <wp:anchor distT="0" distB="0" distL="0" distR="0" simplePos="0" relativeHeight="5" behindDoc="0" locked="0" layoutInCell="1" allowOverlap="1">
             <wp:simplePos x="0" y="0"/>
             <wp:positionH relativeFrom="column">
               <wp:posOffset>-1022350</wp:posOffset>
@@ -2423,7 +2530,7 @@
             <wp:extent cx="701675" cy="701675"/>
             <wp:effectExtent l="0" t="0" r="0" b="0"/>
             <wp:wrapNone/>
-            <wp:docPr id="4" name="Image4" descr=""/>
+            <wp:docPr id="4" name="Image4"/>
             <wp:cNvGraphicFramePr>
               <a:graphicFrameLocks xmlns:a="http://schemas.openxmlformats.org/drawingml/2006/main" noChangeAspect="1"/>
             </wp:cNvGraphicFramePr>
@@ -2431,7 +2538,7 @@
               <a:graphicData uri="http://schemas.openxmlformats.org/drawingml/2006/picture">
                 <pic:pic xmlns:pic="http://schemas.openxmlformats.org/drawingml/2006/picture">
                   <pic:nvPicPr>
-                    <pic:cNvPr id="4" name="Image4" descr=""/>
+                    <pic:cNvPr id="4" name="Image4"/>
                     <pic:cNvPicPr>
                       <a:picLocks noChangeAspect="1" noChangeArrowheads="1"/>
                     </pic:cNvPicPr>
@@ -2450,6 +2557,7 @@
                     <a:prstGeom prst="rect">
                       <a:avLst/>
                     </a:prstGeom>
+                    <a:noFill/>
                   </pic:spPr>
                 </pic:pic>
               </a:graphicData>
@@ -2470,7 +2578,56 @@
       </w:pPr>
       <w:r>
         <w:rPr/>
-        <w:t>В процессе становления CTF, мною была описана и реализована концепция модульной архитектуры.</w:t>
+        <w:t>В процессе становления CTF, мною была описана и реализована модульн</w:t>
+      </w:r>
+      <w:r>
+        <w:rPr/>
+        <w:t>ая</w:t>
+      </w:r>
+      <w:r>
+        <w:rPr>
+          <w:lang w:val="en-US"/>
+        </w:rPr>
+        <w:t xml:space="preserve"> </w:t>
+      </w:r>
+      <w:r>
+        <w:rPr>
+          <w:lang w:val="en-US"/>
+        </w:rPr>
+        <w:t>4</w:t>
+        <w:noBreakHyphen/>
+      </w:r>
+      <w:r>
+        <w:rPr>
+          <w:lang w:val="ru-RU"/>
+        </w:rPr>
+        <w:t>уровневая</w:t>
+      </w:r>
+      <w:r>
+        <w:rPr>
+          <w:lang w:val="en-US"/>
+        </w:rPr>
+        <w:t xml:space="preserve"> </w:t>
+      </w:r>
+      <w:r>
+        <w:rPr/>
+        <w:t xml:space="preserve">архитектуры </w:t>
+      </w:r>
+      <w:r>
+        <w:rPr>
+          <w:lang w:val="ru-RU"/>
+        </w:rPr>
+        <w:t xml:space="preserve">в концепции </w:t>
+      </w:r>
+      <w:r>
+        <w:rPr>
+          <w:lang w:val="en-US"/>
+        </w:rPr>
+        <w:t>NSE(A)</w:t>
+      </w:r>
+      <w:r>
+        <w:rPr/>
+        <w:t>.</w:t>
       </w:r>
     </w:p>
     <w:p>
@@ -2505,18 +2662,54 @@
       </w:pPr>
       <w:r>
         <w:rPr/>
-        <w:t>Внедрение концепции Navigate-Select-Edit (NSE)</w:t>
-      </w:r>
-    </w:p>
-    <w:p>
-      <w:pPr>
-        <w:pStyle w:val="CVContentText"/>
-        <w:bidi w:val="0"/>
-        <w:rPr/>
-      </w:pPr>
-      <w:r>
-        <w:rPr/>
-        <w:t xml:space="preserve">В какой-то момент, мною было замечено, что почти всё множество задач, связанных с тестированием электронных документов может быть уложено в NSE-концепцию, по факту чего был описан и разработан, уникальный по степени своей унификации, модуль навигации по содержимому любого электронного документа. </w:t>
+        <w:t>Внедрение концепции Navigate-Select-Edit-</w:t>
+      </w:r>
+      <w:r>
+        <w:rPr>
+          <w:lang w:val="en-US"/>
+        </w:rPr>
+        <w:t>(Assert)</w:t>
+      </w:r>
+      <w:r>
+        <w:rPr/>
+        <w:t xml:space="preserve"> (NSE</w:t>
+      </w:r>
+      <w:r>
+        <w:rPr>
+          <w:lang w:val="en-US"/>
+        </w:rPr>
+        <w:t>(A)</w:t>
+      </w:r>
+      <w:r>
+        <w:rPr/>
+        <w:t>)</w:t>
+      </w:r>
+    </w:p>
+    <w:p>
+      <w:pPr>
+        <w:pStyle w:val="CVContentText"/>
+        <w:bidi w:val="0"/>
+        <w:rPr/>
+      </w:pPr>
+      <w:r>
+        <w:rPr>
+          <w:lang w:val="ru-RU"/>
+        </w:rPr>
+        <w:t>М</w:t>
+      </w:r>
+      <w:r>
+        <w:rPr/>
+        <w:t>ною было замечено, что всё множество задач, связанных с тестированием электронных документов может быть уложено в NSE</w:t>
+      </w:r>
+      <w:r>
+        <w:rPr>
+          <w:lang w:val="en-US"/>
+        </w:rPr>
+        <w:t>(A)</w:t>
+      </w:r>
+      <w:r>
+        <w:rPr/>
+        <w:t xml:space="preserve">-концепцию, по факту чего был описан и разработан, уникальный модуль навигации по содержимому любого электронного документа. </w:t>
       </w:r>
       <w:r>
         <w:br w:type="page"/>
@@ -2526,7 +2719,7 @@
       <w:pPr>
         <w:pStyle w:val="CVCompanyName"/>
         <w:bidi w:val="0"/>
-        <w:jc w:val="left"/>
+        <w:jc w:val="start"/>
         <w:outlineLvl w:val="1"/>
         <w:rPr/>
       </w:pPr>
@@ -2535,7 +2728,7 @@
         <w:bookmarkEnd w:id="6"/>
         <w:r>
           <w:drawing>
-            <wp:anchor behindDoc="0" distT="0" distB="0" distL="0" distR="0" simplePos="0" locked="0" layoutInCell="1" allowOverlap="1" relativeHeight="3">
+            <wp:anchor distT="0" distB="0" distL="0" distR="0" simplePos="0" relativeHeight="3" behindDoc="0" locked="0" layoutInCell="1" allowOverlap="1">
               <wp:simplePos x="0" y="0"/>
               <wp:positionH relativeFrom="column">
                 <wp:posOffset>-723900</wp:posOffset>
@@ -2546,7 +2739,7 @@
               <wp:extent cx="658495" cy="658495"/>
               <wp:effectExtent l="0" t="0" r="0" b="0"/>
               <wp:wrapNone/>
-              <wp:docPr id="5" name="Image1" descr=""/>
+              <wp:docPr id="5" name="Image1"/>
               <wp:cNvGraphicFramePr>
                 <a:graphicFrameLocks xmlns:a="http://schemas.openxmlformats.org/drawingml/2006/main" noChangeAspect="1"/>
               </wp:cNvGraphicFramePr>
@@ -2554,7 +2747,7 @@
                 <a:graphicData uri="http://schemas.openxmlformats.org/drawingml/2006/picture">
                   <pic:pic xmlns:pic="http://schemas.openxmlformats.org/drawingml/2006/picture">
                     <pic:nvPicPr>
-                      <pic:cNvPr id="5" name="Image1" descr=""/>
+                      <pic:cNvPr id="5" name="Image1"/>
                       <pic:cNvPicPr>
                         <a:picLocks noChangeAspect="1" noChangeArrowheads="1"/>
                       </pic:cNvPicPr>
@@ -2573,6 +2766,7 @@
                       <a:prstGeom prst="rect">
                         <a:avLst/>
                       </a:prstGeom>
+                      <a:noFill/>
                     </pic:spPr>
                   </pic:pic>
                 </a:graphicData>
@@ -2640,8 +2834,20 @@
         <w:rPr/>
       </w:pPr>
       <w:r>
-        <w:rPr/>
-        <w:t>Middle software developer → Senior software developer</w:t>
+        <w:rPr>
+          <w:lang w:val="en-US"/>
+        </w:rPr>
+        <w:t>Middle Software Developer</w:t>
+      </w:r>
+      <w:r>
+        <w:rPr/>
+        <w:t xml:space="preserve"> → </w:t>
+      </w:r>
+      <w:r>
+        <w:rPr>
+          <w:lang w:val="en-US"/>
+        </w:rPr>
+        <w:t>Senior Software Developer</w:t>
       </w:r>
     </w:p>
     <w:p>
@@ -2695,7 +2901,6 @@
       <w:pPr>
         <w:pStyle w:val="CVProjectName"/>
         <w:bidi w:val="0"/>
-        <w:jc w:val="left"/>
         <w:outlineLvl w:val="2"/>
         <w:rPr/>
       </w:pPr>
@@ -2703,7 +2908,27 @@
       <w:bookmarkEnd w:id="7"/>
       <w:r>
         <w:rPr/>
-        <w:t>«Interproximal Spacing Resolution (IPSR)»</w:t>
+        <w:t>«</w:t>
+      </w:r>
+      <w:r>
+        <w:rPr>
+          <w:lang w:val="en-US"/>
+        </w:rPr>
+        <w:t>Iterproximal</w:t>
+      </w:r>
+      <w:r>
+        <w:rPr/>
+        <w:t xml:space="preserve"> </w:t>
+      </w:r>
+      <w:r>
+        <w:rPr>
+          <w:lang w:val="en-US"/>
+        </w:rPr>
+        <w:t>Spacing</w:t>
+      </w:r>
+      <w:r>
+        <w:rPr/>
+        <w:t xml:space="preserve"> Resolution (IPSR)»</w:t>
       </w:r>
     </w:p>
     <w:p>
@@ -2778,21 +3003,6 @@
       <w:pPr>
         <w:pStyle w:val="CVContentText"/>
         <w:numPr>
-          <w:ilvl w:val="1"/>
-          <w:numId w:val="10"/>
-        </w:numPr>
-        <w:bidi w:val="0"/>
-        <w:rPr/>
-      </w:pPr>
-      <w:r>
-        <w:rPr/>
-        <w:t>представительво IPSR в арх.комитете Компании</w:t>
-      </w:r>
-    </w:p>
-    <w:p>
-      <w:pPr>
-        <w:pStyle w:val="CVContentText"/>
-        <w:numPr>
           <w:ilvl w:val="0"/>
           <w:numId w:val="10"/>
         </w:numPr>
@@ -2866,7 +3076,55 @@
       </w:r>
       <w:r>
         <w:rPr/>
-        <w:t>(daily, one-to-one, spting plannint и т.д.)</w:t>
+        <w:t>(</w:t>
+      </w:r>
+      <w:r>
+        <w:rPr>
+          <w:lang w:val="en-US"/>
+        </w:rPr>
+        <w:t>daily</w:t>
+      </w:r>
+      <w:r>
+        <w:rPr/>
+        <w:t xml:space="preserve">, one-to-one, </w:t>
+      </w:r>
+      <w:r>
+        <w:rPr>
+          <w:lang w:val="en-US"/>
+        </w:rPr>
+        <w:t>sp</w:t>
+      </w:r>
+      <w:r>
+        <w:rPr>
+          <w:lang w:val="en-US"/>
+        </w:rPr>
+        <w:t>r</w:t>
+      </w:r>
+      <w:r>
+        <w:rPr>
+          <w:lang w:val="en-US"/>
+        </w:rPr>
+        <w:t>in</w:t>
+      </w:r>
+      <w:r>
+        <w:rPr>
+          <w:lang w:val="en-US"/>
+        </w:rPr>
+        <w:t>t</w:t>
+      </w:r>
+      <w:r>
+        <w:rPr/>
+        <w:t xml:space="preserve"> </w:t>
+      </w:r>
+      <w:r>
+        <w:rPr>
+          <w:lang w:val="en-US"/>
+        </w:rPr>
+        <w:t>planning</w:t>
+      </w:r>
+      <w:r>
+        <w:rPr/>
+        <w:t xml:space="preserve"> и т. д.)</w:t>
       </w:r>
     </w:p>
     <w:p>
@@ -2880,6 +3138,27 @@
         <w:rPr/>
       </w:pPr>
       <w:r>
+        <w:rPr>
+          <w:lang w:val="ru-RU"/>
+        </w:rPr>
+        <w:t>представительство</w:t>
+      </w:r>
+      <w:r>
+        <w:rPr/>
+        <w:t xml:space="preserve"> IPSR в арх.комитете Компании</w:t>
+      </w:r>
+    </w:p>
+    <w:p>
+      <w:pPr>
+        <w:pStyle w:val="CVContentText"/>
+        <w:numPr>
+          <w:ilvl w:val="1"/>
+          <w:numId w:val="11"/>
+        </w:numPr>
+        <w:bidi w:val="0"/>
+        <w:rPr/>
+      </w:pPr>
+      <w:r>
         <w:rPr/>
         <w:t>планирование релизов циклов</w:t>
       </w:r>
@@ -2932,7 +3211,7 @@
         <w:pStyle w:val="Heading3"/>
         <w:bidi w:val="0"/>
         <w:ind w:hanging="0"/>
-        <w:jc w:val="left"/>
+        <w:jc w:val="start"/>
         <w:rPr/>
       </w:pPr>
       <w:bookmarkStart w:id="8" w:name="__RefHeading___Toc29166_1385125433"/>
@@ -3086,7 +3365,7 @@
       <w:pPr>
         <w:pStyle w:val="CVCompanyName"/>
         <w:bidi w:val="0"/>
-        <w:jc w:val="left"/>
+        <w:jc w:val="start"/>
         <w:outlineLvl w:val="1"/>
         <w:rPr/>
       </w:pPr>
@@ -3095,7 +3374,7 @@
         <w:bookmarkEnd w:id="9"/>
         <w:r>
           <w:drawing>
-            <wp:anchor behindDoc="0" distT="0" distB="0" distL="0" distR="0" simplePos="0" locked="0" layoutInCell="1" allowOverlap="1" relativeHeight="7">
+            <wp:anchor distT="0" distB="0" distL="0" distR="0" simplePos="0" relativeHeight="7" behindDoc="0" locked="0" layoutInCell="1" allowOverlap="1">
               <wp:simplePos x="0" y="0"/>
               <wp:positionH relativeFrom="column">
                 <wp:posOffset>-700405</wp:posOffset>
@@ -3106,7 +3385,7 @@
               <wp:extent cx="681990" cy="681990"/>
               <wp:effectExtent l="0" t="0" r="0" b="0"/>
               <wp:wrapNone/>
-              <wp:docPr id="6" name="Image5" descr=""/>
+              <wp:docPr id="6" name="Image5"/>
               <wp:cNvGraphicFramePr>
                 <a:graphicFrameLocks xmlns:a="http://schemas.openxmlformats.org/drawingml/2006/main" noChangeAspect="1"/>
               </wp:cNvGraphicFramePr>
@@ -3114,7 +3393,7 @@
                 <a:graphicData uri="http://schemas.openxmlformats.org/drawingml/2006/picture">
                   <pic:pic xmlns:pic="http://schemas.openxmlformats.org/drawingml/2006/picture">
                     <pic:nvPicPr>
-                      <pic:cNvPr id="6" name="Image5" descr=""/>
+                      <pic:cNvPr id="6" name="Image5"/>
                       <pic:cNvPicPr>
                         <a:picLocks noChangeAspect="1" noChangeArrowheads="1"/>
                       </pic:cNvPicPr>
@@ -3133,6 +3412,7 @@
                       <a:prstGeom prst="rect">
                         <a:avLst/>
                       </a:prstGeom>
+                      <a:noFill/>
                     </pic:spPr>
                   </pic:pic>
                 </a:graphicData>
@@ -3270,7 +3550,7 @@
       <w:pPr>
         <w:pStyle w:val="CVProjectName"/>
         <w:bidi w:val="0"/>
-        <w:jc w:val="left"/>
+        <w:jc w:val="start"/>
         <w:outlineLvl w:val="2"/>
         <w:rPr/>
       </w:pPr>
@@ -3387,7 +3667,7 @@
         <w:pStyle w:val="Heading3"/>
         <w:bidi w:val="0"/>
         <w:ind w:hanging="0"/>
-        <w:jc w:val="left"/>
+        <w:jc w:val="start"/>
         <w:rPr/>
       </w:pPr>
       <w:bookmarkStart w:id="11" w:name="__RefHeading___Toc44710_1385125433"/>
@@ -3400,24 +3680,43 @@
     <w:p>
       <w:pPr>
         <w:pStyle w:val="CVAchivement"/>
-        <w:keepNext w:val="true"/>
-        <w:bidi w:val="0"/>
-        <w:rPr/>
-      </w:pPr>
-      <w:r>
-        <w:rPr/>
-        <w:t>Интеграция решения в среду Visual Studio 2019</w:t>
-      </w:r>
-    </w:p>
-    <w:p>
-      <w:pPr>
-        <w:pStyle w:val="CVContentText"/>
-        <w:bidi w:val="0"/>
-        <w:rPr/>
-      </w:pPr>
-      <w:r>
-        <w:rPr/>
-        <w:t>Написал программу адаптирующую решение, генерируемое внутренней системой сборки, под решение понимаемое Visual Studio 2019, с возможность сборки и отладки из IDE.</w:t>
+        <w:bidi w:val="0"/>
+        <w:rPr/>
+      </w:pPr>
+      <w:r>
+        <w:rPr/>
+        <w:t xml:space="preserve">Интеграция решения в среду </w:t>
+      </w:r>
+      <w:r>
+        <w:rPr>
+          <w:lang w:val="en-US"/>
+        </w:rPr>
+        <w:t>Visual Studio</w:t>
+      </w:r>
+      <w:r>
+        <w:rPr/>
+        <w:t xml:space="preserve"> 2019</w:t>
+      </w:r>
+    </w:p>
+    <w:p>
+      <w:pPr>
+        <w:pStyle w:val="CVContentText"/>
+        <w:bidi w:val="0"/>
+        <w:rPr/>
+      </w:pPr>
+      <w:r>
+        <w:rPr/>
+        <w:t xml:space="preserve">Написал программу адаптирующую решение, генерируемое внутренней системой сборки, под решение понимаемое </w:t>
+      </w:r>
+      <w:r>
+        <w:rPr>
+          <w:lang w:val="en-US"/>
+        </w:rPr>
+        <w:t>VS</w:t>
+      </w:r>
+      <w:r>
+        <w:rPr/>
+        <w:t>2019, с возможность сборки и отладки из IDE.</w:t>
       </w:r>
     </w:p>
     <w:p>
@@ -3440,7 +3739,17 @@
       </w:pPr>
       <w:r>
         <w:rPr/>
-        <w:t>Написал программу, которая в зависимости от желания разработчика отлаживать конкретных модуль, осуществляла все необходимые настройки связанных модулей для перехода в режим отладки в автоматическом режиме и, запускала режим отладки.</w:t>
+        <w:t>Написал программу, которая в зависимости от желания разработчика отлаживать конкретны</w:t>
+      </w:r>
+      <w:r>
+        <w:rPr>
+          <w:lang w:val="ru-RU"/>
+        </w:rPr>
+        <w:t>й</w:t>
+      </w:r>
+      <w:r>
+        <w:rPr/>
+        <w:t xml:space="preserve"> модуль, осуществляла все необходимые настройки связанных модулей.</w:t>
       </w:r>
     </w:p>
     <w:p>
@@ -3483,7 +3792,7 @@
       <w:pPr>
         <w:pStyle w:val="CVCompanyName"/>
         <w:bidi w:val="0"/>
-        <w:jc w:val="left"/>
+        <w:jc w:val="start"/>
         <w:outlineLvl w:val="1"/>
         <w:rPr/>
       </w:pPr>
@@ -3492,7 +3801,7 @@
         <w:bookmarkEnd w:id="12"/>
         <w:r>
           <w:drawing>
-            <wp:anchor behindDoc="0" distT="0" distB="0" distL="0" distR="0" simplePos="0" locked="0" layoutInCell="1" allowOverlap="1" relativeHeight="8">
+            <wp:anchor distT="0" distB="0" distL="0" distR="0" simplePos="0" relativeHeight="8" behindDoc="0" locked="0" layoutInCell="1" allowOverlap="1">
               <wp:simplePos x="0" y="0"/>
               <wp:positionH relativeFrom="column">
                 <wp:posOffset>-739775</wp:posOffset>
@@ -3503,7 +3812,7 @@
               <wp:extent cx="707390" cy="707390"/>
               <wp:effectExtent l="0" t="0" r="0" b="0"/>
               <wp:wrapNone/>
-              <wp:docPr id="7" name="Image6" descr=""/>
+              <wp:docPr id="7" name="Image6"/>
               <wp:cNvGraphicFramePr>
                 <a:graphicFrameLocks xmlns:a="http://schemas.openxmlformats.org/drawingml/2006/main" noChangeAspect="1"/>
               </wp:cNvGraphicFramePr>
@@ -3511,7 +3820,7 @@
                 <a:graphicData uri="http://schemas.openxmlformats.org/drawingml/2006/picture">
                   <pic:pic xmlns:pic="http://schemas.openxmlformats.org/drawingml/2006/picture">
                     <pic:nvPicPr>
-                      <pic:cNvPr id="7" name="Image6" descr=""/>
+                      <pic:cNvPr id="7" name="Image6"/>
                       <pic:cNvPicPr>
                         <a:picLocks noChangeAspect="1" noChangeArrowheads="1"/>
                       </pic:cNvPicPr>
@@ -3530,6 +3839,7 @@
                       <a:prstGeom prst="rect">
                         <a:avLst/>
                       </a:prstGeom>
+                      <a:noFill/>
                     </pic:spPr>
                   </pic:pic>
                 </a:graphicData>
@@ -3659,15 +3969,21 @@
         <w:rPr/>
       </w:pPr>
       <w:r>
-        <w:rPr/>
-        <w:t>Bash</w:t>
+        <w:rPr>
+          <w:lang w:val="en-US"/>
+        </w:rPr>
+        <w:t>b</w:t>
+      </w:r>
+      <w:r>
+        <w:rPr/>
+        <w:t>ash</w:t>
       </w:r>
     </w:p>
     <w:p>
       <w:pPr>
         <w:pStyle w:val="CVProjectName"/>
         <w:bidi w:val="0"/>
-        <w:jc w:val="left"/>
+        <w:jc w:val="start"/>
         <w:outlineLvl w:val="2"/>
         <w:rPr/>
       </w:pPr>
@@ -3686,7 +4002,17 @@
       </w:pPr>
       <w:r>
         <w:rPr/>
-        <w:t>BIFIT Signer – это C++ библиотека Компании, предназначенная для комплексной работы с процедурой цифровой подписи.</w:t>
+        <w:t xml:space="preserve">BIFIT Signer – это </w:t>
+      </w:r>
+      <w:r>
+        <w:rPr>
+          <w:lang w:val="en-US"/>
+        </w:rPr>
+        <w:t>C</w:t>
+      </w:r>
+      <w:r>
+        <w:rPr/>
+        <w:t>++ библиотека Компании, предназначенная для комплексной работы с процедурой цифровой подписи.</w:t>
       </w:r>
     </w:p>
     <w:p>
@@ -3757,10 +4083,14 @@
           <w:numId w:val="15"/>
         </w:numPr>
         <w:bidi w:val="0"/>
-        <w:rPr/>
-      </w:pPr>
-      <w:r>
-        <w:rPr/>
+        <w:rPr>
+          <w:lang w:val="en-US"/>
+        </w:rPr>
+      </w:pPr>
+      <w:r>
+        <w:rPr>
+          <w:lang w:val="en-US"/>
+        </w:rPr>
         <w:t>bug fixing</w:t>
       </w:r>
     </w:p>
@@ -3784,7 +4114,7 @@
         <w:pStyle w:val="Heading3"/>
         <w:bidi w:val="0"/>
         <w:ind w:hanging="0"/>
-        <w:jc w:val="left"/>
+        <w:jc w:val="start"/>
         <w:rPr/>
       </w:pPr>
       <w:bookmarkStart w:id="14" w:name="__RefHeading___Toc44716_1385125433"/>
@@ -3857,7 +4187,7 @@
       <w:pPr>
         <w:pStyle w:val="CVCompanyName"/>
         <w:bidi w:val="0"/>
-        <w:jc w:val="left"/>
+        <w:jc w:val="start"/>
         <w:outlineLvl w:val="1"/>
         <w:rPr/>
       </w:pPr>
@@ -3866,7 +4196,7 @@
         <w:bookmarkEnd w:id="15"/>
         <w:r>
           <w:drawing>
-            <wp:anchor behindDoc="0" distT="0" distB="0" distL="0" distR="0" simplePos="0" locked="0" layoutInCell="1" allowOverlap="1" relativeHeight="9">
+            <wp:anchor distT="0" distB="0" distL="0" distR="0" simplePos="0" relativeHeight="9" behindDoc="0" locked="0" layoutInCell="1" allowOverlap="1">
               <wp:simplePos x="0" y="0"/>
               <wp:positionH relativeFrom="column">
                 <wp:posOffset>-728980</wp:posOffset>
@@ -3877,7 +4207,7 @@
               <wp:extent cx="681355" cy="681355"/>
               <wp:effectExtent l="0" t="0" r="0" b="0"/>
               <wp:wrapNone/>
-              <wp:docPr id="8" name="Image7" descr=""/>
+              <wp:docPr id="8" name="Image7"/>
               <wp:cNvGraphicFramePr>
                 <a:graphicFrameLocks xmlns:a="http://schemas.openxmlformats.org/drawingml/2006/main" noChangeAspect="1"/>
               </wp:cNvGraphicFramePr>
@@ -3885,7 +4215,7 @@
                 <a:graphicData uri="http://schemas.openxmlformats.org/drawingml/2006/picture">
                   <pic:pic xmlns:pic="http://schemas.openxmlformats.org/drawingml/2006/picture">
                     <pic:nvPicPr>
-                      <pic:cNvPr id="8" name="Image7" descr=""/>
+                      <pic:cNvPr id="8" name="Image7"/>
                       <pic:cNvPicPr>
                         <a:picLocks noChangeAspect="1" noChangeArrowheads="1"/>
                       </pic:cNvPicPr>
@@ -3904,6 +4234,7 @@
                       <a:prstGeom prst="rect">
                         <a:avLst/>
                       </a:prstGeom>
+                      <a:noFill/>
                     </pic:spPr>
                   </pic:pic>
                 </a:graphicData>
@@ -3911,13 +4242,28 @@
             </wp:anchor>
           </w:drawing>
         </w:r>
+        <w:r>
+          <w:rPr>
+            <w:rStyle w:val="Hyperlink"/>
+            <w:lang w:val="ru-RU"/>
+          </w:rPr>
+          <w:t>Российская Акад</w:t>
+        </w:r>
+        <w:r>
+          <w:rPr>
+            <w:rStyle w:val="Hyperlink"/>
+            <w:lang w:val="ru-RU"/>
+          </w:rPr>
+          <w:t>е</w:t>
+        </w:r>
+        <w:r>
+          <w:rPr>
+            <w:rStyle w:val="Hyperlink"/>
+            <w:lang w:val="ru-RU"/>
+          </w:rPr>
+          <w:t>мия Наук</w:t>
+        </w:r>
       </w:hyperlink>
-      <w:r>
-        <w:rPr>
-          <w:rStyle w:val="Hyperlink"/>
-        </w:rPr>
-        <w:t>Российская Акадмия Наук</w:t>
-      </w:r>
     </w:p>
     <w:p>
       <w:pPr>
@@ -4062,7 +4408,7 @@
       <w:pPr>
         <w:pStyle w:val="CVProjectName"/>
         <w:bidi w:val="0"/>
-        <w:jc w:val="left"/>
+        <w:jc w:val="start"/>
         <w:outlineLvl w:val="2"/>
         <w:rPr/>
       </w:pPr>
@@ -4179,7 +4525,7 @@
         <w:pStyle w:val="Heading3"/>
         <w:bidi w:val="0"/>
         <w:ind w:hanging="0"/>
-        <w:jc w:val="left"/>
+        <w:jc w:val="start"/>
         <w:rPr/>
       </w:pPr>
       <w:bookmarkStart w:id="17" w:name="__RefHeading___Toc53996_1385125433"/>
@@ -4316,7 +4662,7 @@
 </file>
 
 <file path=word/footer1.xml><?xml version="1.0" encoding="utf-8"?>
-<w:ftr xmlns:o="urn:schemas-microsoft-com:office:office" xmlns:r="http://schemas.openxmlformats.org/officeDocument/2006/relationships" xmlns:v="urn:schemas-microsoft-com:vml" xmlns:w="http://schemas.openxmlformats.org/wordprocessingml/2006/main" xmlns:w10="urn:schemas-microsoft-com:office:word" xmlns:wp="http://schemas.openxmlformats.org/drawingml/2006/wordprocessingDrawing" xmlns:wps="http://schemas.microsoft.com/office/word/2010/wordprocessingShape" xmlns:wpg="http://schemas.microsoft.com/office/word/2010/wordprocessingGroup" xmlns:mc="http://schemas.openxmlformats.org/markup-compatibility/2006" xmlns:wp14="http://schemas.microsoft.com/office/word/2010/wordprocessingDrawing" xmlns:w14="http://schemas.microsoft.com/office/word/2010/wordml" xmlns:w15="http://schemas.microsoft.com/office/word/2012/wordml" mc:Ignorable="w14 wp14 w15">
+<w:ftr xmlns:o="urn:schemas-microsoft-com:office:office" xmlns:r="http://schemas.openxmlformats.org/officeDocument/2006/relationships" xmlns:v="urn:schemas-microsoft-com:vml" xmlns:w="http://schemas.openxmlformats.org/wordprocessingml/2006/main" xmlns:w10="urn:schemas-microsoft-com:office:word" xmlns:wp="http://schemas.openxmlformats.org/drawingml/2006/wordprocessingDrawing" xmlns:pic="http://schemas.openxmlformats.org/drawingml/2006/picture" xmlns:wps="http://schemas.microsoft.com/office/word/2010/wordprocessingShape" xmlns:wpg="http://schemas.microsoft.com/office/word/2010/wordprocessingGroup" xmlns:mc="http://schemas.openxmlformats.org/markup-compatibility/2006" xmlns:wp14="http://schemas.microsoft.com/office/word/2010/wordprocessingDrawing" xmlns:w14="http://schemas.microsoft.com/office/word/2010/wordml" xmlns:w15="http://schemas.microsoft.com/office/word/2012/wordml" mc:Ignorable="w14 wp14 w15">
   <w:p>
     <w:pPr>
       <w:pStyle w:val="Footer"/>
@@ -4405,7 +4751,7 @@
 </file>
 
 <file path=word/footer2.xml><?xml version="1.0" encoding="utf-8"?>
-<w:ftr xmlns:o="urn:schemas-microsoft-com:office:office" xmlns:r="http://schemas.openxmlformats.org/officeDocument/2006/relationships" xmlns:v="urn:schemas-microsoft-com:vml" xmlns:w="http://schemas.openxmlformats.org/wordprocessingml/2006/main" xmlns:w10="urn:schemas-microsoft-com:office:word" xmlns:wp="http://schemas.openxmlformats.org/drawingml/2006/wordprocessingDrawing" xmlns:wps="http://schemas.microsoft.com/office/word/2010/wordprocessingShape" xmlns:wpg="http://schemas.microsoft.com/office/word/2010/wordprocessingGroup" xmlns:mc="http://schemas.openxmlformats.org/markup-compatibility/2006" xmlns:wp14="http://schemas.microsoft.com/office/word/2010/wordprocessingDrawing" xmlns:w14="http://schemas.microsoft.com/office/word/2010/wordml" xmlns:w15="http://schemas.microsoft.com/office/word/2012/wordml" mc:Ignorable="w14 wp14 w15">
+<w:ftr xmlns:o="urn:schemas-microsoft-com:office:office" xmlns:r="http://schemas.openxmlformats.org/officeDocument/2006/relationships" xmlns:v="urn:schemas-microsoft-com:vml" xmlns:w="http://schemas.openxmlformats.org/wordprocessingml/2006/main" xmlns:w10="urn:schemas-microsoft-com:office:word" xmlns:wp="http://schemas.openxmlformats.org/drawingml/2006/wordprocessingDrawing" xmlns:pic="http://schemas.openxmlformats.org/drawingml/2006/picture" xmlns:wps="http://schemas.microsoft.com/office/word/2010/wordprocessingShape" xmlns:wpg="http://schemas.microsoft.com/office/word/2010/wordprocessingGroup" xmlns:mc="http://schemas.openxmlformats.org/markup-compatibility/2006" xmlns:wp14="http://schemas.microsoft.com/office/word/2010/wordprocessingDrawing" xmlns:w14="http://schemas.microsoft.com/office/word/2010/wordml" xmlns:w15="http://schemas.microsoft.com/office/word/2012/wordml" mc:Ignorable="w14 wp14 w15">
   <w:p>
     <w:pPr>
       <w:pStyle w:val="Footer"/>
@@ -4425,7 +4771,7 @@
 </file>
 
 <file path=word/footnotes.xml><?xml version="1.0" encoding="utf-8"?>
-<w:footnotes xmlns:o="urn:schemas-microsoft-com:office:office" xmlns:r="http://schemas.openxmlformats.org/officeDocument/2006/relationships" xmlns:v="urn:schemas-microsoft-com:vml" xmlns:w="http://schemas.openxmlformats.org/wordprocessingml/2006/main" xmlns:w10="urn:schemas-microsoft-com:office:word" xmlns:wp="http://schemas.openxmlformats.org/drawingml/2006/wordprocessingDrawing" xmlns:wps="http://schemas.microsoft.com/office/word/2010/wordprocessingShape" xmlns:wpg="http://schemas.microsoft.com/office/word/2010/wordprocessingGroup" xmlns:mc="http://schemas.openxmlformats.org/markup-compatibility/2006" xmlns:wp14="http://schemas.microsoft.com/office/word/2010/wordprocessingDrawing" xmlns:w14="http://schemas.microsoft.com/office/word/2010/wordml" xmlns:w15="http://schemas.microsoft.com/office/word/2012/wordml" mc:Ignorable="w14 wp14 w15">
+<w:footnotes xmlns:o="urn:schemas-microsoft-com:office:office" xmlns:r="http://schemas.openxmlformats.org/officeDocument/2006/relationships" xmlns:v="urn:schemas-microsoft-com:vml" xmlns:w="http://schemas.openxmlformats.org/wordprocessingml/2006/main" xmlns:w10="urn:schemas-microsoft-com:office:word" xmlns:wp="http://schemas.openxmlformats.org/drawingml/2006/wordprocessingDrawing" xmlns:pic="http://schemas.openxmlformats.org/drawingml/2006/picture" xmlns:wps="http://schemas.microsoft.com/office/word/2010/wordprocessingShape" xmlns:wpg="http://schemas.microsoft.com/office/word/2010/wordprocessingGroup" xmlns:mc="http://schemas.openxmlformats.org/markup-compatibility/2006" xmlns:wp14="http://schemas.microsoft.com/office/word/2010/wordprocessingDrawing" xmlns:w14="http://schemas.microsoft.com/office/word/2010/wordml" xmlns:w15="http://schemas.microsoft.com/office/word/2012/wordml" mc:Ignorable="w14 wp14 w15">
   <w:footnote w:id="0" w:type="separator">
     <w:p>
       <w:pPr>
@@ -4455,14 +4801,14 @@
       <w:pPr>
         <w:pStyle w:val="FootnoteText"/>
         <w:bidi w:val="0"/>
-        <w:jc w:val="left"/>
-        <w:rPr>
-          <w:lang w:val="ru-RU"/>
-        </w:rPr>
-      </w:pPr>
-      <w:r>
-        <w:rPr>
-          <w:rStyle w:val="FootnoteCharacters"/>
+        <w:jc w:val="start"/>
+        <w:rPr>
+          <w:lang w:val="ru-RU"/>
+        </w:rPr>
+      </w:pPr>
+      <w:r>
+        <w:rPr>
+          <w:rStyle w:val="Style12"/>
         </w:rPr>
         <w:footnoteRef/>
       </w:r>
@@ -4471,7 +4817,7 @@
           <w:lang w:val="ru-RU"/>
         </w:rPr>
         <w:tab/>
-        <w:t xml:space="preserve">Среди доступных мне специфических областей могу выделить: криптографию, </w:t>
+        <w:t xml:space="preserve">Среди доступных мне специфических областей могу выделить криптографию, </w:t>
       </w:r>
       <w:r>
         <w:rPr>
@@ -4504,14 +4850,14 @@
       <w:pPr>
         <w:pStyle w:val="FootnoteText"/>
         <w:bidi w:val="0"/>
-        <w:jc w:val="left"/>
-        <w:rPr>
-          <w:lang w:val="ru-RU"/>
-        </w:rPr>
-      </w:pPr>
-      <w:r>
-        <w:rPr>
-          <w:rStyle w:val="FootnoteCharacters"/>
+        <w:jc w:val="start"/>
+        <w:rPr>
+          <w:lang w:val="ru-RU"/>
+        </w:rPr>
+      </w:pPr>
+      <w:r>
+        <w:rPr>
+          <w:rStyle w:val="Style12"/>
         </w:rPr>
         <w:footnoteRef/>
       </w:r>
@@ -4549,14 +4895,14 @@
       <w:pPr>
         <w:pStyle w:val="FootnoteText"/>
         <w:bidi w:val="0"/>
-        <w:jc w:val="left"/>
-        <w:rPr>
-          <w:lang w:val="ru-RU"/>
-        </w:rPr>
-      </w:pPr>
-      <w:r>
-        <w:rPr>
-          <w:rStyle w:val="FootnoteCharacters"/>
+        <w:jc w:val="start"/>
+        <w:rPr>
+          <w:lang w:val="ru-RU"/>
+        </w:rPr>
+      </w:pPr>
+      <w:r>
+        <w:rPr>
+          <w:rStyle w:val="Style12"/>
         </w:rPr>
         <w:footnoteRef/>
       </w:r>
@@ -4574,14 +4920,14 @@
       <w:pPr>
         <w:pStyle w:val="FootnoteText"/>
         <w:bidi w:val="0"/>
-        <w:jc w:val="left"/>
-        <w:rPr>
-          <w:lang w:val="ru-RU"/>
-        </w:rPr>
-      </w:pPr>
-      <w:r>
-        <w:rPr>
-          <w:rStyle w:val="FootnoteCharacters"/>
+        <w:jc w:val="start"/>
+        <w:rPr>
+          <w:lang w:val="ru-RU"/>
+        </w:rPr>
+      </w:pPr>
+      <w:r>
+        <w:rPr>
+          <w:rStyle w:val="Style12"/>
         </w:rPr>
         <w:footnoteRef/>
       </w:r>
@@ -4652,14 +4998,14 @@
       <w:pPr>
         <w:pStyle w:val="FootnoteText"/>
         <w:bidi w:val="0"/>
-        <w:jc w:val="left"/>
-        <w:rPr>
-          <w:lang w:val="ru-RU"/>
-        </w:rPr>
-      </w:pPr>
-      <w:r>
-        <w:rPr>
-          <w:rStyle w:val="FootnoteCharacters"/>
+        <w:jc w:val="start"/>
+        <w:rPr>
+          <w:lang w:val="ru-RU"/>
+        </w:rPr>
+      </w:pPr>
+      <w:r>
+        <w:rPr>
+          <w:rStyle w:val="Style12"/>
         </w:rPr>
         <w:footnoteRef/>
       </w:r>
@@ -4721,14 +5067,14 @@
       <w:pPr>
         <w:pStyle w:val="FootnoteText"/>
         <w:bidi w:val="0"/>
-        <w:jc w:val="left"/>
-        <w:rPr>
-          <w:lang w:val="ru-RU"/>
-        </w:rPr>
-      </w:pPr>
-      <w:r>
-        <w:rPr>
-          <w:rStyle w:val="FootnoteCharacters"/>
+        <w:jc w:val="start"/>
+        <w:rPr>
+          <w:lang w:val="ru-RU"/>
+        </w:rPr>
+      </w:pPr>
+      <w:r>
+        <w:rPr>
+          <w:rStyle w:val="Style12"/>
         </w:rPr>
         <w:footnoteRef/>
       </w:r>
@@ -4759,7 +5105,7 @@
 </file>
 
 <file path=word/header1.xml><?xml version="1.0" encoding="utf-8"?>
-<w:hdr xmlns:o="urn:schemas-microsoft-com:office:office" xmlns:r="http://schemas.openxmlformats.org/officeDocument/2006/relationships" xmlns:v="urn:schemas-microsoft-com:vml" xmlns:w="http://schemas.openxmlformats.org/wordprocessingml/2006/main" xmlns:w10="urn:schemas-microsoft-com:office:word" xmlns:wp="http://schemas.openxmlformats.org/drawingml/2006/wordprocessingDrawing" xmlns:wps="http://schemas.microsoft.com/office/word/2010/wordprocessingShape" xmlns:wpg="http://schemas.microsoft.com/office/word/2010/wordprocessingGroup" xmlns:mc="http://schemas.openxmlformats.org/markup-compatibility/2006" xmlns:wp14="http://schemas.microsoft.com/office/word/2010/wordprocessingDrawing" xmlns:w14="http://schemas.microsoft.com/office/word/2010/wordml" xmlns:w15="http://schemas.microsoft.com/office/word/2012/wordml" mc:Ignorable="w14 wp14 w15">
+<w:hdr xmlns:o="urn:schemas-microsoft-com:office:office" xmlns:r="http://schemas.openxmlformats.org/officeDocument/2006/relationships" xmlns:v="urn:schemas-microsoft-com:vml" xmlns:w="http://schemas.openxmlformats.org/wordprocessingml/2006/main" xmlns:w10="urn:schemas-microsoft-com:office:word" xmlns:wp="http://schemas.openxmlformats.org/drawingml/2006/wordprocessingDrawing" xmlns:pic="http://schemas.openxmlformats.org/drawingml/2006/picture" xmlns:wps="http://schemas.microsoft.com/office/word/2010/wordprocessingShape" xmlns:wpg="http://schemas.microsoft.com/office/word/2010/wordprocessingGroup" xmlns:mc="http://schemas.openxmlformats.org/markup-compatibility/2006" xmlns:wp14="http://schemas.microsoft.com/office/word/2010/wordprocessingDrawing" xmlns:w14="http://schemas.microsoft.com/office/word/2010/wordml" xmlns:w15="http://schemas.microsoft.com/office/word/2012/wordml" mc:Ignorable="w14 wp14 w15">
   <w:p>
     <w:pPr>
       <w:pStyle w:val="Header"/>
@@ -4780,7 +5126,7 @@
 </file>
 
 <file path=word/header2.xml><?xml version="1.0" encoding="utf-8"?>
-<w:hdr xmlns:o="urn:schemas-microsoft-com:office:office" xmlns:r="http://schemas.openxmlformats.org/officeDocument/2006/relationships" xmlns:v="urn:schemas-microsoft-com:vml" xmlns:w="http://schemas.openxmlformats.org/wordprocessingml/2006/main" xmlns:w10="urn:schemas-microsoft-com:office:word" xmlns:wp="http://schemas.openxmlformats.org/drawingml/2006/wordprocessingDrawing" xmlns:wps="http://schemas.microsoft.com/office/word/2010/wordprocessingShape" xmlns:wpg="http://schemas.microsoft.com/office/word/2010/wordprocessingGroup" xmlns:mc="http://schemas.openxmlformats.org/markup-compatibility/2006" xmlns:wp14="http://schemas.microsoft.com/office/word/2010/wordprocessingDrawing" xmlns:w14="http://schemas.microsoft.com/office/word/2010/wordml" xmlns:w15="http://schemas.microsoft.com/office/word/2012/wordml" mc:Ignorable="w14 wp14 w15">
+<w:hdr xmlns:o="urn:schemas-microsoft-com:office:office" xmlns:r="http://schemas.openxmlformats.org/officeDocument/2006/relationships" xmlns:v="urn:schemas-microsoft-com:vml" xmlns:w="http://schemas.openxmlformats.org/wordprocessingml/2006/main" xmlns:w10="urn:schemas-microsoft-com:office:word" xmlns:wp="http://schemas.openxmlformats.org/drawingml/2006/wordprocessingDrawing" xmlns:pic="http://schemas.openxmlformats.org/drawingml/2006/picture" xmlns:wps="http://schemas.microsoft.com/office/word/2010/wordprocessingShape" xmlns:wpg="http://schemas.microsoft.com/office/word/2010/wordprocessingGroup" xmlns:mc="http://schemas.openxmlformats.org/markup-compatibility/2006" xmlns:wp14="http://schemas.microsoft.com/office/word/2010/wordprocessingDrawing" xmlns:w14="http://schemas.microsoft.com/office/word/2010/wordml" xmlns:w15="http://schemas.microsoft.com/office/word/2012/wordml" mc:Ignorable="w14 wp14 w15">
   <w:p>
     <w:pPr>
       <w:pStyle w:val="Header"/>
@@ -4797,7 +5143,7 @@
       <mc:AlternateContent>
         <mc:Choice Requires="wps">
           <w:drawing>
-            <wp:anchor behindDoc="1" distT="0" distB="0" distL="0" distR="0" simplePos="0" locked="0" layoutInCell="0" allowOverlap="1" relativeHeight="2">
+            <wp:anchor distT="0" distB="0" distL="0" distR="0" simplePos="0" relativeHeight="2" behindDoc="1" locked="0" layoutInCell="0" allowOverlap="1">
               <wp:simplePos x="0" y="0"/>
               <wp:positionH relativeFrom="margin">
                 <wp:posOffset>-205105</wp:posOffset>
@@ -4828,6 +5174,7 @@
                       <a:prstGeom prst="rect">
                         <a:avLst/>
                       </a:prstGeom>
+                      <a:noFill/>
                       <a:ln w="0">
                         <a:noFill/>
                       </a:ln>
@@ -4862,7 +5209,7 @@
               <v:path o:extrusionok="f" gradientshapeok="t" o:connecttype="rect"/>
               <o:lock v:ext="edit" aspectratio="t"/>
             </v:shapetype>
-            <v:shape id="shape_0" ID="Рисунок 1" stroked="f" o:allowincell="f" style="position:absolute;margin-left:-16.15pt;margin-top:-11.2pt;width:529.25pt;height:803.65pt;mso-wrap-style:none;v-text-anchor:middle;mso-position-horizontal-relative:margin" type="_x0000_t75">
+            <v:shape id="shape_0" stroked="f" o:allowincell="f" style="position:absolute;margin-left:-16.15pt;margin-top:-11.2pt;width:529.25pt;height:803.65pt;mso-wrap-style:none;v-text-anchor:middle;mso-position-horizontal-relative:margin" type="_x0000_t75">
               <v:imagedata r:id="rId2" o:detectmouseclick="t"/>
               <v:stroke color="#3465a4" joinstyle="round" endcap="flat"/>
               <w10:wrap type="none"/>
@@ -4880,44 +5227,44 @@
   <w:abstractNum w:abstractNumId="1">
     <w:lvl w:ilvl="0">
       <w:start w:val="1"/>
+      <w:numFmt w:val="none"/>
       <w:pStyle w:val="Heading1"/>
-      <w:numFmt w:val="none"/>
       <w:suff w:val="nothing"/>
       <w:lvlText w:val="%1"/>
-      <w:lvlJc w:val="left"/>
+      <w:lvlJc w:val="start"/>
       <w:pPr>
         <w:tabs>
           <w:tab w:val="num" w:pos="0"/>
         </w:tabs>
-        <w:ind w:left="0" w:hanging="0"/>
+        <w:ind w:start="0" w:hanging="0"/>
       </w:pPr>
     </w:lvl>
     <w:lvl w:ilvl="1">
       <w:start w:val="1"/>
+      <w:numFmt w:val="none"/>
       <w:pStyle w:val="Heading2"/>
-      <w:numFmt w:val="none"/>
       <w:suff w:val="nothing"/>
       <w:lvlText w:val="%2"/>
-      <w:lvlJc w:val="left"/>
+      <w:lvlJc w:val="start"/>
       <w:pPr>
         <w:tabs>
           <w:tab w:val="num" w:pos="0"/>
         </w:tabs>
-        <w:ind w:left="0" w:hanging="0"/>
+        <w:ind w:start="0" w:hanging="0"/>
       </w:pPr>
     </w:lvl>
     <w:lvl w:ilvl="2">
       <w:start w:val="1"/>
+      <w:numFmt w:val="none"/>
       <w:pStyle w:val="Heading3"/>
-      <w:numFmt w:val="none"/>
       <w:suff w:val="nothing"/>
       <w:lvlText w:val="%3"/>
-      <w:lvlJc w:val="left"/>
+      <w:lvlJc w:val="start"/>
       <w:pPr>
         <w:tabs>
           <w:tab w:val="num" w:pos="0"/>
         </w:tabs>
-        <w:ind w:left="0" w:hanging="0"/>
+        <w:ind w:start="0" w:hanging="0"/>
       </w:pPr>
     </w:lvl>
     <w:lvl w:ilvl="3">
@@ -4925,12 +5272,12 @@
       <w:numFmt w:val="none"/>
       <w:suff w:val="nothing"/>
       <w:lvlText w:val="%4"/>
-      <w:lvlJc w:val="left"/>
+      <w:lvlJc w:val="start"/>
       <w:pPr>
         <w:tabs>
           <w:tab w:val="num" w:pos="0"/>
         </w:tabs>
-        <w:ind w:left="0" w:hanging="0"/>
+        <w:ind w:start="0" w:hanging="0"/>
       </w:pPr>
     </w:lvl>
     <w:lvl w:ilvl="4">
@@ -4938,12 +5285,12 @@
       <w:numFmt w:val="none"/>
       <w:suff w:val="nothing"/>
       <w:lvlText w:val="%5"/>
-      <w:lvlJc w:val="left"/>
+      <w:lvlJc w:val="start"/>
       <w:pPr>
         <w:tabs>
           <w:tab w:val="num" w:pos="0"/>
         </w:tabs>
-        <w:ind w:left="0" w:hanging="0"/>
+        <w:ind w:start="0" w:hanging="0"/>
       </w:pPr>
     </w:lvl>
     <w:lvl w:ilvl="5">
@@ -4951,12 +5298,12 @@
       <w:numFmt w:val="none"/>
       <w:suff w:val="nothing"/>
       <w:lvlText w:val="%6"/>
-      <w:lvlJc w:val="left"/>
+      <w:lvlJc w:val="start"/>
       <w:pPr>
         <w:tabs>
           <w:tab w:val="num" w:pos="0"/>
         </w:tabs>
-        <w:ind w:left="0" w:hanging="0"/>
+        <w:ind w:start="0" w:hanging="0"/>
       </w:pPr>
     </w:lvl>
     <w:lvl w:ilvl="6">
@@ -4964,12 +5311,12 @@
       <w:numFmt w:val="none"/>
       <w:suff w:val="nothing"/>
       <w:lvlText w:val="%7"/>
-      <w:lvlJc w:val="left"/>
+      <w:lvlJc w:val="start"/>
       <w:pPr>
         <w:tabs>
           <w:tab w:val="num" w:pos="0"/>
         </w:tabs>
-        <w:ind w:left="0" w:hanging="0"/>
+        <w:ind w:start="0" w:hanging="0"/>
       </w:pPr>
     </w:lvl>
     <w:lvl w:ilvl="7">
@@ -4977,12 +5324,12 @@
       <w:numFmt w:val="none"/>
       <w:suff w:val="nothing"/>
       <w:lvlText w:val="%8"/>
-      <w:lvlJc w:val="left"/>
+      <w:lvlJc w:val="start"/>
       <w:pPr>
         <w:tabs>
           <w:tab w:val="num" w:pos="0"/>
         </w:tabs>
-        <w:ind w:left="0" w:hanging="0"/>
+        <w:ind w:start="0" w:hanging="0"/>
       </w:pPr>
     </w:lvl>
     <w:lvl w:ilvl="8">
@@ -4990,12 +5337,12 @@
       <w:numFmt w:val="none"/>
       <w:suff w:val="nothing"/>
       <w:lvlText w:val="%9"/>
-      <w:lvlJc w:val="left"/>
+      <w:lvlJc w:val="start"/>
       <w:pPr>
         <w:tabs>
           <w:tab w:val="num" w:pos="0"/>
         </w:tabs>
-        <w:ind w:left="0" w:hanging="0"/>
+        <w:ind w:start="0" w:hanging="0"/>
       </w:pPr>
     </w:lvl>
   </w:abstractNum>
@@ -5004,12 +5351,12 @@
       <w:start w:val="1"/>
       <w:numFmt w:val="bullet"/>
       <w:lvlText w:val=""/>
-      <w:lvlJc w:val="left"/>
+      <w:lvlJc w:val="start"/>
       <w:pPr>
         <w:tabs>
           <w:tab w:val="num" w:pos="720"/>
         </w:tabs>
-        <w:ind w:left="720" w:hanging="360"/>
+        <w:ind w:start="720" w:hanging="360"/>
       </w:pPr>
       <w:rPr>
         <w:rFonts w:ascii="Symbol" w:hAnsi="Symbol" w:cs="Symbol" w:hint="default"/>
@@ -5019,12 +5366,12 @@
       <w:start w:val="1"/>
       <w:numFmt w:val="bullet"/>
       <w:lvlText w:val="◦"/>
-      <w:lvlJc w:val="left"/>
+      <w:lvlJc w:val="start"/>
       <w:pPr>
         <w:tabs>
           <w:tab w:val="num" w:pos="1080"/>
         </w:tabs>
-        <w:ind w:left="1080" w:hanging="360"/>
+        <w:ind w:start="1080" w:hanging="360"/>
       </w:pPr>
       <w:rPr>
         <w:rFonts w:ascii="OpenSymbol" w:hAnsi="OpenSymbol" w:cs="OpenSymbol" w:hint="default"/>
@@ -5034,12 +5381,12 @@
       <w:start w:val="1"/>
       <w:numFmt w:val="bullet"/>
       <w:lvlText w:val="▪"/>
-      <w:lvlJc w:val="left"/>
+      <w:lvlJc w:val="start"/>
       <w:pPr>
         <w:tabs>
           <w:tab w:val="num" w:pos="1440"/>
         </w:tabs>
-        <w:ind w:left="1440" w:hanging="360"/>
+        <w:ind w:start="1440" w:hanging="360"/>
       </w:pPr>
       <w:rPr>
         <w:rFonts w:ascii="OpenSymbol" w:hAnsi="OpenSymbol" w:cs="OpenSymbol" w:hint="default"/>
@@ -5049,12 +5396,12 @@
       <w:start w:val="1"/>
       <w:numFmt w:val="bullet"/>
       <w:lvlText w:val=""/>
-      <w:lvlJc w:val="left"/>
+      <w:lvlJc w:val="start"/>
       <w:pPr>
         <w:tabs>
           <w:tab w:val="num" w:pos="1800"/>
         </w:tabs>
-        <w:ind w:left="1800" w:hanging="360"/>
+        <w:ind w:start="1800" w:hanging="360"/>
       </w:pPr>
       <w:rPr>
         <w:rFonts w:ascii="Symbol" w:hAnsi="Symbol" w:cs="Symbol" w:hint="default"/>
@@ -5064,12 +5411,12 @@
       <w:start w:val="1"/>
       <w:numFmt w:val="bullet"/>
       <w:lvlText w:val="◦"/>
-      <w:lvlJc w:val="left"/>
+      <w:lvlJc w:val="start"/>
       <w:pPr>
         <w:tabs>
           <w:tab w:val="num" w:pos="2160"/>
         </w:tabs>
-        <w:ind w:left="2160" w:hanging="360"/>
+        <w:ind w:start="2160" w:hanging="360"/>
       </w:pPr>
       <w:rPr>
         <w:rFonts w:ascii="OpenSymbol" w:hAnsi="OpenSymbol" w:cs="OpenSymbol" w:hint="default"/>
@@ -5079,12 +5426,12 @@
       <w:start w:val="1"/>
       <w:numFmt w:val="bullet"/>
       <w:lvlText w:val="▪"/>
-      <w:lvlJc w:val="left"/>
+      <w:lvlJc w:val="start"/>
       <w:pPr>
         <w:tabs>
           <w:tab w:val="num" w:pos="2520"/>
         </w:tabs>
-        <w:ind w:left="2520" w:hanging="360"/>
+        <w:ind w:start="2520" w:hanging="360"/>
       </w:pPr>
       <w:rPr>
         <w:rFonts w:ascii="OpenSymbol" w:hAnsi="OpenSymbol" w:cs="OpenSymbol" w:hint="default"/>
@@ -5094,12 +5441,12 @@
       <w:start w:val="1"/>
       <w:numFmt w:val="bullet"/>
       <w:lvlText w:val=""/>
-      <w:lvlJc w:val="left"/>
+      <w:lvlJc w:val="start"/>
       <w:pPr>
         <w:tabs>
           <w:tab w:val="num" w:pos="2880"/>
         </w:tabs>
-        <w:ind w:left="2880" w:hanging="360"/>
+        <w:ind w:start="2880" w:hanging="360"/>
       </w:pPr>
       <w:rPr>
         <w:rFonts w:ascii="Symbol" w:hAnsi="Symbol" w:cs="Symbol" w:hint="default"/>
@@ -5109,12 +5456,12 @@
       <w:start w:val="1"/>
       <w:numFmt w:val="bullet"/>
       <w:lvlText w:val="◦"/>
-      <w:lvlJc w:val="left"/>
+      <w:lvlJc w:val="start"/>
       <w:pPr>
         <w:tabs>
           <w:tab w:val="num" w:pos="3240"/>
         </w:tabs>
-        <w:ind w:left="3240" w:hanging="360"/>
+        <w:ind w:start="3240" w:hanging="360"/>
       </w:pPr>
       <w:rPr>
         <w:rFonts w:ascii="OpenSymbol" w:hAnsi="OpenSymbol" w:cs="OpenSymbol" w:hint="default"/>
@@ -5124,12 +5471,12 @@
       <w:start w:val="1"/>
       <w:numFmt w:val="bullet"/>
       <w:lvlText w:val="▪"/>
-      <w:lvlJc w:val="left"/>
+      <w:lvlJc w:val="start"/>
       <w:pPr>
         <w:tabs>
           <w:tab w:val="num" w:pos="3600"/>
         </w:tabs>
-        <w:ind w:left="3600" w:hanging="360"/>
+        <w:ind w:start="3600" w:hanging="360"/>
       </w:pPr>
       <w:rPr>
         <w:rFonts w:ascii="OpenSymbol" w:hAnsi="OpenSymbol" w:cs="OpenSymbol" w:hint="default"/>
@@ -5141,12 +5488,12 @@
       <w:start w:val="1"/>
       <w:numFmt w:val="bullet"/>
       <w:lvlText w:val=""/>
-      <w:lvlJc w:val="left"/>
+      <w:lvlJc w:val="start"/>
       <w:pPr>
         <w:tabs>
           <w:tab w:val="num" w:pos="720"/>
         </w:tabs>
-        <w:ind w:left="720" w:hanging="360"/>
+        <w:ind w:start="720" w:hanging="360"/>
       </w:pPr>
       <w:rPr>
         <w:rFonts w:ascii="Symbol" w:hAnsi="Symbol" w:cs="Symbol" w:hint="default"/>
@@ -5156,12 +5503,12 @@
       <w:start w:val="1"/>
       <w:numFmt w:val="bullet"/>
       <w:lvlText w:val="◦"/>
-      <w:lvlJc w:val="left"/>
+      <w:lvlJc w:val="start"/>
       <w:pPr>
         <w:tabs>
           <w:tab w:val="num" w:pos="1080"/>
         </w:tabs>
-        <w:ind w:left="1080" w:hanging="360"/>
+        <w:ind w:start="1080" w:hanging="360"/>
       </w:pPr>
       <w:rPr>
         <w:rFonts w:ascii="OpenSymbol" w:hAnsi="OpenSymbol" w:cs="OpenSymbol" w:hint="default"/>
@@ -5171,12 +5518,12 @@
       <w:start w:val="1"/>
       <w:numFmt w:val="bullet"/>
       <w:lvlText w:val="▪"/>
-      <w:lvlJc w:val="left"/>
+      <w:lvlJc w:val="start"/>
       <w:pPr>
         <w:tabs>
           <w:tab w:val="num" w:pos="1440"/>
         </w:tabs>
-        <w:ind w:left="1440" w:hanging="360"/>
+        <w:ind w:start="1440" w:hanging="360"/>
       </w:pPr>
       <w:rPr>
         <w:rFonts w:ascii="OpenSymbol" w:hAnsi="OpenSymbol" w:cs="OpenSymbol" w:hint="default"/>
@@ -5186,12 +5533,12 @@
       <w:start w:val="1"/>
       <w:numFmt w:val="bullet"/>
       <w:lvlText w:val=""/>
-      <w:lvlJc w:val="left"/>
+      <w:lvlJc w:val="start"/>
       <w:pPr>
         <w:tabs>
           <w:tab w:val="num" w:pos="1800"/>
         </w:tabs>
-        <w:ind w:left="1800" w:hanging="360"/>
+        <w:ind w:start="1800" w:hanging="360"/>
       </w:pPr>
       <w:rPr>
         <w:rFonts w:ascii="Symbol" w:hAnsi="Symbol" w:cs="Symbol" w:hint="default"/>
@@ -5201,12 +5548,12 @@
       <w:start w:val="1"/>
       <w:numFmt w:val="bullet"/>
       <w:lvlText w:val="◦"/>
-      <w:lvlJc w:val="left"/>
+      <w:lvlJc w:val="start"/>
       <w:pPr>
         <w:tabs>
           <w:tab w:val="num" w:pos="2160"/>
         </w:tabs>
-        <w:ind w:left="2160" w:hanging="360"/>
+        <w:ind w:start="2160" w:hanging="360"/>
       </w:pPr>
       <w:rPr>
         <w:rFonts w:ascii="OpenSymbol" w:hAnsi="OpenSymbol" w:cs="OpenSymbol" w:hint="default"/>
@@ -5216,12 +5563,12 @@
       <w:start w:val="1"/>
       <w:numFmt w:val="bullet"/>
       <w:lvlText w:val="▪"/>
-      <w:lvlJc w:val="left"/>
+      <w:lvlJc w:val="start"/>
       <w:pPr>
         <w:tabs>
           <w:tab w:val="num" w:pos="2520"/>
         </w:tabs>
-        <w:ind w:left="2520" w:hanging="360"/>
+        <w:ind w:start="2520" w:hanging="360"/>
       </w:pPr>
       <w:rPr>
         <w:rFonts w:ascii="OpenSymbol" w:hAnsi="OpenSymbol" w:cs="OpenSymbol" w:hint="default"/>
@@ -5231,12 +5578,12 @@
       <w:start w:val="1"/>
       <w:numFmt w:val="bullet"/>
       <w:lvlText w:val=""/>
-      <w:lvlJc w:val="left"/>
+      <w:lvlJc w:val="start"/>
       <w:pPr>
         <w:tabs>
           <w:tab w:val="num" w:pos="2880"/>
         </w:tabs>
-        <w:ind w:left="2880" w:hanging="360"/>
+        <w:ind w:start="2880" w:hanging="360"/>
       </w:pPr>
       <w:rPr>
         <w:rFonts w:ascii="Symbol" w:hAnsi="Symbol" w:cs="Symbol" w:hint="default"/>
@@ -5246,12 +5593,12 @@
       <w:start w:val="1"/>
       <w:numFmt w:val="bullet"/>
       <w:lvlText w:val="◦"/>
-      <w:lvlJc w:val="left"/>
+      <w:lvlJc w:val="start"/>
       <w:pPr>
         <w:tabs>
           <w:tab w:val="num" w:pos="3240"/>
         </w:tabs>
-        <w:ind w:left="3240" w:hanging="360"/>
+        <w:ind w:start="3240" w:hanging="360"/>
       </w:pPr>
       <w:rPr>
         <w:rFonts w:ascii="OpenSymbol" w:hAnsi="OpenSymbol" w:cs="OpenSymbol" w:hint="default"/>
@@ -5261,12 +5608,12 @@
       <w:start w:val="1"/>
       <w:numFmt w:val="bullet"/>
       <w:lvlText w:val="▪"/>
-      <w:lvlJc w:val="left"/>
+      <w:lvlJc w:val="start"/>
       <w:pPr>
         <w:tabs>
           <w:tab w:val="num" w:pos="3600"/>
         </w:tabs>
-        <w:ind w:left="3600" w:hanging="360"/>
+        <w:ind w:start="3600" w:hanging="360"/>
       </w:pPr>
       <w:rPr>
         <w:rFonts w:ascii="OpenSymbol" w:hAnsi="OpenSymbol" w:cs="OpenSymbol" w:hint="default"/>
@@ -5278,12 +5625,12 @@
       <w:start w:val="1"/>
       <w:numFmt w:val="bullet"/>
       <w:lvlText w:val=""/>
-      <w:lvlJc w:val="left"/>
+      <w:lvlJc w:val="start"/>
       <w:pPr>
         <w:tabs>
           <w:tab w:val="num" w:pos="720"/>
         </w:tabs>
-        <w:ind w:left="720" w:hanging="360"/>
+        <w:ind w:start="720" w:hanging="360"/>
       </w:pPr>
       <w:rPr>
         <w:rFonts w:ascii="Symbol" w:hAnsi="Symbol" w:cs="Symbol" w:hint="default"/>
@@ -5293,12 +5640,12 @@
       <w:start w:val="1"/>
       <w:numFmt w:val="bullet"/>
       <w:lvlText w:val="◦"/>
-      <w:lvlJc w:val="left"/>
+      <w:lvlJc w:val="start"/>
       <w:pPr>
         <w:tabs>
           <w:tab w:val="num" w:pos="1080"/>
         </w:tabs>
-        <w:ind w:left="1080" w:hanging="360"/>
+        <w:ind w:start="1080" w:hanging="360"/>
       </w:pPr>
       <w:rPr>
         <w:rFonts w:ascii="OpenSymbol" w:hAnsi="OpenSymbol" w:cs="OpenSymbol" w:hint="default"/>
@@ -5308,12 +5655,12 @@
       <w:start w:val="1"/>
       <w:numFmt w:val="bullet"/>
       <w:lvlText w:val="▪"/>
-      <w:lvlJc w:val="left"/>
+      <w:lvlJc w:val="start"/>
       <w:pPr>
         <w:tabs>
           <w:tab w:val="num" w:pos="1440"/>
         </w:tabs>
-        <w:ind w:left="1440" w:hanging="360"/>
+        <w:ind w:start="1440" w:hanging="360"/>
       </w:pPr>
       <w:rPr>
         <w:rFonts w:ascii="OpenSymbol" w:hAnsi="OpenSymbol" w:cs="OpenSymbol" w:hint="default"/>
@@ -5323,12 +5670,12 @@
       <w:start w:val="1"/>
       <w:numFmt w:val="bullet"/>
       <w:lvlText w:val=""/>
-      <w:lvlJc w:val="left"/>
+      <w:lvlJc w:val="start"/>
       <w:pPr>
         <w:tabs>
           <w:tab w:val="num" w:pos="1800"/>
         </w:tabs>
-        <w:ind w:left="1800" w:hanging="360"/>
+        <w:ind w:start="1800" w:hanging="360"/>
       </w:pPr>
       <w:rPr>
         <w:rFonts w:ascii="Symbol" w:hAnsi="Symbol" w:cs="Symbol" w:hint="default"/>
@@ -5338,12 +5685,12 @@
       <w:start w:val="1"/>
       <w:numFmt w:val="bullet"/>
       <w:lvlText w:val="◦"/>
-      <w:lvlJc w:val="left"/>
+      <w:lvlJc w:val="start"/>
       <w:pPr>
         <w:tabs>
           <w:tab w:val="num" w:pos="2160"/>
         </w:tabs>
-        <w:ind w:left="2160" w:hanging="360"/>
+        <w:ind w:start="2160" w:hanging="360"/>
       </w:pPr>
       <w:rPr>
         <w:rFonts w:ascii="OpenSymbol" w:hAnsi="OpenSymbol" w:cs="OpenSymbol" w:hint="default"/>
@@ -5353,12 +5700,12 @@
       <w:start w:val="1"/>
       <w:numFmt w:val="bullet"/>
       <w:lvlText w:val="▪"/>
-      <w:lvlJc w:val="left"/>
+      <w:lvlJc w:val="start"/>
       <w:pPr>
         <w:tabs>
           <w:tab w:val="num" w:pos="2520"/>
         </w:tabs>
-        <w:ind w:left="2520" w:hanging="360"/>
+        <w:ind w:start="2520" w:hanging="360"/>
       </w:pPr>
       <w:rPr>
         <w:rFonts w:ascii="OpenSymbol" w:hAnsi="OpenSymbol" w:cs="OpenSymbol" w:hint="default"/>
@@ -5368,12 +5715,12 @@
       <w:start w:val="1"/>
       <w:numFmt w:val="bullet"/>
       <w:lvlText w:val=""/>
-      <w:lvlJc w:val="left"/>
+      <w:lvlJc w:val="start"/>
       <w:pPr>
         <w:tabs>
           <w:tab w:val="num" w:pos="2880"/>
         </w:tabs>
-        <w:ind w:left="2880" w:hanging="360"/>
+        <w:ind w:start="2880" w:hanging="360"/>
       </w:pPr>
       <w:rPr>
         <w:rFonts w:ascii="Symbol" w:hAnsi="Symbol" w:cs="Symbol" w:hint="default"/>
@@ -5383,12 +5730,12 @@
       <w:start w:val="1"/>
       <w:numFmt w:val="bullet"/>
       <w:lvlText w:val="◦"/>
-      <w:lvlJc w:val="left"/>
+      <w:lvlJc w:val="start"/>
       <w:pPr>
         <w:tabs>
           <w:tab w:val="num" w:pos="3240"/>
         </w:tabs>
-        <w:ind w:left="3240" w:hanging="360"/>
+        <w:ind w:start="3240" w:hanging="360"/>
       </w:pPr>
       <w:rPr>
         <w:rFonts w:ascii="OpenSymbol" w:hAnsi="OpenSymbol" w:cs="OpenSymbol" w:hint="default"/>
@@ -5398,12 +5745,12 @@
       <w:start w:val="1"/>
       <w:numFmt w:val="bullet"/>
       <w:lvlText w:val="▪"/>
-      <w:lvlJc w:val="left"/>
+      <w:lvlJc w:val="start"/>
       <w:pPr>
         <w:tabs>
           <w:tab w:val="num" w:pos="3600"/>
         </w:tabs>
-        <w:ind w:left="3600" w:hanging="360"/>
+        <w:ind w:start="3600" w:hanging="360"/>
       </w:pPr>
       <w:rPr>
         <w:rFonts w:ascii="OpenSymbol" w:hAnsi="OpenSymbol" w:cs="OpenSymbol" w:hint="default"/>
@@ -5415,12 +5762,12 @@
       <w:start w:val="1"/>
       <w:numFmt w:val="bullet"/>
       <w:lvlText w:val=""/>
-      <w:lvlJc w:val="left"/>
+      <w:lvlJc w:val="start"/>
       <w:pPr>
         <w:tabs>
           <w:tab w:val="num" w:pos="720"/>
         </w:tabs>
-        <w:ind w:left="720" w:hanging="360"/>
+        <w:ind w:start="720" w:hanging="360"/>
       </w:pPr>
       <w:rPr>
         <w:rFonts w:ascii="Symbol" w:hAnsi="Symbol" w:cs="Symbol" w:hint="default"/>
@@ -5430,12 +5777,12 @@
       <w:start w:val="1"/>
       <w:numFmt w:val="bullet"/>
       <w:lvlText w:val="◦"/>
-      <w:lvlJc w:val="left"/>
+      <w:lvlJc w:val="start"/>
       <w:pPr>
         <w:tabs>
           <w:tab w:val="num" w:pos="1080"/>
         </w:tabs>
-        <w:ind w:left="1080" w:hanging="360"/>
+        <w:ind w:start="1080" w:hanging="360"/>
       </w:pPr>
       <w:rPr>
         <w:rFonts w:ascii="OpenSymbol" w:hAnsi="OpenSymbol" w:cs="OpenSymbol" w:hint="default"/>
@@ -5445,12 +5792,12 @@
       <w:start w:val="1"/>
       <w:numFmt w:val="bullet"/>
       <w:lvlText w:val="▪"/>
-      <w:lvlJc w:val="left"/>
+      <w:lvlJc w:val="start"/>
       <w:pPr>
         <w:tabs>
           <w:tab w:val="num" w:pos="1440"/>
         </w:tabs>
-        <w:ind w:left="1440" w:hanging="360"/>
+        <w:ind w:start="1440" w:hanging="360"/>
       </w:pPr>
       <w:rPr>
         <w:rFonts w:ascii="OpenSymbol" w:hAnsi="OpenSymbol" w:cs="OpenSymbol" w:hint="default"/>
@@ -5460,12 +5807,12 @@
       <w:start w:val="1"/>
       <w:numFmt w:val="bullet"/>
       <w:lvlText w:val=""/>
-      <w:lvlJc w:val="left"/>
+      <w:lvlJc w:val="start"/>
       <w:pPr>
         <w:tabs>
           <w:tab w:val="num" w:pos="1800"/>
         </w:tabs>
-        <w:ind w:left="1800" w:hanging="360"/>
+        <w:ind w:start="1800" w:hanging="360"/>
       </w:pPr>
       <w:rPr>
         <w:rFonts w:ascii="Symbol" w:hAnsi="Symbol" w:cs="Symbol" w:hint="default"/>
@@ -5475,12 +5822,12 @@
       <w:start w:val="1"/>
       <w:numFmt w:val="bullet"/>
       <w:lvlText w:val="◦"/>
-      <w:lvlJc w:val="left"/>
+      <w:lvlJc w:val="start"/>
       <w:pPr>
         <w:tabs>
           <w:tab w:val="num" w:pos="2160"/>
         </w:tabs>
-        <w:ind w:left="2160" w:hanging="360"/>
+        <w:ind w:start="2160" w:hanging="360"/>
       </w:pPr>
       <w:rPr>
         <w:rFonts w:ascii="OpenSymbol" w:hAnsi="OpenSymbol" w:cs="OpenSymbol" w:hint="default"/>
@@ -5490,12 +5837,12 @@
       <w:start w:val="1"/>
       <w:numFmt w:val="bullet"/>
       <w:lvlText w:val="▪"/>
-      <w:lvlJc w:val="left"/>
+      <w:lvlJc w:val="start"/>
       <w:pPr>
         <w:tabs>
           <w:tab w:val="num" w:pos="2520"/>
         </w:tabs>
-        <w:ind w:left="2520" w:hanging="360"/>
+        <w:ind w:start="2520" w:hanging="360"/>
       </w:pPr>
       <w:rPr>
         <w:rFonts w:ascii="OpenSymbol" w:hAnsi="OpenSymbol" w:cs="OpenSymbol" w:hint="default"/>
@@ -5505,12 +5852,12 @@
       <w:start w:val="1"/>
       <w:numFmt w:val="bullet"/>
       <w:lvlText w:val=""/>
-      <w:lvlJc w:val="left"/>
+      <w:lvlJc w:val="start"/>
       <w:pPr>
         <w:tabs>
           <w:tab w:val="num" w:pos="2880"/>
         </w:tabs>
-        <w:ind w:left="2880" w:hanging="360"/>
+        <w:ind w:start="2880" w:hanging="360"/>
       </w:pPr>
       <w:rPr>
         <w:rFonts w:ascii="Symbol" w:hAnsi="Symbol" w:cs="Symbol" w:hint="default"/>
@@ -5520,12 +5867,12 @@
       <w:start w:val="1"/>
       <w:numFmt w:val="bullet"/>
       <w:lvlText w:val="◦"/>
-      <w:lvlJc w:val="left"/>
+      <w:lvlJc w:val="start"/>
       <w:pPr>
         <w:tabs>
           <w:tab w:val="num" w:pos="3240"/>
         </w:tabs>
-        <w:ind w:left="3240" w:hanging="360"/>
+        <w:ind w:start="3240" w:hanging="360"/>
       </w:pPr>
       <w:rPr>
         <w:rFonts w:ascii="OpenSymbol" w:hAnsi="OpenSymbol" w:cs="OpenSymbol" w:hint="default"/>
@@ -5535,12 +5882,12 @@
       <w:start w:val="1"/>
       <w:numFmt w:val="bullet"/>
       <w:lvlText w:val="▪"/>
-      <w:lvlJc w:val="left"/>
+      <w:lvlJc w:val="start"/>
       <w:pPr>
         <w:tabs>
           <w:tab w:val="num" w:pos="3600"/>
         </w:tabs>
-        <w:ind w:left="3600" w:hanging="360"/>
+        <w:ind w:start="3600" w:hanging="360"/>
       </w:pPr>
       <w:rPr>
         <w:rFonts w:ascii="OpenSymbol" w:hAnsi="OpenSymbol" w:cs="OpenSymbol" w:hint="default"/>
@@ -5552,12 +5899,12 @@
       <w:start w:val="1"/>
       <w:numFmt w:val="bullet"/>
       <w:lvlText w:val=""/>
-      <w:lvlJc w:val="left"/>
+      <w:lvlJc w:val="start"/>
       <w:pPr>
         <w:tabs>
           <w:tab w:val="num" w:pos="720"/>
         </w:tabs>
-        <w:ind w:left="720" w:hanging="360"/>
+        <w:ind w:start="720" w:hanging="360"/>
       </w:pPr>
       <w:rPr>
         <w:rFonts w:ascii="Symbol" w:hAnsi="Symbol" w:cs="Symbol" w:hint="default"/>
@@ -5567,12 +5914,12 @@
       <w:start w:val="1"/>
       <w:numFmt w:val="bullet"/>
       <w:lvlText w:val="◦"/>
-      <w:lvlJc w:val="left"/>
+      <w:lvlJc w:val="start"/>
       <w:pPr>
         <w:tabs>
           <w:tab w:val="num" w:pos="1080"/>
         </w:tabs>
-        <w:ind w:left="1080" w:hanging="360"/>
+        <w:ind w:start="1080" w:hanging="360"/>
       </w:pPr>
       <w:rPr>
         <w:rFonts w:ascii="OpenSymbol" w:hAnsi="OpenSymbol" w:cs="OpenSymbol" w:hint="default"/>
@@ -5582,12 +5929,12 @@
       <w:start w:val="1"/>
       <w:numFmt w:val="bullet"/>
       <w:lvlText w:val="▪"/>
-      <w:lvlJc w:val="left"/>
+      <w:lvlJc w:val="start"/>
       <w:pPr>
         <w:tabs>
           <w:tab w:val="num" w:pos="1440"/>
         </w:tabs>
-        <w:ind w:left="1440" w:hanging="360"/>
+        <w:ind w:start="1440" w:hanging="360"/>
       </w:pPr>
       <w:rPr>
         <w:rFonts w:ascii="OpenSymbol" w:hAnsi="OpenSymbol" w:cs="OpenSymbol" w:hint="default"/>
@@ -5597,12 +5944,12 @@
       <w:start w:val="1"/>
       <w:numFmt w:val="bullet"/>
       <w:lvlText w:val=""/>
-      <w:lvlJc w:val="left"/>
+      <w:lvlJc w:val="start"/>
       <w:pPr>
         <w:tabs>
           <w:tab w:val="num" w:pos="1800"/>
         </w:tabs>
-        <w:ind w:left="1800" w:hanging="360"/>
+        <w:ind w:start="1800" w:hanging="360"/>
       </w:pPr>
       <w:rPr>
         <w:rFonts w:ascii="Symbol" w:hAnsi="Symbol" w:cs="Symbol" w:hint="default"/>
@@ -5612,12 +5959,12 @@
       <w:start w:val="1"/>
       <w:numFmt w:val="bullet"/>
       <w:lvlText w:val="◦"/>
-      <w:lvlJc w:val="left"/>
+      <w:lvlJc w:val="start"/>
       <w:pPr>
         <w:tabs>
           <w:tab w:val="num" w:pos="2160"/>
         </w:tabs>
-        <w:ind w:left="2160" w:hanging="360"/>
+        <w:ind w:start="2160" w:hanging="360"/>
       </w:pPr>
       <w:rPr>
         <w:rFonts w:ascii="OpenSymbol" w:hAnsi="OpenSymbol" w:cs="OpenSymbol" w:hint="default"/>
@@ -5627,12 +5974,12 @@
       <w:start w:val="1"/>
       <w:numFmt w:val="bullet"/>
       <w:lvlText w:val="▪"/>
-      <w:lvlJc w:val="left"/>
+      <w:lvlJc w:val="start"/>
       <w:pPr>
         <w:tabs>
           <w:tab w:val="num" w:pos="2520"/>
         </w:tabs>
-        <w:ind w:left="2520" w:hanging="360"/>
+        <w:ind w:start="2520" w:hanging="360"/>
       </w:pPr>
       <w:rPr>
         <w:rFonts w:ascii="OpenSymbol" w:hAnsi="OpenSymbol" w:cs="OpenSymbol" w:hint="default"/>
@@ -5642,12 +5989,12 @@
       <w:start w:val="1"/>
       <w:numFmt w:val="bullet"/>
       <w:lvlText w:val=""/>
-      <w:lvlJc w:val="left"/>
+      <w:lvlJc w:val="start"/>
       <w:pPr>
         <w:tabs>
           <w:tab w:val="num" w:pos="2880"/>
         </w:tabs>
-        <w:ind w:left="2880" w:hanging="360"/>
+        <w:ind w:start="2880" w:hanging="360"/>
       </w:pPr>
       <w:rPr>
         <w:rFonts w:ascii="Symbol" w:hAnsi="Symbol" w:cs="Symbol" w:hint="default"/>
@@ -5657,12 +6004,12 @@
       <w:start w:val="1"/>
       <w:numFmt w:val="bullet"/>
       <w:lvlText w:val="◦"/>
-      <w:lvlJc w:val="left"/>
+      <w:lvlJc w:val="start"/>
       <w:pPr>
         <w:tabs>
           <w:tab w:val="num" w:pos="3240"/>
         </w:tabs>
-        <w:ind w:left="3240" w:hanging="360"/>
+        <w:ind w:start="3240" w:hanging="360"/>
       </w:pPr>
       <w:rPr>
         <w:rFonts w:ascii="OpenSymbol" w:hAnsi="OpenSymbol" w:cs="OpenSymbol" w:hint="default"/>
@@ -5672,12 +6019,12 @@
       <w:start w:val="1"/>
       <w:numFmt w:val="bullet"/>
       <w:lvlText w:val="▪"/>
-      <w:lvlJc w:val="left"/>
+      <w:lvlJc w:val="start"/>
       <w:pPr>
         <w:tabs>
           <w:tab w:val="num" w:pos="3600"/>
         </w:tabs>
-        <w:ind w:left="3600" w:hanging="360"/>
+        <w:ind w:start="3600" w:hanging="360"/>
       </w:pPr>
       <w:rPr>
         <w:rFonts w:ascii="OpenSymbol" w:hAnsi="OpenSymbol" w:cs="OpenSymbol" w:hint="default"/>
@@ -5689,12 +6036,12 @@
       <w:start w:val="1"/>
       <w:numFmt w:val="bullet"/>
       <w:lvlText w:val=""/>
-      <w:lvlJc w:val="left"/>
+      <w:lvlJc w:val="start"/>
       <w:pPr>
         <w:tabs>
           <w:tab w:val="num" w:pos="720"/>
         </w:tabs>
-        <w:ind w:left="720" w:hanging="360"/>
+        <w:ind w:start="720" w:hanging="360"/>
       </w:pPr>
       <w:rPr>
         <w:rFonts w:ascii="Symbol" w:hAnsi="Symbol" w:cs="Symbol" w:hint="default"/>
@@ -5704,12 +6051,12 @@
       <w:start w:val="1"/>
       <w:numFmt w:val="bullet"/>
       <w:lvlText w:val="◦"/>
-      <w:lvlJc w:val="left"/>
+      <w:lvlJc w:val="start"/>
       <w:pPr>
         <w:tabs>
           <w:tab w:val="num" w:pos="1080"/>
         </w:tabs>
-        <w:ind w:left="1080" w:hanging="360"/>
+        <w:ind w:start="1080" w:hanging="360"/>
       </w:pPr>
       <w:rPr>
         <w:rFonts w:ascii="OpenSymbol" w:hAnsi="OpenSymbol" w:cs="OpenSymbol" w:hint="default"/>
@@ -5719,12 +6066,12 @@
       <w:start w:val="1"/>
       <w:numFmt w:val="bullet"/>
       <w:lvlText w:val="▪"/>
-      <w:lvlJc w:val="left"/>
+      <w:lvlJc w:val="start"/>
       <w:pPr>
         <w:tabs>
           <w:tab w:val="num" w:pos="1440"/>
         </w:tabs>
-        <w:ind w:left="1440" w:hanging="360"/>
+        <w:ind w:start="1440" w:hanging="360"/>
       </w:pPr>
       <w:rPr>
         <w:rFonts w:ascii="OpenSymbol" w:hAnsi="OpenSymbol" w:cs="OpenSymbol" w:hint="default"/>
@@ -5734,12 +6081,12 @@
       <w:start w:val="1"/>
       <w:numFmt w:val="bullet"/>
       <w:lvlText w:val=""/>
-      <w:lvlJc w:val="left"/>
+      <w:lvlJc w:val="start"/>
       <w:pPr>
         <w:tabs>
           <w:tab w:val="num" w:pos="1800"/>
         </w:tabs>
-        <w:ind w:left="1800" w:hanging="360"/>
+        <w:ind w:start="1800" w:hanging="360"/>
       </w:pPr>
       <w:rPr>
         <w:rFonts w:ascii="Symbol" w:hAnsi="Symbol" w:cs="Symbol" w:hint="default"/>
@@ -5749,12 +6096,12 @@
       <w:start w:val="1"/>
       <w:numFmt w:val="bullet"/>
       <w:lvlText w:val="◦"/>
-      <w:lvlJc w:val="left"/>
+      <w:lvlJc w:val="start"/>
       <w:pPr>
         <w:tabs>
           <w:tab w:val="num" w:pos="2160"/>
         </w:tabs>
-        <w:ind w:left="2160" w:hanging="360"/>
+        <w:ind w:start="2160" w:hanging="360"/>
       </w:pPr>
       <w:rPr>
         <w:rFonts w:ascii="OpenSymbol" w:hAnsi="OpenSymbol" w:cs="OpenSymbol" w:hint="default"/>
@@ -5764,12 +6111,12 @@
       <w:start w:val="1"/>
       <w:numFmt w:val="bullet"/>
       <w:lvlText w:val="▪"/>
-      <w:lvlJc w:val="left"/>
+      <w:lvlJc w:val="start"/>
       <w:pPr>
         <w:tabs>
           <w:tab w:val="num" w:pos="2520"/>
         </w:tabs>
-        <w:ind w:left="2520" w:hanging="360"/>
+        <w:ind w:start="2520" w:hanging="360"/>
       </w:pPr>
       <w:rPr>
         <w:rFonts w:ascii="OpenSymbol" w:hAnsi="OpenSymbol" w:cs="OpenSymbol" w:hint="default"/>
@@ -5779,12 +6126,12 @@
       <w:start w:val="1"/>
       <w:numFmt w:val="bullet"/>
       <w:lvlText w:val=""/>
-      <w:lvlJc w:val="left"/>
+      <w:lvlJc w:val="start"/>
       <w:pPr>
         <w:tabs>
           <w:tab w:val="num" w:pos="2880"/>
         </w:tabs>
-        <w:ind w:left="2880" w:hanging="360"/>
+        <w:ind w:start="2880" w:hanging="360"/>
       </w:pPr>
       <w:rPr>
         <w:rFonts w:ascii="Symbol" w:hAnsi="Symbol" w:cs="Symbol" w:hint="default"/>
@@ -5794,12 +6141,12 @@
       <w:start w:val="1"/>
       <w:numFmt w:val="bullet"/>
       <w:lvlText w:val="◦"/>
-      <w:lvlJc w:val="left"/>
+      <w:lvlJc w:val="start"/>
       <w:pPr>
         <w:tabs>
           <w:tab w:val="num" w:pos="3240"/>
         </w:tabs>
-        <w:ind w:left="3240" w:hanging="360"/>
+        <w:ind w:start="3240" w:hanging="360"/>
       </w:pPr>
       <w:rPr>
         <w:rFonts w:ascii="OpenSymbol" w:hAnsi="OpenSymbol" w:cs="OpenSymbol" w:hint="default"/>
@@ -5809,12 +6156,12 @@
       <w:start w:val="1"/>
       <w:numFmt w:val="bullet"/>
       <w:lvlText w:val="▪"/>
-      <w:lvlJc w:val="left"/>
+      <w:lvlJc w:val="start"/>
       <w:pPr>
         <w:tabs>
           <w:tab w:val="num" w:pos="3600"/>
         </w:tabs>
-        <w:ind w:left="3600" w:hanging="360"/>
+        <w:ind w:start="3600" w:hanging="360"/>
       </w:pPr>
       <w:rPr>
         <w:rFonts w:ascii="OpenSymbol" w:hAnsi="OpenSymbol" w:cs="OpenSymbol" w:hint="default"/>
@@ -5826,12 +6173,12 @@
       <w:start w:val="1"/>
       <w:numFmt w:val="bullet"/>
       <w:lvlText w:val=""/>
-      <w:lvlJc w:val="left"/>
+      <w:lvlJc w:val="start"/>
       <w:pPr>
         <w:tabs>
           <w:tab w:val="num" w:pos="720"/>
         </w:tabs>
-        <w:ind w:left="720" w:hanging="360"/>
+        <w:ind w:start="720" w:hanging="360"/>
       </w:pPr>
       <w:rPr>
         <w:rFonts w:ascii="Symbol" w:hAnsi="Symbol" w:cs="Symbol" w:hint="default"/>
@@ -5841,12 +6188,12 @@
       <w:start w:val="1"/>
       <w:numFmt w:val="bullet"/>
       <w:lvlText w:val="◦"/>
-      <w:lvlJc w:val="left"/>
+      <w:lvlJc w:val="start"/>
       <w:pPr>
         <w:tabs>
           <w:tab w:val="num" w:pos="1080"/>
         </w:tabs>
-        <w:ind w:left="1080" w:hanging="360"/>
+        <w:ind w:start="1080" w:hanging="360"/>
       </w:pPr>
       <w:rPr>
         <w:rFonts w:ascii="OpenSymbol" w:hAnsi="OpenSymbol" w:cs="OpenSymbol" w:hint="default"/>
@@ -5856,12 +6203,12 @@
       <w:start w:val="1"/>
       <w:numFmt w:val="bullet"/>
       <w:lvlText w:val="▪"/>
-      <w:lvlJc w:val="left"/>
+      <w:lvlJc w:val="start"/>
       <w:pPr>
         <w:tabs>
           <w:tab w:val="num" w:pos="1440"/>
         </w:tabs>
-        <w:ind w:left="1440" w:hanging="360"/>
+        <w:ind w:start="1440" w:hanging="360"/>
       </w:pPr>
       <w:rPr>
         <w:rFonts w:ascii="OpenSymbol" w:hAnsi="OpenSymbol" w:cs="OpenSymbol" w:hint="default"/>
@@ -5871,12 +6218,12 @@
       <w:start w:val="1"/>
       <w:numFmt w:val="bullet"/>
       <w:lvlText w:val=""/>
-      <w:lvlJc w:val="left"/>
+      <w:lvlJc w:val="start"/>
       <w:pPr>
         <w:tabs>
           <w:tab w:val="num" w:pos="1800"/>
         </w:tabs>
-        <w:ind w:left="1800" w:hanging="360"/>
+        <w:ind w:start="1800" w:hanging="360"/>
       </w:pPr>
       <w:rPr>
         <w:rFonts w:ascii="Symbol" w:hAnsi="Symbol" w:cs="Symbol" w:hint="default"/>
@@ -5886,12 +6233,12 @@
       <w:start w:val="1"/>
       <w:numFmt w:val="bullet"/>
       <w:lvlText w:val="◦"/>
-      <w:lvlJc w:val="left"/>
+      <w:lvlJc w:val="start"/>
       <w:pPr>
         <w:tabs>
           <w:tab w:val="num" w:pos="2160"/>
         </w:tabs>
-        <w:ind w:left="2160" w:hanging="360"/>
+        <w:ind w:start="2160" w:hanging="360"/>
       </w:pPr>
       <w:rPr>
         <w:rFonts w:ascii="OpenSymbol" w:hAnsi="OpenSymbol" w:cs="OpenSymbol" w:hint="default"/>
@@ -5901,12 +6248,12 @@
       <w:start w:val="1"/>
       <w:numFmt w:val="bullet"/>
       <w:lvlText w:val="▪"/>
-      <w:lvlJc w:val="left"/>
+      <w:lvlJc w:val="start"/>
       <w:pPr>
         <w:tabs>
           <w:tab w:val="num" w:pos="2520"/>
         </w:tabs>
-        <w:ind w:left="2520" w:hanging="360"/>
+        <w:ind w:start="2520" w:hanging="360"/>
       </w:pPr>
       <w:rPr>
         <w:rFonts w:ascii="OpenSymbol" w:hAnsi="OpenSymbol" w:cs="OpenSymbol" w:hint="default"/>
@@ -5916,12 +6263,12 @@
       <w:start w:val="1"/>
       <w:numFmt w:val="bullet"/>
       <w:lvlText w:val=""/>
-      <w:lvlJc w:val="left"/>
+      <w:lvlJc w:val="start"/>
       <w:pPr>
         <w:tabs>
           <w:tab w:val="num" w:pos="2880"/>
         </w:tabs>
-        <w:ind w:left="2880" w:hanging="360"/>
+        <w:ind w:start="2880" w:hanging="360"/>
       </w:pPr>
       <w:rPr>
         <w:rFonts w:ascii="Symbol" w:hAnsi="Symbol" w:cs="Symbol" w:hint="default"/>
@@ -5931,12 +6278,12 @@
       <w:start w:val="1"/>
       <w:numFmt w:val="bullet"/>
       <w:lvlText w:val="◦"/>
-      <w:lvlJc w:val="left"/>
+      <w:lvlJc w:val="start"/>
       <w:pPr>
         <w:tabs>
           <w:tab w:val="num" w:pos="3240"/>
         </w:tabs>
-        <w:ind w:left="3240" w:hanging="360"/>
+        <w:ind w:start="3240" w:hanging="360"/>
       </w:pPr>
       <w:rPr>
         <w:rFonts w:ascii="OpenSymbol" w:hAnsi="OpenSymbol" w:cs="OpenSymbol" w:hint="default"/>
@@ -5946,12 +6293,12 @@
       <w:start w:val="1"/>
       <w:numFmt w:val="bullet"/>
       <w:lvlText w:val="▪"/>
-      <w:lvlJc w:val="left"/>
+      <w:lvlJc w:val="start"/>
       <w:pPr>
         <w:tabs>
           <w:tab w:val="num" w:pos="3600"/>
         </w:tabs>
-        <w:ind w:left="3600" w:hanging="360"/>
+        <w:ind w:start="3600" w:hanging="360"/>
       </w:pPr>
       <w:rPr>
         <w:rFonts w:ascii="OpenSymbol" w:hAnsi="OpenSymbol" w:cs="OpenSymbol" w:hint="default"/>
@@ -5963,12 +6310,12 @@
       <w:start w:val="1"/>
       <w:numFmt w:val="bullet"/>
       <w:lvlText w:val=""/>
-      <w:lvlJc w:val="left"/>
+      <w:lvlJc w:val="start"/>
       <w:pPr>
         <w:tabs>
           <w:tab w:val="num" w:pos="720"/>
         </w:tabs>
-        <w:ind w:left="720" w:hanging="360"/>
+        <w:ind w:start="720" w:hanging="360"/>
       </w:pPr>
       <w:rPr>
         <w:rFonts w:ascii="Symbol" w:hAnsi="Symbol" w:cs="Symbol" w:hint="default"/>
@@ -5978,12 +6325,12 @@
       <w:start w:val="1"/>
       <w:numFmt w:val="bullet"/>
       <w:lvlText w:val="◦"/>
-      <w:lvlJc w:val="left"/>
+      <w:lvlJc w:val="start"/>
       <w:pPr>
         <w:tabs>
           <w:tab w:val="num" w:pos="1080"/>
         </w:tabs>
-        <w:ind w:left="1080" w:hanging="360"/>
+        <w:ind w:start="1080" w:hanging="360"/>
       </w:pPr>
       <w:rPr>
         <w:rFonts w:ascii="OpenSymbol" w:hAnsi="OpenSymbol" w:cs="OpenSymbol" w:hint="default"/>
@@ -5993,12 +6340,12 @@
       <w:start w:val="1"/>
       <w:numFmt w:val="bullet"/>
       <w:lvlText w:val="▪"/>
-      <w:lvlJc w:val="left"/>
+      <w:lvlJc w:val="start"/>
       <w:pPr>
         <w:tabs>
           <w:tab w:val="num" w:pos="1440"/>
         </w:tabs>
-        <w:ind w:left="1440" w:hanging="360"/>
+        <w:ind w:start="1440" w:hanging="360"/>
       </w:pPr>
       <w:rPr>
         <w:rFonts w:ascii="OpenSymbol" w:hAnsi="OpenSymbol" w:cs="OpenSymbol" w:hint="default"/>
@@ -6008,12 +6355,12 @@
       <w:start w:val="1"/>
       <w:numFmt w:val="bullet"/>
       <w:lvlText w:val=""/>
-      <w:lvlJc w:val="left"/>
+      <w:lvlJc w:val="start"/>
       <w:pPr>
         <w:tabs>
           <w:tab w:val="num" w:pos="1800"/>
         </w:tabs>
-        <w:ind w:left="1800" w:hanging="360"/>
+        <w:ind w:start="1800" w:hanging="360"/>
       </w:pPr>
       <w:rPr>
         <w:rFonts w:ascii="Symbol" w:hAnsi="Symbol" w:cs="Symbol" w:hint="default"/>
@@ -6023,12 +6370,12 @@
       <w:start w:val="1"/>
       <w:numFmt w:val="bullet"/>
       <w:lvlText w:val="◦"/>
-      <w:lvlJc w:val="left"/>
+      <w:lvlJc w:val="start"/>
       <w:pPr>
         <w:tabs>
           <w:tab w:val="num" w:pos="2160"/>
         </w:tabs>
-        <w:ind w:left="2160" w:hanging="360"/>
+        <w:ind w:start="2160" w:hanging="360"/>
       </w:pPr>
       <w:rPr>
         <w:rFonts w:ascii="OpenSymbol" w:hAnsi="OpenSymbol" w:cs="OpenSymbol" w:hint="default"/>
@@ -6038,12 +6385,12 @@
       <w:start w:val="1"/>
       <w:numFmt w:val="bullet"/>
       <w:lvlText w:val="▪"/>
-      <w:lvlJc w:val="left"/>
+      <w:lvlJc w:val="start"/>
       <w:pPr>
         <w:tabs>
           <w:tab w:val="num" w:pos="2520"/>
         </w:tabs>
-        <w:ind w:left="2520" w:hanging="360"/>
+        <w:ind w:start="2520" w:hanging="360"/>
       </w:pPr>
       <w:rPr>
         <w:rFonts w:ascii="OpenSymbol" w:hAnsi="OpenSymbol" w:cs="OpenSymbol" w:hint="default"/>
@@ -6053,12 +6400,12 @@
       <w:start w:val="1"/>
       <w:numFmt w:val="bullet"/>
       <w:lvlText w:val=""/>
-      <w:lvlJc w:val="left"/>
+      <w:lvlJc w:val="start"/>
       <w:pPr>
         <w:tabs>
           <w:tab w:val="num" w:pos="2880"/>
         </w:tabs>
-        <w:ind w:left="2880" w:hanging="360"/>
+        <w:ind w:start="2880" w:hanging="360"/>
       </w:pPr>
       <w:rPr>
         <w:rFonts w:ascii="Symbol" w:hAnsi="Symbol" w:cs="Symbol" w:hint="default"/>
@@ -6068,12 +6415,12 @@
       <w:start w:val="1"/>
       <w:numFmt w:val="bullet"/>
       <w:lvlText w:val="◦"/>
-      <w:lvlJc w:val="left"/>
+      <w:lvlJc w:val="start"/>
       <w:pPr>
         <w:tabs>
           <w:tab w:val="num" w:pos="3240"/>
         </w:tabs>
-        <w:ind w:left="3240" w:hanging="360"/>
+        <w:ind w:start="3240" w:hanging="360"/>
       </w:pPr>
       <w:rPr>
         <w:rFonts w:ascii="OpenSymbol" w:hAnsi="OpenSymbol" w:cs="OpenSymbol" w:hint="default"/>
@@ -6083,12 +6430,12 @@
       <w:start w:val="1"/>
       <w:numFmt w:val="bullet"/>
       <w:lvlText w:val="▪"/>
-      <w:lvlJc w:val="left"/>
+      <w:lvlJc w:val="start"/>
       <w:pPr>
         <w:tabs>
           <w:tab w:val="num" w:pos="3600"/>
         </w:tabs>
-        <w:ind w:left="3600" w:hanging="360"/>
+        <w:ind w:start="3600" w:hanging="360"/>
       </w:pPr>
       <w:rPr>
         <w:rFonts w:ascii="OpenSymbol" w:hAnsi="OpenSymbol" w:cs="OpenSymbol" w:hint="default"/>
@@ -6100,12 +6447,12 @@
       <w:start w:val="1"/>
       <w:numFmt w:val="bullet"/>
       <w:lvlText w:val=""/>
-      <w:lvlJc w:val="left"/>
+      <w:lvlJc w:val="start"/>
       <w:pPr>
         <w:tabs>
           <w:tab w:val="num" w:pos="720"/>
         </w:tabs>
-        <w:ind w:left="720" w:hanging="360"/>
+        <w:ind w:start="720" w:hanging="360"/>
       </w:pPr>
       <w:rPr>
         <w:rFonts w:ascii="Symbol" w:hAnsi="Symbol" w:cs="Symbol" w:hint="default"/>
@@ -6115,12 +6462,12 @@
       <w:start w:val="1"/>
       <w:numFmt w:val="bullet"/>
       <w:lvlText w:val="◦"/>
-      <w:lvlJc w:val="left"/>
+      <w:lvlJc w:val="start"/>
       <w:pPr>
         <w:tabs>
           <w:tab w:val="num" w:pos="1080"/>
         </w:tabs>
-        <w:ind w:left="1080" w:hanging="360"/>
+        <w:ind w:start="1080" w:hanging="360"/>
       </w:pPr>
       <w:rPr>
         <w:rFonts w:ascii="OpenSymbol" w:hAnsi="OpenSymbol" w:cs="OpenSymbol" w:hint="default"/>
@@ -6130,12 +6477,12 @@
       <w:start w:val="1"/>
       <w:numFmt w:val="bullet"/>
       <w:lvlText w:val="▪"/>
-      <w:lvlJc w:val="left"/>
+      <w:lvlJc w:val="start"/>
       <w:pPr>
         <w:tabs>
           <w:tab w:val="num" w:pos="1440"/>
         </w:tabs>
-        <w:ind w:left="1440" w:hanging="360"/>
+        <w:ind w:start="1440" w:hanging="360"/>
       </w:pPr>
       <w:rPr>
         <w:rFonts w:ascii="OpenSymbol" w:hAnsi="OpenSymbol" w:cs="OpenSymbol" w:hint="default"/>
@@ -6145,12 +6492,12 @@
       <w:start w:val="1"/>
       <w:numFmt w:val="bullet"/>
       <w:lvlText w:val=""/>
-      <w:lvlJc w:val="left"/>
+      <w:lvlJc w:val="start"/>
       <w:pPr>
         <w:tabs>
           <w:tab w:val="num" w:pos="1800"/>
         </w:tabs>
-        <w:ind w:left="1800" w:hanging="360"/>
+        <w:ind w:start="1800" w:hanging="360"/>
       </w:pPr>
       <w:rPr>
         <w:rFonts w:ascii="Symbol" w:hAnsi="Symbol" w:cs="Symbol" w:hint="default"/>
@@ -6160,12 +6507,12 @@
       <w:start w:val="1"/>
       <w:numFmt w:val="bullet"/>
       <w:lvlText w:val="◦"/>
-      <w:lvlJc w:val="left"/>
+      <w:lvlJc w:val="start"/>
       <w:pPr>
         <w:tabs>
           <w:tab w:val="num" w:pos="2160"/>
         </w:tabs>
-        <w:ind w:left="2160" w:hanging="360"/>
+        <w:ind w:start="2160" w:hanging="360"/>
       </w:pPr>
       <w:rPr>
         <w:rFonts w:ascii="OpenSymbol" w:hAnsi="OpenSymbol" w:cs="OpenSymbol" w:hint="default"/>
@@ -6175,12 +6522,12 @@
       <w:start w:val="1"/>
       <w:numFmt w:val="bullet"/>
       <w:lvlText w:val="▪"/>
-      <w:lvlJc w:val="left"/>
+      <w:lvlJc w:val="start"/>
       <w:pPr>
         <w:tabs>
           <w:tab w:val="num" w:pos="2520"/>
         </w:tabs>
-        <w:ind w:left="2520" w:hanging="360"/>
+        <w:ind w:start="2520" w:hanging="360"/>
       </w:pPr>
       <w:rPr>
         <w:rFonts w:ascii="OpenSymbol" w:hAnsi="OpenSymbol" w:cs="OpenSymbol" w:hint="default"/>
@@ -6190,12 +6537,12 @@
       <w:start w:val="1"/>
       <w:numFmt w:val="bullet"/>
       <w:lvlText w:val=""/>
-      <w:lvlJc w:val="left"/>
+      <w:lvlJc w:val="start"/>
       <w:pPr>
         <w:tabs>
           <w:tab w:val="num" w:pos="2880"/>
         </w:tabs>
-        <w:ind w:left="2880" w:hanging="360"/>
+        <w:ind w:start="2880" w:hanging="360"/>
       </w:pPr>
       <w:rPr>
         <w:rFonts w:ascii="Symbol" w:hAnsi="Symbol" w:cs="Symbol" w:hint="default"/>
@@ -6205,12 +6552,12 @@
       <w:start w:val="1"/>
       <w:numFmt w:val="bullet"/>
       <w:lvlText w:val="◦"/>
-      <w:lvlJc w:val="left"/>
+      <w:lvlJc w:val="start"/>
       <w:pPr>
         <w:tabs>
           <w:tab w:val="num" w:pos="3240"/>
         </w:tabs>
-        <w:ind w:left="3240" w:hanging="360"/>
+        <w:ind w:start="3240" w:hanging="360"/>
       </w:pPr>
       <w:rPr>
         <w:rFonts w:ascii="OpenSymbol" w:hAnsi="OpenSymbol" w:cs="OpenSymbol" w:hint="default"/>
@@ -6220,12 +6567,12 @@
       <w:start w:val="1"/>
       <w:numFmt w:val="bullet"/>
       <w:lvlText w:val="▪"/>
-      <w:lvlJc w:val="left"/>
+      <w:lvlJc w:val="start"/>
       <w:pPr>
         <w:tabs>
           <w:tab w:val="num" w:pos="3600"/>
         </w:tabs>
-        <w:ind w:left="3600" w:hanging="360"/>
+        <w:ind w:start="3600" w:hanging="360"/>
       </w:pPr>
       <w:rPr>
         <w:rFonts w:ascii="OpenSymbol" w:hAnsi="OpenSymbol" w:cs="OpenSymbol" w:hint="default"/>
@@ -6237,12 +6584,12 @@
       <w:start w:val="1"/>
       <w:numFmt w:val="bullet"/>
       <w:lvlText w:val=""/>
-      <w:lvlJc w:val="left"/>
+      <w:lvlJc w:val="start"/>
       <w:pPr>
         <w:tabs>
           <w:tab w:val="num" w:pos="720"/>
         </w:tabs>
-        <w:ind w:left="720" w:hanging="360"/>
+        <w:ind w:start="720" w:hanging="360"/>
       </w:pPr>
       <w:rPr>
         <w:rFonts w:ascii="Symbol" w:hAnsi="Symbol" w:cs="Symbol" w:hint="default"/>
@@ -6252,12 +6599,12 @@
       <w:start w:val="1"/>
       <w:numFmt w:val="bullet"/>
       <w:lvlText w:val="◦"/>
-      <w:lvlJc w:val="left"/>
+      <w:lvlJc w:val="start"/>
       <w:pPr>
         <w:tabs>
           <w:tab w:val="num" w:pos="1080"/>
         </w:tabs>
-        <w:ind w:left="1080" w:hanging="360"/>
+        <w:ind w:start="1080" w:hanging="360"/>
       </w:pPr>
       <w:rPr>
         <w:rFonts w:ascii="OpenSymbol" w:hAnsi="OpenSymbol" w:cs="OpenSymbol" w:hint="default"/>
@@ -6267,12 +6614,12 @@
       <w:start w:val="1"/>
       <w:numFmt w:val="bullet"/>
       <w:lvlText w:val="▪"/>
-      <w:lvlJc w:val="left"/>
+      <w:lvlJc w:val="start"/>
       <w:pPr>
         <w:tabs>
           <w:tab w:val="num" w:pos="1440"/>
         </w:tabs>
-        <w:ind w:left="1440" w:hanging="360"/>
+        <w:ind w:start="1440" w:hanging="360"/>
       </w:pPr>
       <w:rPr>
         <w:rFonts w:ascii="OpenSymbol" w:hAnsi="OpenSymbol" w:cs="OpenSymbol" w:hint="default"/>
@@ -6282,12 +6629,12 @@
       <w:start w:val="1"/>
       <w:numFmt w:val="bullet"/>
       <w:lvlText w:val=""/>
-      <w:lvlJc w:val="left"/>
+      <w:lvlJc w:val="start"/>
       <w:pPr>
         <w:tabs>
           <w:tab w:val="num" w:pos="1800"/>
         </w:tabs>
-        <w:ind w:left="1800" w:hanging="360"/>
+        <w:ind w:start="1800" w:hanging="360"/>
       </w:pPr>
       <w:rPr>
         <w:rFonts w:ascii="Symbol" w:hAnsi="Symbol" w:cs="Symbol" w:hint="default"/>
@@ -6297,12 +6644,12 @@
       <w:start w:val="1"/>
       <w:numFmt w:val="bullet"/>
       <w:lvlText w:val="◦"/>
-      <w:lvlJc w:val="left"/>
+      <w:lvlJc w:val="start"/>
       <w:pPr>
         <w:tabs>
           <w:tab w:val="num" w:pos="2160"/>
         </w:tabs>
-        <w:ind w:left="2160" w:hanging="360"/>
+        <w:ind w:start="2160" w:hanging="360"/>
       </w:pPr>
       <w:rPr>
         <w:rFonts w:ascii="OpenSymbol" w:hAnsi="OpenSymbol" w:cs="OpenSymbol" w:hint="default"/>
@@ -6312,12 +6659,12 @@
       <w:start w:val="1"/>
       <w:numFmt w:val="bullet"/>
       <w:lvlText w:val="▪"/>
-      <w:lvlJc w:val="left"/>
+      <w:lvlJc w:val="start"/>
       <w:pPr>
         <w:tabs>
           <w:tab w:val="num" w:pos="2520"/>
         </w:tabs>
-        <w:ind w:left="2520" w:hanging="360"/>
+        <w:ind w:start="2520" w:hanging="360"/>
       </w:pPr>
       <w:rPr>
         <w:rFonts w:ascii="OpenSymbol" w:hAnsi="OpenSymbol" w:cs="OpenSymbol" w:hint="default"/>
@@ -6327,12 +6674,12 @@
       <w:start w:val="1"/>
       <w:numFmt w:val="bullet"/>
       <w:lvlText w:val=""/>
-      <w:lvlJc w:val="left"/>
+      <w:lvlJc w:val="start"/>
       <w:pPr>
         <w:tabs>
           <w:tab w:val="num" w:pos="2880"/>
         </w:tabs>
-        <w:ind w:left="2880" w:hanging="360"/>
+        <w:ind w:start="2880" w:hanging="360"/>
       </w:pPr>
       <w:rPr>
         <w:rFonts w:ascii="Symbol" w:hAnsi="Symbol" w:cs="Symbol" w:hint="default"/>
@@ -6342,12 +6689,12 @@
       <w:start w:val="1"/>
       <w:numFmt w:val="bullet"/>
       <w:lvlText w:val="◦"/>
-      <w:lvlJc w:val="left"/>
+      <w:lvlJc w:val="start"/>
       <w:pPr>
         <w:tabs>
           <w:tab w:val="num" w:pos="3240"/>
         </w:tabs>
-        <w:ind w:left="3240" w:hanging="360"/>
+        <w:ind w:start="3240" w:hanging="360"/>
       </w:pPr>
       <w:rPr>
         <w:rFonts w:ascii="OpenSymbol" w:hAnsi="OpenSymbol" w:cs="OpenSymbol" w:hint="default"/>
@@ -6357,12 +6704,12 @@
       <w:start w:val="1"/>
       <w:numFmt w:val="bullet"/>
       <w:lvlText w:val="▪"/>
-      <w:lvlJc w:val="left"/>
+      <w:lvlJc w:val="start"/>
       <w:pPr>
         <w:tabs>
           <w:tab w:val="num" w:pos="3600"/>
         </w:tabs>
-        <w:ind w:left="3600" w:hanging="360"/>
+        <w:ind w:start="3600" w:hanging="360"/>
       </w:pPr>
       <w:rPr>
         <w:rFonts w:ascii="OpenSymbol" w:hAnsi="OpenSymbol" w:cs="OpenSymbol" w:hint="default"/>
@@ -6374,12 +6721,12 @@
       <w:start w:val="1"/>
       <w:numFmt w:val="bullet"/>
       <w:lvlText w:val=""/>
-      <w:lvlJc w:val="left"/>
+      <w:lvlJc w:val="start"/>
       <w:pPr>
         <w:tabs>
           <w:tab w:val="num" w:pos="720"/>
         </w:tabs>
-        <w:ind w:left="720" w:hanging="360"/>
+        <w:ind w:start="720" w:hanging="360"/>
       </w:pPr>
       <w:rPr>
         <w:rFonts w:ascii="Symbol" w:hAnsi="Symbol" w:cs="Symbol" w:hint="default"/>
@@ -6389,12 +6736,12 @@
       <w:start w:val="1"/>
       <w:numFmt w:val="bullet"/>
       <w:lvlText w:val="◦"/>
-      <w:lvlJc w:val="left"/>
+      <w:lvlJc w:val="start"/>
       <w:pPr>
         <w:tabs>
           <w:tab w:val="num" w:pos="1080"/>
         </w:tabs>
-        <w:ind w:left="1080" w:hanging="360"/>
+        <w:ind w:start="1080" w:hanging="360"/>
       </w:pPr>
       <w:rPr>
         <w:rFonts w:ascii="OpenSymbol" w:hAnsi="OpenSymbol" w:cs="OpenSymbol" w:hint="default"/>
@@ -6404,12 +6751,12 @@
       <w:start w:val="1"/>
       <w:numFmt w:val="bullet"/>
       <w:lvlText w:val="▪"/>
-      <w:lvlJc w:val="left"/>
+      <w:lvlJc w:val="start"/>
       <w:pPr>
         <w:tabs>
           <w:tab w:val="num" w:pos="1440"/>
         </w:tabs>
-        <w:ind w:left="1440" w:hanging="360"/>
+        <w:ind w:start="1440" w:hanging="360"/>
       </w:pPr>
       <w:rPr>
         <w:rFonts w:ascii="OpenSymbol" w:hAnsi="OpenSymbol" w:cs="OpenSymbol" w:hint="default"/>
@@ -6419,12 +6766,12 @@
       <w:start w:val="1"/>
       <w:numFmt w:val="bullet"/>
       <w:lvlText w:val=""/>
-      <w:lvlJc w:val="left"/>
+      <w:lvlJc w:val="start"/>
       <w:pPr>
         <w:tabs>
           <w:tab w:val="num" w:pos="1800"/>
         </w:tabs>
-        <w:ind w:left="1800" w:hanging="360"/>
+        <w:ind w:start="1800" w:hanging="360"/>
       </w:pPr>
       <w:rPr>
         <w:rFonts w:ascii="Symbol" w:hAnsi="Symbol" w:cs="Symbol" w:hint="default"/>
@@ -6434,12 +6781,12 @@
       <w:start w:val="1"/>
       <w:numFmt w:val="bullet"/>
       <w:lvlText w:val="◦"/>
-      <w:lvlJc w:val="left"/>
+      <w:lvlJc w:val="start"/>
       <w:pPr>
         <w:tabs>
           <w:tab w:val="num" w:pos="2160"/>
         </w:tabs>
-        <w:ind w:left="2160" w:hanging="360"/>
+        <w:ind w:start="2160" w:hanging="360"/>
       </w:pPr>
       <w:rPr>
         <w:rFonts w:ascii="OpenSymbol" w:hAnsi="OpenSymbol" w:cs="OpenSymbol" w:hint="default"/>
@@ -6449,12 +6796,12 @@
       <w:start w:val="1"/>
       <w:numFmt w:val="bullet"/>
       <w:lvlText w:val="▪"/>
-      <w:lvlJc w:val="left"/>
+      <w:lvlJc w:val="start"/>
       <w:pPr>
         <w:tabs>
           <w:tab w:val="num" w:pos="2520"/>
         </w:tabs>
-        <w:ind w:left="2520" w:hanging="360"/>
+        <w:ind w:start="2520" w:hanging="360"/>
       </w:pPr>
       <w:rPr>
         <w:rFonts w:ascii="OpenSymbol" w:hAnsi="OpenSymbol" w:cs="OpenSymbol" w:hint="default"/>
@@ -6464,12 +6811,12 @@
       <w:start w:val="1"/>
       <w:numFmt w:val="bullet"/>
       <w:lvlText w:val=""/>
-      <w:lvlJc w:val="left"/>
+      <w:lvlJc w:val="start"/>
       <w:pPr>
         <w:tabs>
           <w:tab w:val="num" w:pos="2880"/>
         </w:tabs>
-        <w:ind w:left="2880" w:hanging="360"/>
+        <w:ind w:start="2880" w:hanging="360"/>
       </w:pPr>
       <w:rPr>
         <w:rFonts w:ascii="Symbol" w:hAnsi="Symbol" w:cs="Symbol" w:hint="default"/>
@@ -6479,12 +6826,12 @@
       <w:start w:val="1"/>
       <w:numFmt w:val="bullet"/>
       <w:lvlText w:val="◦"/>
-      <w:lvlJc w:val="left"/>
+      <w:lvlJc w:val="start"/>
       <w:pPr>
         <w:tabs>
           <w:tab w:val="num" w:pos="3240"/>
         </w:tabs>
-        <w:ind w:left="3240" w:hanging="360"/>
+        <w:ind w:start="3240" w:hanging="360"/>
       </w:pPr>
       <w:rPr>
         <w:rFonts w:ascii="OpenSymbol" w:hAnsi="OpenSymbol" w:cs="OpenSymbol" w:hint="default"/>
@@ -6494,12 +6841,12 @@
       <w:start w:val="1"/>
       <w:numFmt w:val="bullet"/>
       <w:lvlText w:val="▪"/>
-      <w:lvlJc w:val="left"/>
+      <w:lvlJc w:val="start"/>
       <w:pPr>
         <w:tabs>
           <w:tab w:val="num" w:pos="3600"/>
         </w:tabs>
-        <w:ind w:left="3600" w:hanging="360"/>
+        <w:ind w:start="3600" w:hanging="360"/>
       </w:pPr>
       <w:rPr>
         <w:rFonts w:ascii="OpenSymbol" w:hAnsi="OpenSymbol" w:cs="OpenSymbol" w:hint="default"/>
@@ -6511,12 +6858,12 @@
       <w:start w:val="1"/>
       <w:numFmt w:val="bullet"/>
       <w:lvlText w:val=""/>
-      <w:lvlJc w:val="left"/>
+      <w:lvlJc w:val="start"/>
       <w:pPr>
         <w:tabs>
           <w:tab w:val="num" w:pos="720"/>
         </w:tabs>
-        <w:ind w:left="720" w:hanging="360"/>
+        <w:ind w:start="720" w:hanging="360"/>
       </w:pPr>
       <w:rPr>
         <w:rFonts w:ascii="Symbol" w:hAnsi="Symbol" w:cs="Symbol" w:hint="default"/>
@@ -6526,12 +6873,12 @@
       <w:start w:val="1"/>
       <w:numFmt w:val="bullet"/>
       <w:lvlText w:val="◦"/>
-      <w:lvlJc w:val="left"/>
+      <w:lvlJc w:val="start"/>
       <w:pPr>
         <w:tabs>
           <w:tab w:val="num" w:pos="1080"/>
         </w:tabs>
-        <w:ind w:left="1080" w:hanging="360"/>
+        <w:ind w:start="1080" w:hanging="360"/>
       </w:pPr>
       <w:rPr>
         <w:rFonts w:ascii="OpenSymbol" w:hAnsi="OpenSymbol" w:cs="OpenSymbol" w:hint="default"/>
@@ -6541,12 +6888,12 @@
       <w:start w:val="1"/>
       <w:numFmt w:val="bullet"/>
       <w:lvlText w:val="▪"/>
-      <w:lvlJc w:val="left"/>
+      <w:lvlJc w:val="start"/>
       <w:pPr>
         <w:tabs>
           <w:tab w:val="num" w:pos="1440"/>
         </w:tabs>
-        <w:ind w:left="1440" w:hanging="360"/>
+        <w:ind w:start="1440" w:hanging="360"/>
       </w:pPr>
       <w:rPr>
         <w:rFonts w:ascii="OpenSymbol" w:hAnsi="OpenSymbol" w:cs="OpenSymbol" w:hint="default"/>
@@ -6556,12 +6903,12 @@
       <w:start w:val="1"/>
       <w:numFmt w:val="bullet"/>
       <w:lvlText w:val=""/>
-      <w:lvlJc w:val="left"/>
+      <w:lvlJc w:val="start"/>
       <w:pPr>
         <w:tabs>
           <w:tab w:val="num" w:pos="1800"/>
         </w:tabs>
-        <w:ind w:left="1800" w:hanging="360"/>
+        <w:ind w:start="1800" w:hanging="360"/>
       </w:pPr>
       <w:rPr>
         <w:rFonts w:ascii="Symbol" w:hAnsi="Symbol" w:cs="Symbol" w:hint="default"/>
@@ -6571,12 +6918,12 @@
       <w:start w:val="1"/>
       <w:numFmt w:val="bullet"/>
       <w:lvlText w:val="◦"/>
-      <w:lvlJc w:val="left"/>
+      <w:lvlJc w:val="start"/>
       <w:pPr>
         <w:tabs>
           <w:tab w:val="num" w:pos="2160"/>
         </w:tabs>
-        <w:ind w:left="2160" w:hanging="360"/>
+        <w:ind w:start="2160" w:hanging="360"/>
       </w:pPr>
       <w:rPr>
         <w:rFonts w:ascii="OpenSymbol" w:hAnsi="OpenSymbol" w:cs="OpenSymbol" w:hint="default"/>
@@ -6586,12 +6933,12 @@
       <w:start w:val="1"/>
       <w:numFmt w:val="bullet"/>
       <w:lvlText w:val="▪"/>
-      <w:lvlJc w:val="left"/>
+      <w:lvlJc w:val="start"/>
       <w:pPr>
         <w:tabs>
           <w:tab w:val="num" w:pos="2520"/>
         </w:tabs>
-        <w:ind w:left="2520" w:hanging="360"/>
+        <w:ind w:start="2520" w:hanging="360"/>
       </w:pPr>
       <w:rPr>
         <w:rFonts w:ascii="OpenSymbol" w:hAnsi="OpenSymbol" w:cs="OpenSymbol" w:hint="default"/>
@@ -6601,12 +6948,12 @@
       <w:start w:val="1"/>
       <w:numFmt w:val="bullet"/>
       <w:lvlText w:val=""/>
-      <w:lvlJc w:val="left"/>
+      <w:lvlJc w:val="start"/>
       <w:pPr>
         <w:tabs>
           <w:tab w:val="num" w:pos="2880"/>
         </w:tabs>
-        <w:ind w:left="2880" w:hanging="360"/>
+        <w:ind w:start="2880" w:hanging="360"/>
       </w:pPr>
       <w:rPr>
         <w:rFonts w:ascii="Symbol" w:hAnsi="Symbol" w:cs="Symbol" w:hint="default"/>
@@ -6616,12 +6963,12 @@
       <w:start w:val="1"/>
       <w:numFmt w:val="bullet"/>
       <w:lvlText w:val="◦"/>
-      <w:lvlJc w:val="left"/>
+      <w:lvlJc w:val="start"/>
       <w:pPr>
         <w:tabs>
           <w:tab w:val="num" w:pos="3240"/>
         </w:tabs>
-        <w:ind w:left="3240" w:hanging="360"/>
+        <w:ind w:start="3240" w:hanging="360"/>
       </w:pPr>
       <w:rPr>
         <w:rFonts w:ascii="OpenSymbol" w:hAnsi="OpenSymbol" w:cs="OpenSymbol" w:hint="default"/>
@@ -6631,12 +6978,12 @@
       <w:start w:val="1"/>
       <w:numFmt w:val="bullet"/>
       <w:lvlText w:val="▪"/>
-      <w:lvlJc w:val="left"/>
+      <w:lvlJc w:val="start"/>
       <w:pPr>
         <w:tabs>
           <w:tab w:val="num" w:pos="3600"/>
         </w:tabs>
-        <w:ind w:left="3600" w:hanging="360"/>
+        <w:ind w:start="3600" w:hanging="360"/>
       </w:pPr>
       <w:rPr>
         <w:rFonts w:ascii="OpenSymbol" w:hAnsi="OpenSymbol" w:cs="OpenSymbol" w:hint="default"/>
@@ -6648,12 +6995,12 @@
       <w:start w:val="1"/>
       <w:numFmt w:val="bullet"/>
       <w:lvlText w:val=""/>
-      <w:lvlJc w:val="left"/>
+      <w:lvlJc w:val="start"/>
       <w:pPr>
         <w:tabs>
           <w:tab w:val="num" w:pos="720"/>
         </w:tabs>
-        <w:ind w:left="720" w:hanging="360"/>
+        <w:ind w:start="720" w:hanging="360"/>
       </w:pPr>
       <w:rPr>
         <w:rFonts w:ascii="Symbol" w:hAnsi="Symbol" w:cs="Symbol" w:hint="default"/>
@@ -6663,12 +7010,12 @@
       <w:start w:val="1"/>
       <w:numFmt w:val="bullet"/>
       <w:lvlText w:val="◦"/>
-      <w:lvlJc w:val="left"/>
+      <w:lvlJc w:val="start"/>
       <w:pPr>
         <w:tabs>
           <w:tab w:val="num" w:pos="1080"/>
         </w:tabs>
-        <w:ind w:left="1080" w:hanging="360"/>
+        <w:ind w:start="1080" w:hanging="360"/>
       </w:pPr>
       <w:rPr>
         <w:rFonts w:ascii="OpenSymbol" w:hAnsi="OpenSymbol" w:cs="OpenSymbol" w:hint="default"/>
@@ -6678,12 +7025,12 @@
       <w:start w:val="1"/>
       <w:numFmt w:val="bullet"/>
       <w:lvlText w:val="▪"/>
-      <w:lvlJc w:val="left"/>
+      <w:lvlJc w:val="start"/>
       <w:pPr>
         <w:tabs>
           <w:tab w:val="num" w:pos="1440"/>
         </w:tabs>
-        <w:ind w:left="1440" w:hanging="360"/>
+        <w:ind w:start="1440" w:hanging="360"/>
       </w:pPr>
       <w:rPr>
         <w:rFonts w:ascii="OpenSymbol" w:hAnsi="OpenSymbol" w:cs="OpenSymbol" w:hint="default"/>
@@ -6693,12 +7040,12 @@
       <w:start w:val="1"/>
       <w:numFmt w:val="bullet"/>
       <w:lvlText w:val=""/>
-      <w:lvlJc w:val="left"/>
+      <w:lvlJc w:val="start"/>
       <w:pPr>
         <w:tabs>
           <w:tab w:val="num" w:pos="1800"/>
         </w:tabs>
-        <w:ind w:left="1800" w:hanging="360"/>
+        <w:ind w:start="1800" w:hanging="360"/>
       </w:pPr>
       <w:rPr>
         <w:rFonts w:ascii="Symbol" w:hAnsi="Symbol" w:cs="Symbol" w:hint="default"/>
@@ -6708,12 +7055,12 @@
       <w:start w:val="1"/>
       <w:numFmt w:val="bullet"/>
       <w:lvlText w:val="◦"/>
-      <w:lvlJc w:val="left"/>
+      <w:lvlJc w:val="start"/>
       <w:pPr>
         <w:tabs>
           <w:tab w:val="num" w:pos="2160"/>
         </w:tabs>
-        <w:ind w:left="2160" w:hanging="360"/>
+        <w:ind w:start="2160" w:hanging="360"/>
       </w:pPr>
       <w:rPr>
         <w:rFonts w:ascii="OpenSymbol" w:hAnsi="OpenSymbol" w:cs="OpenSymbol" w:hint="default"/>
@@ -6723,12 +7070,12 @@
       <w:start w:val="1"/>
       <w:numFmt w:val="bullet"/>
       <w:lvlText w:val="▪"/>
-      <w:lvlJc w:val="left"/>
+      <w:lvlJc w:val="start"/>
       <w:pPr>
         <w:tabs>
           <w:tab w:val="num" w:pos="2520"/>
         </w:tabs>
-        <w:ind w:left="2520" w:hanging="360"/>
+        <w:ind w:start="2520" w:hanging="360"/>
       </w:pPr>
       <w:rPr>
         <w:rFonts w:ascii="OpenSymbol" w:hAnsi="OpenSymbol" w:cs="OpenSymbol" w:hint="default"/>
@@ -6738,12 +7085,12 @@
       <w:start w:val="1"/>
       <w:numFmt w:val="bullet"/>
       <w:lvlText w:val=""/>
-      <w:lvlJc w:val="left"/>
+      <w:lvlJc w:val="start"/>
       <w:pPr>
         <w:tabs>
           <w:tab w:val="num" w:pos="2880"/>
         </w:tabs>
-        <w:ind w:left="2880" w:hanging="360"/>
+        <w:ind w:start="2880" w:hanging="360"/>
       </w:pPr>
       <w:rPr>
         <w:rFonts w:ascii="Symbol" w:hAnsi="Symbol" w:cs="Symbol" w:hint="default"/>
@@ -6753,12 +7100,12 @@
       <w:start w:val="1"/>
       <w:numFmt w:val="bullet"/>
       <w:lvlText w:val="◦"/>
-      <w:lvlJc w:val="left"/>
+      <w:lvlJc w:val="start"/>
       <w:pPr>
         <w:tabs>
           <w:tab w:val="num" w:pos="3240"/>
         </w:tabs>
-        <w:ind w:left="3240" w:hanging="360"/>
+        <w:ind w:start="3240" w:hanging="360"/>
       </w:pPr>
       <w:rPr>
         <w:rFonts w:ascii="OpenSymbol" w:hAnsi="OpenSymbol" w:cs="OpenSymbol" w:hint="default"/>
@@ -6768,12 +7115,12 @@
       <w:start w:val="1"/>
       <w:numFmt w:val="bullet"/>
       <w:lvlText w:val="▪"/>
-      <w:lvlJc w:val="left"/>
+      <w:lvlJc w:val="start"/>
       <w:pPr>
         <w:tabs>
           <w:tab w:val="num" w:pos="3600"/>
         </w:tabs>
-        <w:ind w:left="3600" w:hanging="360"/>
+        <w:ind w:start="3600" w:hanging="360"/>
       </w:pPr>
       <w:rPr>
         <w:rFonts w:ascii="OpenSymbol" w:hAnsi="OpenSymbol" w:cs="OpenSymbol" w:hint="default"/>
@@ -6785,12 +7132,12 @@
       <w:start w:val="1"/>
       <w:numFmt w:val="bullet"/>
       <w:lvlText w:val=""/>
-      <w:lvlJc w:val="left"/>
+      <w:lvlJc w:val="start"/>
       <w:pPr>
         <w:tabs>
           <w:tab w:val="num" w:pos="720"/>
         </w:tabs>
-        <w:ind w:left="720" w:hanging="360"/>
+        <w:ind w:start="720" w:hanging="360"/>
       </w:pPr>
       <w:rPr>
         <w:rFonts w:ascii="Symbol" w:hAnsi="Symbol" w:cs="Symbol" w:hint="default"/>
@@ -6800,12 +7147,12 @@
       <w:start w:val="1"/>
       <w:numFmt w:val="bullet"/>
       <w:lvlText w:val="◦"/>
-      <w:lvlJc w:val="left"/>
+      <w:lvlJc w:val="start"/>
       <w:pPr>
         <w:tabs>
           <w:tab w:val="num" w:pos="1080"/>
         </w:tabs>
-        <w:ind w:left="1080" w:hanging="360"/>
+        <w:ind w:start="1080" w:hanging="360"/>
       </w:pPr>
       <w:rPr>
         <w:rFonts w:ascii="OpenSymbol" w:hAnsi="OpenSymbol" w:cs="OpenSymbol" w:hint="default"/>
@@ -6815,12 +7162,12 @@
       <w:start w:val="1"/>
       <w:numFmt w:val="bullet"/>
       <w:lvlText w:val="▪"/>
-      <w:lvlJc w:val="left"/>
+      <w:lvlJc w:val="start"/>
       <w:pPr>
         <w:tabs>
           <w:tab w:val="num" w:pos="1440"/>
         </w:tabs>
-        <w:ind w:left="1440" w:hanging="360"/>
+        <w:ind w:start="1440" w:hanging="360"/>
       </w:pPr>
       <w:rPr>
         <w:rFonts w:ascii="OpenSymbol" w:hAnsi="OpenSymbol" w:cs="OpenSymbol" w:hint="default"/>
@@ -6830,12 +7177,12 @@
       <w:start w:val="1"/>
       <w:numFmt w:val="bullet"/>
       <w:lvlText w:val=""/>
-      <w:lvlJc w:val="left"/>
+      <w:lvlJc w:val="start"/>
       <w:pPr>
         <w:tabs>
           <w:tab w:val="num" w:pos="1800"/>
         </w:tabs>
-        <w:ind w:left="1800" w:hanging="360"/>
+        <w:ind w:start="1800" w:hanging="360"/>
       </w:pPr>
       <w:rPr>
         <w:rFonts w:ascii="Symbol" w:hAnsi="Symbol" w:cs="Symbol" w:hint="default"/>
@@ -6845,12 +7192,12 @@
       <w:start w:val="1"/>
       <w:numFmt w:val="bullet"/>
       <w:lvlText w:val="◦"/>
-      <w:lvlJc w:val="left"/>
+      <w:lvlJc w:val="start"/>
       <w:pPr>
         <w:tabs>
           <w:tab w:val="num" w:pos="2160"/>
         </w:tabs>
-        <w:ind w:left="2160" w:hanging="360"/>
+        <w:ind w:start="2160" w:hanging="360"/>
       </w:pPr>
       <w:rPr>
         <w:rFonts w:ascii="OpenSymbol" w:hAnsi="OpenSymbol" w:cs="OpenSymbol" w:hint="default"/>
@@ -6860,12 +7207,12 @@
       <w:start w:val="1"/>
       <w:numFmt w:val="bullet"/>
       <w:lvlText w:val="▪"/>
-      <w:lvlJc w:val="left"/>
+      <w:lvlJc w:val="start"/>
       <w:pPr>
         <w:tabs>
           <w:tab w:val="num" w:pos="2520"/>
         </w:tabs>
-        <w:ind w:left="2520" w:hanging="360"/>
+        <w:ind w:start="2520" w:hanging="360"/>
       </w:pPr>
       <w:rPr>
         <w:rFonts w:ascii="OpenSymbol" w:hAnsi="OpenSymbol" w:cs="OpenSymbol" w:hint="default"/>
@@ -6875,12 +7222,12 @@
       <w:start w:val="1"/>
       <w:numFmt w:val="bullet"/>
       <w:lvlText w:val=""/>
-      <w:lvlJc w:val="left"/>
+      <w:lvlJc w:val="start"/>
       <w:pPr>
         <w:tabs>
           <w:tab w:val="num" w:pos="2880"/>
         </w:tabs>
-        <w:ind w:left="2880" w:hanging="360"/>
+        <w:ind w:start="2880" w:hanging="360"/>
       </w:pPr>
       <w:rPr>
         <w:rFonts w:ascii="Symbol" w:hAnsi="Symbol" w:cs="Symbol" w:hint="default"/>
@@ -6890,12 +7237,12 @@
       <w:start w:val="1"/>
       <w:numFmt w:val="bullet"/>
       <w:lvlText w:val="◦"/>
-      <w:lvlJc w:val="left"/>
+      <w:lvlJc w:val="start"/>
       <w:pPr>
         <w:tabs>
           <w:tab w:val="num" w:pos="3240"/>
         </w:tabs>
-        <w:ind w:left="3240" w:hanging="360"/>
+        <w:ind w:start="3240" w:hanging="360"/>
       </w:pPr>
       <w:rPr>
         <w:rFonts w:ascii="OpenSymbol" w:hAnsi="OpenSymbol" w:cs="OpenSymbol" w:hint="default"/>
@@ -6905,12 +7252,12 @@
       <w:start w:val="1"/>
       <w:numFmt w:val="bullet"/>
       <w:lvlText w:val="▪"/>
-      <w:lvlJc w:val="left"/>
+      <w:lvlJc w:val="start"/>
       <w:pPr>
         <w:tabs>
           <w:tab w:val="num" w:pos="3600"/>
         </w:tabs>
-        <w:ind w:left="3600" w:hanging="360"/>
+        <w:ind w:start="3600" w:hanging="360"/>
       </w:pPr>
       <w:rPr>
         <w:rFonts w:ascii="OpenSymbol" w:hAnsi="OpenSymbol" w:cs="OpenSymbol" w:hint="default"/>
@@ -6922,12 +7269,12 @@
       <w:start w:val="1"/>
       <w:numFmt w:val="bullet"/>
       <w:lvlText w:val=""/>
-      <w:lvlJc w:val="left"/>
+      <w:lvlJc w:val="start"/>
       <w:pPr>
         <w:tabs>
           <w:tab w:val="num" w:pos="720"/>
         </w:tabs>
-        <w:ind w:left="720" w:hanging="360"/>
+        <w:ind w:start="720" w:hanging="360"/>
       </w:pPr>
       <w:rPr>
         <w:rFonts w:ascii="Symbol" w:hAnsi="Symbol" w:cs="Symbol" w:hint="default"/>
@@ -6937,12 +7284,12 @@
       <w:start w:val="1"/>
       <w:numFmt w:val="bullet"/>
       <w:lvlText w:val="◦"/>
-      <w:lvlJc w:val="left"/>
+      <w:lvlJc w:val="start"/>
       <w:pPr>
         <w:tabs>
           <w:tab w:val="num" w:pos="1080"/>
         </w:tabs>
-        <w:ind w:left="1080" w:hanging="360"/>
+        <w:ind w:start="1080" w:hanging="360"/>
       </w:pPr>
       <w:rPr>
         <w:rFonts w:ascii="OpenSymbol" w:hAnsi="OpenSymbol" w:cs="OpenSymbol" w:hint="default"/>
@@ -6952,12 +7299,12 @@
       <w:start w:val="1"/>
       <w:numFmt w:val="bullet"/>
       <w:lvlText w:val="▪"/>
-      <w:lvlJc w:val="left"/>
+      <w:lvlJc w:val="start"/>
       <w:pPr>
         <w:tabs>
           <w:tab w:val="num" w:pos="1440"/>
         </w:tabs>
-        <w:ind w:left="1440" w:hanging="360"/>
+        <w:ind w:start="1440" w:hanging="360"/>
       </w:pPr>
       <w:rPr>
         <w:rFonts w:ascii="OpenSymbol" w:hAnsi="OpenSymbol" w:cs="OpenSymbol" w:hint="default"/>
@@ -6967,12 +7314,12 @@
       <w:start w:val="1"/>
       <w:numFmt w:val="bullet"/>
       <w:lvlText w:val=""/>
-      <w:lvlJc w:val="left"/>
+      <w:lvlJc w:val="start"/>
       <w:pPr>
         <w:tabs>
           <w:tab w:val="num" w:pos="1800"/>
         </w:tabs>
-        <w:ind w:left="1800" w:hanging="360"/>
+        <w:ind w:start="1800" w:hanging="360"/>
       </w:pPr>
       <w:rPr>
         <w:rFonts w:ascii="Symbol" w:hAnsi="Symbol" w:cs="Symbol" w:hint="default"/>
@@ -6982,12 +7329,12 @@
       <w:start w:val="1"/>
       <w:numFmt w:val="bullet"/>
       <w:lvlText w:val="◦"/>
-      <w:lvlJc w:val="left"/>
+      <w:lvlJc w:val="start"/>
       <w:pPr>
         <w:tabs>
           <w:tab w:val="num" w:pos="2160"/>
         </w:tabs>
-        <w:ind w:left="2160" w:hanging="360"/>
+        <w:ind w:start="2160" w:hanging="360"/>
       </w:pPr>
       <w:rPr>
         <w:rFonts w:ascii="OpenSymbol" w:hAnsi="OpenSymbol" w:cs="OpenSymbol" w:hint="default"/>
@@ -6997,12 +7344,12 @@
       <w:start w:val="1"/>
       <w:numFmt w:val="bullet"/>
       <w:lvlText w:val="▪"/>
-      <w:lvlJc w:val="left"/>
+      <w:lvlJc w:val="start"/>
       <w:pPr>
         <w:tabs>
           <w:tab w:val="num" w:pos="2520"/>
         </w:tabs>
-        <w:ind w:left="2520" w:hanging="360"/>
+        <w:ind w:start="2520" w:hanging="360"/>
       </w:pPr>
       <w:rPr>
         <w:rFonts w:ascii="OpenSymbol" w:hAnsi="OpenSymbol" w:cs="OpenSymbol" w:hint="default"/>
@@ -7012,12 +7359,12 @@
       <w:start w:val="1"/>
       <w:numFmt w:val="bullet"/>
       <w:lvlText w:val=""/>
-      <w:lvlJc w:val="left"/>
+      <w:lvlJc w:val="start"/>
       <w:pPr>
         <w:tabs>
           <w:tab w:val="num" w:pos="2880"/>
         </w:tabs>
-        <w:ind w:left="2880" w:hanging="360"/>
+        <w:ind w:start="2880" w:hanging="360"/>
       </w:pPr>
       <w:rPr>
         <w:rFonts w:ascii="Symbol" w:hAnsi="Symbol" w:cs="Symbol" w:hint="default"/>
@@ -7027,12 +7374,12 @@
       <w:start w:val="1"/>
       <w:numFmt w:val="bullet"/>
       <w:lvlText w:val="◦"/>
-      <w:lvlJc w:val="left"/>
+      <w:lvlJc w:val="start"/>
       <w:pPr>
         <w:tabs>
           <w:tab w:val="num" w:pos="3240"/>
         </w:tabs>
-        <w:ind w:left="3240" w:hanging="360"/>
+        <w:ind w:start="3240" w:hanging="360"/>
       </w:pPr>
       <w:rPr>
         <w:rFonts w:ascii="OpenSymbol" w:hAnsi="OpenSymbol" w:cs="OpenSymbol" w:hint="default"/>
@@ -7042,12 +7389,12 @@
       <w:start w:val="1"/>
       <w:numFmt w:val="bullet"/>
       <w:lvlText w:val="▪"/>
-      <w:lvlJc w:val="left"/>
+      <w:lvlJc w:val="start"/>
       <w:pPr>
         <w:tabs>
           <w:tab w:val="num" w:pos="3600"/>
         </w:tabs>
-        <w:ind w:left="3600" w:hanging="360"/>
+        <w:ind w:start="3600" w:hanging="360"/>
       </w:pPr>
       <w:rPr>
         <w:rFonts w:ascii="OpenSymbol" w:hAnsi="OpenSymbol" w:cs="OpenSymbol" w:hint="default"/>
@@ -7059,12 +7406,12 @@
       <w:start w:val="1"/>
       <w:numFmt w:val="bullet"/>
       <w:lvlText w:val=""/>
-      <w:lvlJc w:val="left"/>
+      <w:lvlJc w:val="start"/>
       <w:pPr>
         <w:tabs>
           <w:tab w:val="num" w:pos="720"/>
         </w:tabs>
-        <w:ind w:left="720" w:hanging="360"/>
+        <w:ind w:start="720" w:hanging="360"/>
       </w:pPr>
       <w:rPr>
         <w:rFonts w:ascii="Symbol" w:hAnsi="Symbol" w:cs="Symbol" w:hint="default"/>
@@ -7074,12 +7421,12 @@
       <w:start w:val="1"/>
       <w:numFmt w:val="bullet"/>
       <w:lvlText w:val="◦"/>
-      <w:lvlJc w:val="left"/>
+      <w:lvlJc w:val="start"/>
       <w:pPr>
         <w:tabs>
           <w:tab w:val="num" w:pos="1080"/>
         </w:tabs>
-        <w:ind w:left="1080" w:hanging="360"/>
+        <w:ind w:start="1080" w:hanging="360"/>
       </w:pPr>
       <w:rPr>
         <w:rFonts w:ascii="OpenSymbol" w:hAnsi="OpenSymbol" w:cs="OpenSymbol" w:hint="default"/>
@@ -7089,12 +7436,12 @@
       <w:start w:val="1"/>
       <w:numFmt w:val="bullet"/>
       <w:lvlText w:val="▪"/>
-      <w:lvlJc w:val="left"/>
+      <w:lvlJc w:val="start"/>
       <w:pPr>
         <w:tabs>
           <w:tab w:val="num" w:pos="1440"/>
         </w:tabs>
-        <w:ind w:left="1440" w:hanging="360"/>
+        <w:ind w:start="1440" w:hanging="360"/>
       </w:pPr>
       <w:rPr>
         <w:rFonts w:ascii="OpenSymbol" w:hAnsi="OpenSymbol" w:cs="OpenSymbol" w:hint="default"/>
@@ -7104,12 +7451,12 @@
       <w:start w:val="1"/>
       <w:numFmt w:val="bullet"/>
       <w:lvlText w:val=""/>
-      <w:lvlJc w:val="left"/>
+      <w:lvlJc w:val="start"/>
       <w:pPr>
         <w:tabs>
           <w:tab w:val="num" w:pos="1800"/>
         </w:tabs>
-        <w:ind w:left="1800" w:hanging="360"/>
+        <w:ind w:start="1800" w:hanging="360"/>
       </w:pPr>
       <w:rPr>
         <w:rFonts w:ascii="Symbol" w:hAnsi="Symbol" w:cs="Symbol" w:hint="default"/>
@@ -7119,12 +7466,12 @@
       <w:start w:val="1"/>
       <w:numFmt w:val="bullet"/>
       <w:lvlText w:val="◦"/>
-      <w:lvlJc w:val="left"/>
+      <w:lvlJc w:val="start"/>
       <w:pPr>
         <w:tabs>
           <w:tab w:val="num" w:pos="2160"/>
         </w:tabs>
-        <w:ind w:left="2160" w:hanging="360"/>
+        <w:ind w:start="2160" w:hanging="360"/>
       </w:pPr>
       <w:rPr>
         <w:rFonts w:ascii="OpenSymbol" w:hAnsi="OpenSymbol" w:cs="OpenSymbol" w:hint="default"/>
@@ -7134,12 +7481,12 @@
       <w:start w:val="1"/>
       <w:numFmt w:val="bullet"/>
       <w:lvlText w:val="▪"/>
-      <w:lvlJc w:val="left"/>
+      <w:lvlJc w:val="start"/>
       <w:pPr>
         <w:tabs>
           <w:tab w:val="num" w:pos="2520"/>
         </w:tabs>
-        <w:ind w:left="2520" w:hanging="360"/>
+        <w:ind w:start="2520" w:hanging="360"/>
       </w:pPr>
       <w:rPr>
         <w:rFonts w:ascii="OpenSymbol" w:hAnsi="OpenSymbol" w:cs="OpenSymbol" w:hint="default"/>
@@ -7149,12 +7496,12 @@
       <w:start w:val="1"/>
       <w:numFmt w:val="bullet"/>
       <w:lvlText w:val=""/>
-      <w:lvlJc w:val="left"/>
+      <w:lvlJc w:val="start"/>
       <w:pPr>
         <w:tabs>
           <w:tab w:val="num" w:pos="2880"/>
         </w:tabs>
-        <w:ind w:left="2880" w:hanging="360"/>
+        <w:ind w:start="2880" w:hanging="360"/>
       </w:pPr>
       <w:rPr>
         <w:rFonts w:ascii="Symbol" w:hAnsi="Symbol" w:cs="Symbol" w:hint="default"/>
@@ -7164,12 +7511,12 @@
       <w:start w:val="1"/>
       <w:numFmt w:val="bullet"/>
       <w:lvlText w:val="◦"/>
-      <w:lvlJc w:val="left"/>
+      <w:lvlJc w:val="start"/>
       <w:pPr>
         <w:tabs>
           <w:tab w:val="num" w:pos="3240"/>
         </w:tabs>
-        <w:ind w:left="3240" w:hanging="360"/>
+        <w:ind w:start="3240" w:hanging="360"/>
       </w:pPr>
       <w:rPr>
         <w:rFonts w:ascii="OpenSymbol" w:hAnsi="OpenSymbol" w:cs="OpenSymbol" w:hint="default"/>
@@ -7179,12 +7526,12 @@
       <w:start w:val="1"/>
       <w:numFmt w:val="bullet"/>
       <w:lvlText w:val="▪"/>
-      <w:lvlJc w:val="left"/>
+      <w:lvlJc w:val="start"/>
       <w:pPr>
         <w:tabs>
           <w:tab w:val="num" w:pos="3600"/>
         </w:tabs>
-        <w:ind w:left="3600" w:hanging="360"/>
+        <w:ind w:start="3600" w:hanging="360"/>
       </w:pPr>
       <w:rPr>
         <w:rFonts w:ascii="OpenSymbol" w:hAnsi="OpenSymbol" w:cs="OpenSymbol" w:hint="default"/>
@@ -7284,8 +7631,8 @@
     </w:rPr>
   </w:style>
   <w:style w:type="paragraph" w:styleId="Heading1">
-    <w:name w:val="Heading 1"/>
-    <w:basedOn w:val="Heading"/>
+    <w:name w:val="heading 1"/>
+    <w:basedOn w:val="Style16"/>
     <w:next w:val="BodyText"/>
     <w:qFormat/>
     <w:pPr>
@@ -7304,8 +7651,8 @@
     </w:rPr>
   </w:style>
   <w:style w:type="paragraph" w:styleId="Heading2">
-    <w:name w:val="Heading 2"/>
-    <w:basedOn w:val="Heading"/>
+    <w:name w:val="heading 2"/>
+    <w:basedOn w:val="Style16"/>
     <w:next w:val="BodyText"/>
     <w:qFormat/>
     <w:pPr>
@@ -7324,8 +7671,8 @@
     </w:rPr>
   </w:style>
   <w:style w:type="paragraph" w:styleId="Heading3">
-    <w:name w:val="Heading 3"/>
-    <w:basedOn w:val="Heading"/>
+    <w:name w:val="heading 3"/>
+    <w:basedOn w:val="Style16"/>
     <w:next w:val="BodyText"/>
     <w:qFormat/>
     <w:pPr>
@@ -7334,7 +7681,7 @@
         <w:numId w:val="1"/>
       </w:numPr>
       <w:spacing w:before="288" w:after="115"/>
-      <w:ind w:left="0"/>
+      <w:ind w:start="0"/>
       <w:outlineLvl w:val="2"/>
     </w:pPr>
     <w:rPr>
@@ -7351,47 +7698,47 @@
       <w:u w:val="single"/>
     </w:rPr>
   </w:style>
-  <w:style w:type="character" w:styleId="Bullets">
-    <w:name w:val="Bullets"/>
+  <w:style w:type="character" w:styleId="Style11">
+    <w:name w:val="Маркеры"/>
     <w:qFormat/>
     <w:rPr>
       <w:rFonts w:ascii="OpenSymbol" w:hAnsi="OpenSymbol" w:eastAsia="OpenSymbol" w:cs="OpenSymbol"/>
     </w:rPr>
   </w:style>
-  <w:style w:type="character" w:styleId="FootnoteCharacters">
-    <w:name w:val="Footnote Characters"/>
+  <w:style w:type="character" w:styleId="Style12">
+    <w:name w:val="Символ сноски"/>
     <w:qFormat/>
     <w:rPr/>
   </w:style>
   <w:style w:type="character" w:styleId="FootnoteReference">
-    <w:name w:val="Footnote Reference"/>
+    <w:name w:val="footnote reference"/>
     <w:rPr>
       <w:vertAlign w:val="superscript"/>
     </w:rPr>
   </w:style>
-  <w:style w:type="character" w:styleId="NumberingSymbols">
-    <w:name w:val="Numbering Symbols"/>
+  <w:style w:type="character" w:styleId="Style13">
+    <w:name w:val="Символ нумерации"/>
     <w:qFormat/>
     <w:rPr/>
   </w:style>
-  <w:style w:type="character" w:styleId="IndexLink">
-    <w:name w:val="Index Link"/>
+  <w:style w:type="character" w:styleId="Style14">
+    <w:name w:val="Ссылка указателя"/>
     <w:qFormat/>
     <w:rPr/>
   </w:style>
   <w:style w:type="character" w:styleId="EndnoteReference">
-    <w:name w:val="Endnote Reference"/>
+    <w:name w:val="endnote reference"/>
     <w:rPr>
       <w:vertAlign w:val="superscript"/>
     </w:rPr>
   </w:style>
-  <w:style w:type="character" w:styleId="EndnoteCharacters">
-    <w:name w:val="Endnote Characters"/>
+  <w:style w:type="character" w:styleId="Style15">
+    <w:name w:val="Символ концевой сноски"/>
     <w:qFormat/>
     <w:rPr/>
   </w:style>
-  <w:style w:type="paragraph" w:styleId="Heading">
-    <w:name w:val="Heading"/>
+  <w:style w:type="paragraph" w:styleId="Style16">
+    <w:name w:val="Заголовок"/>
     <w:basedOn w:val="Normal"/>
     <w:next w:val="BodyText"/>
     <w:qFormat/>
@@ -7425,7 +7772,7 @@
     </w:rPr>
   </w:style>
   <w:style w:type="paragraph" w:styleId="Caption">
-    <w:name w:val="Caption"/>
+    <w:name w:val="caption"/>
     <w:basedOn w:val="Normal"/>
     <w:qFormat/>
     <w:pPr>
@@ -7440,8 +7787,8 @@
       <w:szCs w:val="24"/>
     </w:rPr>
   </w:style>
-  <w:style w:type="paragraph" w:styleId="Index">
-    <w:name w:val="Index"/>
+  <w:style w:type="paragraph" w:styleId="Style17">
+    <w:name w:val="Указатель"/>
     <w:basedOn w:val="Normal"/>
     <w:qFormat/>
     <w:pPr>
@@ -7451,8 +7798,8 @@
       <w:rFonts w:cs="Noto Sans Devanagari"/>
     </w:rPr>
   </w:style>
-  <w:style w:type="paragraph" w:styleId="HeaderandFooter">
-    <w:name w:val="Header and Footer"/>
+  <w:style w:type="paragraph" w:styleId="Style18">
+    <w:name w:val="Колонтитулы"/>
     <w:basedOn w:val="Normal"/>
     <w:qFormat/>
     <w:pPr>
@@ -7466,27 +7813,27 @@
     <w:rPr/>
   </w:style>
   <w:style w:type="paragraph" w:styleId="Footer">
-    <w:name w:val="Footer"/>
-    <w:basedOn w:val="HeaderandFooter"/>
+    <w:name w:val="footer"/>
+    <w:basedOn w:val="Style18"/>
     <w:pPr>
       <w:suppressLineNumbers/>
     </w:pPr>
     <w:rPr/>
   </w:style>
   <w:style w:type="paragraph" w:styleId="Header">
-    <w:name w:val="Header"/>
-    <w:basedOn w:val="HeaderandFooter"/>
+    <w:name w:val="header"/>
+    <w:basedOn w:val="Style18"/>
     <w:pPr>
       <w:suppressLineNumbers/>
     </w:pPr>
     <w:rPr/>
   </w:style>
   <w:style w:type="paragraph" w:styleId="FootnoteText">
-    <w:name w:val="Footnote Text"/>
+    <w:name w:val="footnote text"/>
     <w:basedOn w:val="Normal"/>
     <w:pPr>
       <w:suppressLineNumbers/>
-      <w:ind w:hanging="340" w:left="340"/>
+      <w:ind w:hanging="340" w:start="340"/>
     </w:pPr>
     <w:rPr>
       <w:sz w:val="20"/>
@@ -7503,7 +7850,7 @@
         <w:ilvl w:val="0"/>
         <w:numId w:val="0"/>
       </w:numPr>
-      <w:ind w:left="0"/>
+      <w:ind w:start="0"/>
       <w:outlineLvl w:val="9"/>
     </w:pPr>
     <w:rPr>
@@ -7547,11 +7894,11 @@
     </w:rPr>
   </w:style>
   <w:style w:type="paragraph" w:styleId="IndexHeading">
-    <w:name w:val="Index Heading"/>
-    <w:basedOn w:val="Heading"/>
+    <w:name w:val="index heading"/>
+    <w:basedOn w:val="Style16"/>
     <w:pPr>
       <w:suppressLineNumbers/>
-      <w:ind w:hanging="0" w:left="0"/>
+      <w:ind w:hanging="0" w:start="0"/>
     </w:pPr>
     <w:rPr>
       <w:b/>
@@ -7567,7 +7914,7 @@
     <w:pPr>
       <w:suppressLineNumbers/>
       <w:spacing w:lineRule="auto" w:line="276"/>
-      <w:ind w:hanging="0" w:left="0"/>
+      <w:ind w:hanging="0" w:start="0"/>
     </w:pPr>
     <w:rPr>
       <w:b/>
@@ -7577,46 +7924,46 @@
     </w:rPr>
   </w:style>
   <w:style w:type="paragraph" w:styleId="TOC1">
-    <w:name w:val="TOC 1"/>
-    <w:basedOn w:val="Index"/>
+    <w:name w:val="toc 1"/>
+    <w:basedOn w:val="Style17"/>
     <w:pPr>
       <w:tabs>
         <w:tab w:val="clear" w:pos="709"/>
         <w:tab w:val="right" w:pos="10051" w:leader="dot"/>
       </w:tabs>
       <w:spacing w:before="144" w:after="0"/>
-      <w:ind w:hanging="0" w:left="0"/>
+      <w:ind w:hanging="0" w:start="0"/>
     </w:pPr>
     <w:rPr/>
   </w:style>
   <w:style w:type="paragraph" w:styleId="TOC2">
-    <w:name w:val="TOC 2"/>
-    <w:basedOn w:val="Index"/>
+    <w:name w:val="toc 2"/>
+    <w:basedOn w:val="Style17"/>
     <w:pPr>
       <w:tabs>
         <w:tab w:val="clear" w:pos="709"/>
         <w:tab w:val="right" w:pos="10051" w:leader="dot"/>
       </w:tabs>
       <w:spacing w:before="144" w:after="0"/>
-      <w:ind w:hanging="0" w:left="283"/>
+      <w:ind w:hanging="0" w:start="283"/>
     </w:pPr>
     <w:rPr/>
   </w:style>
   <w:style w:type="paragraph" w:styleId="TOC3">
-    <w:name w:val="TOC 3"/>
-    <w:basedOn w:val="Index"/>
+    <w:name w:val="toc 3"/>
+    <w:basedOn w:val="Style17"/>
     <w:pPr>
       <w:tabs>
         <w:tab w:val="clear" w:pos="709"/>
         <w:tab w:val="right" w:pos="10051" w:leader="dot"/>
       </w:tabs>
-      <w:ind w:hanging="0" w:left="567"/>
+      <w:ind w:hanging="0" w:start="567"/>
     </w:pPr>
     <w:rPr/>
   </w:style>
   <w:style w:type="paragraph" w:styleId="Title">
     <w:name w:val="Title"/>
-    <w:basedOn w:val="Heading"/>
+    <w:basedOn w:val="Style16"/>
     <w:next w:val="BodyText"/>
     <w:qFormat/>
     <w:pPr>
@@ -7640,37 +7987,37 @@
         <a:srgbClr val="000000"/>
       </a:dk1>
       <a:lt1>
-        <a:srgbClr val="ffffff"/>
+        <a:srgbClr val="FFFFFF"/>
       </a:lt1>
       <a:dk2>
         <a:srgbClr val="000000"/>
       </a:dk2>
       <a:lt2>
-        <a:srgbClr val="ffffff"/>
+        <a:srgbClr val="FFFFFF"/>
       </a:lt2>
       <a:accent1>
-        <a:srgbClr val="18a303"/>
+        <a:srgbClr val="18A303"/>
       </a:accent1>
       <a:accent2>
-        <a:srgbClr val="0369a3"/>
+        <a:srgbClr val="0369A3"/>
       </a:accent2>
       <a:accent3>
-        <a:srgbClr val="a33e03"/>
+        <a:srgbClr val="A33E03"/>
       </a:accent3>
       <a:accent4>
-        <a:srgbClr val="8e03a3"/>
+        <a:srgbClr val="8E03A3"/>
       </a:accent4>
       <a:accent5>
-        <a:srgbClr val="c99c00"/>
+        <a:srgbClr val="C99C00"/>
       </a:accent5>
       <a:accent6>
-        <a:srgbClr val="c9211e"/>
+        <a:srgbClr val="C9211E"/>
       </a:accent6>
       <a:hlink>
-        <a:srgbClr val="0000ee"/>
+        <a:srgbClr val="0000EE"/>
       </a:hlink>
       <a:folHlink>
-        <a:srgbClr val="551a8b"/>
+        <a:srgbClr val="551A8B"/>
       </a:folHlink>
     </a:clrScheme>
     <a:fontScheme name="Office">
